--- a/SWEP_CA_DOCUMENT.docx
+++ b/SWEP_CA_DOCUMENT.docx
@@ -3789,11 +3789,7 @@
                                     <w:dataBinding w:prefixMappings="xmlns:ns0='http://purl.org/dc/elements/1.1/' xmlns:ns1='http://schemas.openxmlformats.org/package/2006/metadata/core-properties' " w:xpath="/ns1:coreProperties[1]/ns0:title[1]" w:storeItemID="{6C3C8BC8-F283-45AE-878A-BAB7291924A1}"/>
                                     <w:text/>
                                   </w:sdtPr>
-                                  <w:sdtEndPr>
-                                    <w:rPr>
-                                      <w:color w:val="153D63" w:themeColor="text2" w:themeTint="E6"/>
-                                    </w:rPr>
-                                  </w:sdtEndPr>
+                                  <w:sdtEndPr/>
                                   <w:sdtContent>
                                     <w:r>
                                       <w:rPr>
@@ -3831,11 +3827,7 @@
                                     <w:dataBinding w:prefixMappings="xmlns:ns0='http://purl.org/dc/elements/1.1/' xmlns:ns1='http://schemas.openxmlformats.org/package/2006/metadata/core-properties' " w:xpath="/ns1:coreProperties[1]/ns0:subject[1]" w:storeItemID="{6C3C8BC8-F283-45AE-878A-BAB7291924A1}"/>
                                     <w:text/>
                                   </w:sdtPr>
-                                  <w:sdtEndPr>
-                                    <w:rPr>
-                                      <w:color w:val="153D63" w:themeColor="text2" w:themeTint="E6"/>
-                                    </w:rPr>
-                                  </w:sdtEndPr>
+                                  <w:sdtEndPr/>
                                   <w:sdtContent>
                                     <w:r>
                                       <w:rPr>
@@ -3906,11 +3898,7 @@
                               <w:dataBinding w:prefixMappings="xmlns:ns0='http://purl.org/dc/elements/1.1/' xmlns:ns1='http://schemas.openxmlformats.org/package/2006/metadata/core-properties' " w:xpath="/ns1:coreProperties[1]/ns0:title[1]" w:storeItemID="{6C3C8BC8-F283-45AE-878A-BAB7291924A1}"/>
                               <w:text/>
                             </w:sdtPr>
-                            <w:sdtEndPr>
-                              <w:rPr>
-                                <w:color w:val="153D63" w:themeColor="text2" w:themeTint="E6"/>
-                              </w:rPr>
-                            </w:sdtEndPr>
+                            <w:sdtEndPr/>
                             <w:sdtContent>
                               <w:r>
                                 <w:rPr>
@@ -3948,11 +3936,7 @@
                               <w:dataBinding w:prefixMappings="xmlns:ns0='http://purl.org/dc/elements/1.1/' xmlns:ns1='http://schemas.openxmlformats.org/package/2006/metadata/core-properties' " w:xpath="/ns1:coreProperties[1]/ns0:subject[1]" w:storeItemID="{6C3C8BC8-F283-45AE-878A-BAB7291924A1}"/>
                               <w:text/>
                             </w:sdtPr>
-                            <w:sdtEndPr>
-                              <w:rPr>
-                                <w:color w:val="153D63" w:themeColor="text2" w:themeTint="E6"/>
-                              </w:rPr>
-                            </w:sdtEndPr>
+                            <w:sdtEndPr/>
                             <w:sdtContent>
                               <w:r>
                                 <w:rPr>
@@ -4038,7 +4022,7 @@
               <w:tab w:val="right" w:leader="dot" w:pos="9016"/>
             </w:tabs>
             <w:rPr>
-              <w:rFonts w:eastAsiaTheme="minorEastAsia"/>
+              <w:rFonts w:ascii="Times New Roman" w:eastAsiaTheme="minorEastAsia" w:hAnsi="Times New Roman" w:cs="Times New Roman"/>
               <w:noProof/>
               <w:lang w:eastAsia="en-GB"/>
             </w:rPr>
@@ -4061,7 +4045,7 @@
             </w:rPr>
             <w:fldChar w:fldCharType="separate"/>
           </w:r>
-          <w:hyperlink w:anchor="_Toc225383342" w:history="1">
+          <w:hyperlink w:anchor="_Toc227176348" w:history="1">
             <w:r>
               <w:rPr>
                 <w:rStyle w:val="Hyperlink"/>
@@ -4072,6 +4056,7 @@
             </w:r>
             <w:r>
               <w:rPr>
+                <w:rFonts w:ascii="Times New Roman" w:hAnsi="Times New Roman" w:cs="Times New Roman"/>
                 <w:noProof/>
                 <w:webHidden/>
               </w:rPr>
@@ -4079,6 +4064,7 @@
             </w:r>
             <w:r>
               <w:rPr>
+                <w:rFonts w:ascii="Times New Roman" w:hAnsi="Times New Roman" w:cs="Times New Roman"/>
                 <w:noProof/>
                 <w:webHidden/>
               </w:rPr>
@@ -4086,19 +4072,22 @@
             </w:r>
             <w:r>
               <w:rPr>
-                <w:noProof/>
-                <w:webHidden/>
-              </w:rPr>
-              <w:instrText xml:space="preserve"> PAGEREF _Toc225383342 \h </w:instrText>
-            </w:r>
-            <w:r>
-              <w:rPr>
-                <w:noProof/>
-                <w:webHidden/>
-              </w:rPr>
-            </w:r>
-            <w:r>
-              <w:rPr>
+                <w:rFonts w:ascii="Times New Roman" w:hAnsi="Times New Roman" w:cs="Times New Roman"/>
+                <w:noProof/>
+                <w:webHidden/>
+              </w:rPr>
+              <w:instrText xml:space="preserve"> PAGEREF _Toc227176348 \h </w:instrText>
+            </w:r>
+            <w:r>
+              <w:rPr>
+                <w:rFonts w:ascii="Times New Roman" w:hAnsi="Times New Roman" w:cs="Times New Roman"/>
+                <w:noProof/>
+                <w:webHidden/>
+              </w:rPr>
+            </w:r>
+            <w:r>
+              <w:rPr>
+                <w:rFonts w:ascii="Times New Roman" w:hAnsi="Times New Roman" w:cs="Times New Roman"/>
                 <w:noProof/>
                 <w:webHidden/>
               </w:rPr>
@@ -4106,6 +4095,7 @@
             </w:r>
             <w:r>
               <w:rPr>
+                <w:rFonts w:ascii="Times New Roman" w:hAnsi="Times New Roman" w:cs="Times New Roman"/>
                 <w:noProof/>
                 <w:webHidden/>
               </w:rPr>
@@ -4113,6 +4103,7 @@
             </w:r>
             <w:r>
               <w:rPr>
+                <w:rFonts w:ascii="Times New Roman" w:hAnsi="Times New Roman" w:cs="Times New Roman"/>
                 <w:noProof/>
                 <w:webHidden/>
               </w:rPr>
@@ -4127,12 +4118,12 @@
               <w:tab w:val="right" w:leader="dot" w:pos="9016"/>
             </w:tabs>
             <w:rPr>
-              <w:rFonts w:eastAsiaTheme="minorEastAsia"/>
+              <w:rFonts w:ascii="Times New Roman" w:eastAsiaTheme="minorEastAsia" w:hAnsi="Times New Roman" w:cs="Times New Roman"/>
               <w:noProof/>
               <w:lang w:eastAsia="en-GB"/>
             </w:rPr>
           </w:pPr>
-          <w:hyperlink w:anchor="_Toc225383343" w:history="1">
+          <w:hyperlink w:anchor="_Toc227176349" w:history="1">
             <w:r>
               <w:rPr>
                 <w:rStyle w:val="Hyperlink"/>
@@ -4143,6 +4134,7 @@
             </w:r>
             <w:r>
               <w:rPr>
+                <w:rFonts w:ascii="Times New Roman" w:hAnsi="Times New Roman" w:cs="Times New Roman"/>
                 <w:noProof/>
                 <w:webHidden/>
               </w:rPr>
@@ -4150,6 +4142,7 @@
             </w:r>
             <w:r>
               <w:rPr>
+                <w:rFonts w:ascii="Times New Roman" w:hAnsi="Times New Roman" w:cs="Times New Roman"/>
                 <w:noProof/>
                 <w:webHidden/>
               </w:rPr>
@@ -4157,19 +4150,22 @@
             </w:r>
             <w:r>
               <w:rPr>
-                <w:noProof/>
-                <w:webHidden/>
-              </w:rPr>
-              <w:instrText xml:space="preserve"> PAGEREF _Toc225383343 \h </w:instrText>
-            </w:r>
-            <w:r>
-              <w:rPr>
-                <w:noProof/>
-                <w:webHidden/>
-              </w:rPr>
-            </w:r>
-            <w:r>
-              <w:rPr>
+                <w:rFonts w:ascii="Times New Roman" w:hAnsi="Times New Roman" w:cs="Times New Roman"/>
+                <w:noProof/>
+                <w:webHidden/>
+              </w:rPr>
+              <w:instrText xml:space="preserve"> PAGEREF _Toc227176349 \h </w:instrText>
+            </w:r>
+            <w:r>
+              <w:rPr>
+                <w:rFonts w:ascii="Times New Roman" w:hAnsi="Times New Roman" w:cs="Times New Roman"/>
+                <w:noProof/>
+                <w:webHidden/>
+              </w:rPr>
+            </w:r>
+            <w:r>
+              <w:rPr>
+                <w:rFonts w:ascii="Times New Roman" w:hAnsi="Times New Roman" w:cs="Times New Roman"/>
                 <w:noProof/>
                 <w:webHidden/>
               </w:rPr>
@@ -4177,6 +4173,7 @@
             </w:r>
             <w:r>
               <w:rPr>
+                <w:rFonts w:ascii="Times New Roman" w:hAnsi="Times New Roman" w:cs="Times New Roman"/>
                 <w:noProof/>
                 <w:webHidden/>
               </w:rPr>
@@ -4184,6 +4181,7 @@
             </w:r>
             <w:r>
               <w:rPr>
+                <w:rFonts w:ascii="Times New Roman" w:hAnsi="Times New Roman" w:cs="Times New Roman"/>
                 <w:noProof/>
                 <w:webHidden/>
               </w:rPr>
@@ -4198,12 +4196,12 @@
               <w:tab w:val="right" w:leader="dot" w:pos="9016"/>
             </w:tabs>
             <w:rPr>
-              <w:rFonts w:eastAsiaTheme="minorEastAsia"/>
+              <w:rFonts w:ascii="Times New Roman" w:eastAsiaTheme="minorEastAsia" w:hAnsi="Times New Roman" w:cs="Times New Roman"/>
               <w:noProof/>
               <w:lang w:eastAsia="en-GB"/>
             </w:rPr>
           </w:pPr>
-          <w:hyperlink w:anchor="_Toc225383344" w:history="1">
+          <w:hyperlink w:anchor="_Toc227176350" w:history="1">
             <w:r>
               <w:rPr>
                 <w:rStyle w:val="Hyperlink"/>
@@ -4214,6 +4212,7 @@
             </w:r>
             <w:r>
               <w:rPr>
+                <w:rFonts w:ascii="Times New Roman" w:hAnsi="Times New Roman" w:cs="Times New Roman"/>
                 <w:noProof/>
                 <w:webHidden/>
               </w:rPr>
@@ -4221,6 +4220,7 @@
             </w:r>
             <w:r>
               <w:rPr>
+                <w:rFonts w:ascii="Times New Roman" w:hAnsi="Times New Roman" w:cs="Times New Roman"/>
                 <w:noProof/>
                 <w:webHidden/>
               </w:rPr>
@@ -4228,19 +4228,22 @@
             </w:r>
             <w:r>
               <w:rPr>
-                <w:noProof/>
-                <w:webHidden/>
-              </w:rPr>
-              <w:instrText xml:space="preserve"> PAGEREF _Toc225383344 \h </w:instrText>
-            </w:r>
-            <w:r>
-              <w:rPr>
-                <w:noProof/>
-                <w:webHidden/>
-              </w:rPr>
-            </w:r>
-            <w:r>
-              <w:rPr>
+                <w:rFonts w:ascii="Times New Roman" w:hAnsi="Times New Roman" w:cs="Times New Roman"/>
+                <w:noProof/>
+                <w:webHidden/>
+              </w:rPr>
+              <w:instrText xml:space="preserve"> PAGEREF _Toc227176350 \h </w:instrText>
+            </w:r>
+            <w:r>
+              <w:rPr>
+                <w:rFonts w:ascii="Times New Roman" w:hAnsi="Times New Roman" w:cs="Times New Roman"/>
+                <w:noProof/>
+                <w:webHidden/>
+              </w:rPr>
+            </w:r>
+            <w:r>
+              <w:rPr>
+                <w:rFonts w:ascii="Times New Roman" w:hAnsi="Times New Roman" w:cs="Times New Roman"/>
                 <w:noProof/>
                 <w:webHidden/>
               </w:rPr>
@@ -4248,6 +4251,7 @@
             </w:r>
             <w:r>
               <w:rPr>
+                <w:rFonts w:ascii="Times New Roman" w:hAnsi="Times New Roman" w:cs="Times New Roman"/>
                 <w:noProof/>
                 <w:webHidden/>
               </w:rPr>
@@ -4255,6 +4259,7 @@
             </w:r>
             <w:r>
               <w:rPr>
+                <w:rFonts w:ascii="Times New Roman" w:hAnsi="Times New Roman" w:cs="Times New Roman"/>
                 <w:noProof/>
                 <w:webHidden/>
               </w:rPr>
@@ -4269,12 +4274,12 @@
               <w:tab w:val="right" w:leader="dot" w:pos="9016"/>
             </w:tabs>
             <w:rPr>
-              <w:rFonts w:eastAsiaTheme="minorEastAsia"/>
+              <w:rFonts w:ascii="Times New Roman" w:eastAsiaTheme="minorEastAsia" w:hAnsi="Times New Roman" w:cs="Times New Roman"/>
               <w:noProof/>
               <w:lang w:eastAsia="en-GB"/>
             </w:rPr>
           </w:pPr>
-          <w:hyperlink w:anchor="_Toc225383345" w:history="1">
+          <w:hyperlink w:anchor="_Toc227176351" w:history="1">
             <w:r>
               <w:rPr>
                 <w:rStyle w:val="Hyperlink"/>
@@ -4285,6 +4290,7 @@
             </w:r>
             <w:r>
               <w:rPr>
+                <w:rFonts w:ascii="Times New Roman" w:hAnsi="Times New Roman" w:cs="Times New Roman"/>
                 <w:noProof/>
                 <w:webHidden/>
               </w:rPr>
@@ -4292,6 +4298,7 @@
             </w:r>
             <w:r>
               <w:rPr>
+                <w:rFonts w:ascii="Times New Roman" w:hAnsi="Times New Roman" w:cs="Times New Roman"/>
                 <w:noProof/>
                 <w:webHidden/>
               </w:rPr>
@@ -4299,19 +4306,22 @@
             </w:r>
             <w:r>
               <w:rPr>
-                <w:noProof/>
-                <w:webHidden/>
-              </w:rPr>
-              <w:instrText xml:space="preserve"> PAGEREF _Toc225383345 \h </w:instrText>
-            </w:r>
-            <w:r>
-              <w:rPr>
-                <w:noProof/>
-                <w:webHidden/>
-              </w:rPr>
-            </w:r>
-            <w:r>
-              <w:rPr>
+                <w:rFonts w:ascii="Times New Roman" w:hAnsi="Times New Roman" w:cs="Times New Roman"/>
+                <w:noProof/>
+                <w:webHidden/>
+              </w:rPr>
+              <w:instrText xml:space="preserve"> PAGEREF _Toc227176351 \h </w:instrText>
+            </w:r>
+            <w:r>
+              <w:rPr>
+                <w:rFonts w:ascii="Times New Roman" w:hAnsi="Times New Roman" w:cs="Times New Roman"/>
+                <w:noProof/>
+                <w:webHidden/>
+              </w:rPr>
+            </w:r>
+            <w:r>
+              <w:rPr>
+                <w:rFonts w:ascii="Times New Roman" w:hAnsi="Times New Roman" w:cs="Times New Roman"/>
                 <w:noProof/>
                 <w:webHidden/>
               </w:rPr>
@@ -4319,6 +4329,7 @@
             </w:r>
             <w:r>
               <w:rPr>
+                <w:rFonts w:ascii="Times New Roman" w:hAnsi="Times New Roman" w:cs="Times New Roman"/>
                 <w:noProof/>
                 <w:webHidden/>
               </w:rPr>
@@ -4326,6 +4337,7 @@
             </w:r>
             <w:r>
               <w:rPr>
+                <w:rFonts w:ascii="Times New Roman" w:hAnsi="Times New Roman" w:cs="Times New Roman"/>
                 <w:noProof/>
                 <w:webHidden/>
               </w:rPr>
@@ -4340,12 +4352,12 @@
               <w:tab w:val="right" w:leader="dot" w:pos="9016"/>
             </w:tabs>
             <w:rPr>
-              <w:rFonts w:eastAsiaTheme="minorEastAsia"/>
+              <w:rFonts w:ascii="Times New Roman" w:eastAsiaTheme="minorEastAsia" w:hAnsi="Times New Roman" w:cs="Times New Roman"/>
               <w:noProof/>
               <w:lang w:eastAsia="en-GB"/>
             </w:rPr>
           </w:pPr>
-          <w:hyperlink w:anchor="_Toc225383346" w:history="1">
+          <w:hyperlink w:anchor="_Toc227176352" w:history="1">
             <w:r>
               <w:rPr>
                 <w:rStyle w:val="Hyperlink"/>
@@ -4356,6 +4368,7 @@
             </w:r>
             <w:r>
               <w:rPr>
+                <w:rFonts w:ascii="Times New Roman" w:hAnsi="Times New Roman" w:cs="Times New Roman"/>
                 <w:noProof/>
                 <w:webHidden/>
               </w:rPr>
@@ -4363,6 +4376,7 @@
             </w:r>
             <w:r>
               <w:rPr>
+                <w:rFonts w:ascii="Times New Roman" w:hAnsi="Times New Roman" w:cs="Times New Roman"/>
                 <w:noProof/>
                 <w:webHidden/>
               </w:rPr>
@@ -4370,19 +4384,22 @@
             </w:r>
             <w:r>
               <w:rPr>
-                <w:noProof/>
-                <w:webHidden/>
-              </w:rPr>
-              <w:instrText xml:space="preserve"> PAGEREF _Toc225383346 \h </w:instrText>
-            </w:r>
-            <w:r>
-              <w:rPr>
-                <w:noProof/>
-                <w:webHidden/>
-              </w:rPr>
-            </w:r>
-            <w:r>
-              <w:rPr>
+                <w:rFonts w:ascii="Times New Roman" w:hAnsi="Times New Roman" w:cs="Times New Roman"/>
+                <w:noProof/>
+                <w:webHidden/>
+              </w:rPr>
+              <w:instrText xml:space="preserve"> PAGEREF _Toc227176352 \h </w:instrText>
+            </w:r>
+            <w:r>
+              <w:rPr>
+                <w:rFonts w:ascii="Times New Roman" w:hAnsi="Times New Roman" w:cs="Times New Roman"/>
+                <w:noProof/>
+                <w:webHidden/>
+              </w:rPr>
+            </w:r>
+            <w:r>
+              <w:rPr>
+                <w:rFonts w:ascii="Times New Roman" w:hAnsi="Times New Roman" w:cs="Times New Roman"/>
                 <w:noProof/>
                 <w:webHidden/>
               </w:rPr>
@@ -4390,6 +4407,7 @@
             </w:r>
             <w:r>
               <w:rPr>
+                <w:rFonts w:ascii="Times New Roman" w:hAnsi="Times New Roman" w:cs="Times New Roman"/>
                 <w:noProof/>
                 <w:webHidden/>
               </w:rPr>
@@ -4397,6 +4415,7 @@
             </w:r>
             <w:r>
               <w:rPr>
+                <w:rFonts w:ascii="Times New Roman" w:hAnsi="Times New Roman" w:cs="Times New Roman"/>
                 <w:noProof/>
                 <w:webHidden/>
               </w:rPr>
@@ -4411,12 +4430,12 @@
               <w:tab w:val="right" w:leader="dot" w:pos="9016"/>
             </w:tabs>
             <w:rPr>
-              <w:rFonts w:eastAsiaTheme="minorEastAsia"/>
+              <w:rFonts w:ascii="Times New Roman" w:eastAsiaTheme="minorEastAsia" w:hAnsi="Times New Roman" w:cs="Times New Roman"/>
               <w:noProof/>
               <w:lang w:eastAsia="en-GB"/>
             </w:rPr>
           </w:pPr>
-          <w:hyperlink w:anchor="_Toc225383347" w:history="1">
+          <w:hyperlink w:anchor="_Toc227176353" w:history="1">
             <w:r>
               <w:rPr>
                 <w:rStyle w:val="Hyperlink"/>
@@ -4427,6 +4446,7 @@
             </w:r>
             <w:r>
               <w:rPr>
+                <w:rFonts w:ascii="Times New Roman" w:hAnsi="Times New Roman" w:cs="Times New Roman"/>
                 <w:noProof/>
                 <w:webHidden/>
               </w:rPr>
@@ -4434,6 +4454,7 @@
             </w:r>
             <w:r>
               <w:rPr>
+                <w:rFonts w:ascii="Times New Roman" w:hAnsi="Times New Roman" w:cs="Times New Roman"/>
                 <w:noProof/>
                 <w:webHidden/>
               </w:rPr>
@@ -4441,19 +4462,22 @@
             </w:r>
             <w:r>
               <w:rPr>
-                <w:noProof/>
-                <w:webHidden/>
-              </w:rPr>
-              <w:instrText xml:space="preserve"> PAGEREF _Toc225383347 \h </w:instrText>
-            </w:r>
-            <w:r>
-              <w:rPr>
-                <w:noProof/>
-                <w:webHidden/>
-              </w:rPr>
-            </w:r>
-            <w:r>
-              <w:rPr>
+                <w:rFonts w:ascii="Times New Roman" w:hAnsi="Times New Roman" w:cs="Times New Roman"/>
+                <w:noProof/>
+                <w:webHidden/>
+              </w:rPr>
+              <w:instrText xml:space="preserve"> PAGEREF _Toc227176353 \h </w:instrText>
+            </w:r>
+            <w:r>
+              <w:rPr>
+                <w:rFonts w:ascii="Times New Roman" w:hAnsi="Times New Roman" w:cs="Times New Roman"/>
+                <w:noProof/>
+                <w:webHidden/>
+              </w:rPr>
+            </w:r>
+            <w:r>
+              <w:rPr>
+                <w:rFonts w:ascii="Times New Roman" w:hAnsi="Times New Roman" w:cs="Times New Roman"/>
                 <w:noProof/>
                 <w:webHidden/>
               </w:rPr>
@@ -4461,6 +4485,7 @@
             </w:r>
             <w:r>
               <w:rPr>
+                <w:rFonts w:ascii="Times New Roman" w:hAnsi="Times New Roman" w:cs="Times New Roman"/>
                 <w:noProof/>
                 <w:webHidden/>
               </w:rPr>
@@ -4468,6 +4493,7 @@
             </w:r>
             <w:r>
               <w:rPr>
+                <w:rFonts w:ascii="Times New Roman" w:hAnsi="Times New Roman" w:cs="Times New Roman"/>
                 <w:noProof/>
                 <w:webHidden/>
               </w:rPr>
@@ -4482,12 +4508,12 @@
               <w:tab w:val="right" w:leader="dot" w:pos="9016"/>
             </w:tabs>
             <w:rPr>
-              <w:rFonts w:eastAsiaTheme="minorEastAsia"/>
+              <w:rFonts w:ascii="Times New Roman" w:eastAsiaTheme="minorEastAsia" w:hAnsi="Times New Roman" w:cs="Times New Roman"/>
               <w:noProof/>
               <w:lang w:eastAsia="en-GB"/>
             </w:rPr>
           </w:pPr>
-          <w:hyperlink w:anchor="_Toc225383348" w:history="1">
+          <w:hyperlink w:anchor="_Toc227176354" w:history="1">
             <w:r>
               <w:rPr>
                 <w:rStyle w:val="Hyperlink"/>
@@ -4498,6 +4524,7 @@
             </w:r>
             <w:r>
               <w:rPr>
+                <w:rFonts w:ascii="Times New Roman" w:hAnsi="Times New Roman" w:cs="Times New Roman"/>
                 <w:noProof/>
                 <w:webHidden/>
               </w:rPr>
@@ -4505,6 +4532,7 @@
             </w:r>
             <w:r>
               <w:rPr>
+                <w:rFonts w:ascii="Times New Roman" w:hAnsi="Times New Roman" w:cs="Times New Roman"/>
                 <w:noProof/>
                 <w:webHidden/>
               </w:rPr>
@@ -4512,19 +4540,22 @@
             </w:r>
             <w:r>
               <w:rPr>
-                <w:noProof/>
-                <w:webHidden/>
-              </w:rPr>
-              <w:instrText xml:space="preserve"> PAGEREF _Toc225383348 \h </w:instrText>
-            </w:r>
-            <w:r>
-              <w:rPr>
-                <w:noProof/>
-                <w:webHidden/>
-              </w:rPr>
-            </w:r>
-            <w:r>
-              <w:rPr>
+                <w:rFonts w:ascii="Times New Roman" w:hAnsi="Times New Roman" w:cs="Times New Roman"/>
+                <w:noProof/>
+                <w:webHidden/>
+              </w:rPr>
+              <w:instrText xml:space="preserve"> PAGEREF _Toc227176354 \h </w:instrText>
+            </w:r>
+            <w:r>
+              <w:rPr>
+                <w:rFonts w:ascii="Times New Roman" w:hAnsi="Times New Roman" w:cs="Times New Roman"/>
+                <w:noProof/>
+                <w:webHidden/>
+              </w:rPr>
+            </w:r>
+            <w:r>
+              <w:rPr>
+                <w:rFonts w:ascii="Times New Roman" w:hAnsi="Times New Roman" w:cs="Times New Roman"/>
                 <w:noProof/>
                 <w:webHidden/>
               </w:rPr>
@@ -4532,6 +4563,7 @@
             </w:r>
             <w:r>
               <w:rPr>
+                <w:rFonts w:ascii="Times New Roman" w:hAnsi="Times New Roman" w:cs="Times New Roman"/>
                 <w:noProof/>
                 <w:webHidden/>
               </w:rPr>
@@ -4539,6 +4571,7 @@
             </w:r>
             <w:r>
               <w:rPr>
+                <w:rFonts w:ascii="Times New Roman" w:hAnsi="Times New Roman" w:cs="Times New Roman"/>
                 <w:noProof/>
                 <w:webHidden/>
               </w:rPr>
@@ -4553,12 +4586,12 @@
               <w:tab w:val="right" w:leader="dot" w:pos="9016"/>
             </w:tabs>
             <w:rPr>
-              <w:rFonts w:eastAsiaTheme="minorEastAsia"/>
+              <w:rFonts w:ascii="Times New Roman" w:eastAsiaTheme="minorEastAsia" w:hAnsi="Times New Roman" w:cs="Times New Roman"/>
               <w:noProof/>
               <w:lang w:eastAsia="en-GB"/>
             </w:rPr>
           </w:pPr>
-          <w:hyperlink w:anchor="_Toc225383349" w:history="1">
+          <w:hyperlink w:anchor="_Toc227176355" w:history="1">
             <w:r>
               <w:rPr>
                 <w:rStyle w:val="Hyperlink"/>
@@ -4569,6 +4602,7 @@
             </w:r>
             <w:r>
               <w:rPr>
+                <w:rFonts w:ascii="Times New Roman" w:hAnsi="Times New Roman" w:cs="Times New Roman"/>
                 <w:noProof/>
                 <w:webHidden/>
               </w:rPr>
@@ -4576,6 +4610,7 @@
             </w:r>
             <w:r>
               <w:rPr>
+                <w:rFonts w:ascii="Times New Roman" w:hAnsi="Times New Roman" w:cs="Times New Roman"/>
                 <w:noProof/>
                 <w:webHidden/>
               </w:rPr>
@@ -4583,19 +4618,22 @@
             </w:r>
             <w:r>
               <w:rPr>
-                <w:noProof/>
-                <w:webHidden/>
-              </w:rPr>
-              <w:instrText xml:space="preserve"> PAGEREF _Toc225383349 \h </w:instrText>
-            </w:r>
-            <w:r>
-              <w:rPr>
-                <w:noProof/>
-                <w:webHidden/>
-              </w:rPr>
-            </w:r>
-            <w:r>
-              <w:rPr>
+                <w:rFonts w:ascii="Times New Roman" w:hAnsi="Times New Roman" w:cs="Times New Roman"/>
+                <w:noProof/>
+                <w:webHidden/>
+              </w:rPr>
+              <w:instrText xml:space="preserve"> PAGEREF _Toc227176355 \h </w:instrText>
+            </w:r>
+            <w:r>
+              <w:rPr>
+                <w:rFonts w:ascii="Times New Roman" w:hAnsi="Times New Roman" w:cs="Times New Roman"/>
+                <w:noProof/>
+                <w:webHidden/>
+              </w:rPr>
+            </w:r>
+            <w:r>
+              <w:rPr>
+                <w:rFonts w:ascii="Times New Roman" w:hAnsi="Times New Roman" w:cs="Times New Roman"/>
                 <w:noProof/>
                 <w:webHidden/>
               </w:rPr>
@@ -4603,6 +4641,7 @@
             </w:r>
             <w:r>
               <w:rPr>
+                <w:rFonts w:ascii="Times New Roman" w:hAnsi="Times New Roman" w:cs="Times New Roman"/>
                 <w:noProof/>
                 <w:webHidden/>
               </w:rPr>
@@ -4610,6 +4649,7 @@
             </w:r>
             <w:r>
               <w:rPr>
+                <w:rFonts w:ascii="Times New Roman" w:hAnsi="Times New Roman" w:cs="Times New Roman"/>
                 <w:noProof/>
                 <w:webHidden/>
               </w:rPr>
@@ -4624,12 +4664,12 @@
               <w:tab w:val="right" w:leader="dot" w:pos="9016"/>
             </w:tabs>
             <w:rPr>
-              <w:rFonts w:eastAsiaTheme="minorEastAsia"/>
+              <w:rFonts w:ascii="Times New Roman" w:eastAsiaTheme="minorEastAsia" w:hAnsi="Times New Roman" w:cs="Times New Roman"/>
               <w:noProof/>
               <w:lang w:eastAsia="en-GB"/>
             </w:rPr>
           </w:pPr>
-          <w:hyperlink w:anchor="_Toc225383350" w:history="1">
+          <w:hyperlink w:anchor="_Toc227176356" w:history="1">
             <w:r>
               <w:rPr>
                 <w:rStyle w:val="Hyperlink"/>
@@ -4640,6 +4680,7 @@
             </w:r>
             <w:r>
               <w:rPr>
+                <w:rFonts w:ascii="Times New Roman" w:hAnsi="Times New Roman" w:cs="Times New Roman"/>
                 <w:noProof/>
                 <w:webHidden/>
               </w:rPr>
@@ -4647,6 +4688,7 @@
             </w:r>
             <w:r>
               <w:rPr>
+                <w:rFonts w:ascii="Times New Roman" w:hAnsi="Times New Roman" w:cs="Times New Roman"/>
                 <w:noProof/>
                 <w:webHidden/>
               </w:rPr>
@@ -4654,19 +4696,22 @@
             </w:r>
             <w:r>
               <w:rPr>
-                <w:noProof/>
-                <w:webHidden/>
-              </w:rPr>
-              <w:instrText xml:space="preserve"> PAGEREF _Toc225383350 \h </w:instrText>
-            </w:r>
-            <w:r>
-              <w:rPr>
-                <w:noProof/>
-                <w:webHidden/>
-              </w:rPr>
-            </w:r>
-            <w:r>
-              <w:rPr>
+                <w:rFonts w:ascii="Times New Roman" w:hAnsi="Times New Roman" w:cs="Times New Roman"/>
+                <w:noProof/>
+                <w:webHidden/>
+              </w:rPr>
+              <w:instrText xml:space="preserve"> PAGEREF _Toc227176356 \h </w:instrText>
+            </w:r>
+            <w:r>
+              <w:rPr>
+                <w:rFonts w:ascii="Times New Roman" w:hAnsi="Times New Roman" w:cs="Times New Roman"/>
+                <w:noProof/>
+                <w:webHidden/>
+              </w:rPr>
+            </w:r>
+            <w:r>
+              <w:rPr>
+                <w:rFonts w:ascii="Times New Roman" w:hAnsi="Times New Roman" w:cs="Times New Roman"/>
                 <w:noProof/>
                 <w:webHidden/>
               </w:rPr>
@@ -4674,6 +4719,7 @@
             </w:r>
             <w:r>
               <w:rPr>
+                <w:rFonts w:ascii="Times New Roman" w:hAnsi="Times New Roman" w:cs="Times New Roman"/>
                 <w:noProof/>
                 <w:webHidden/>
               </w:rPr>
@@ -4681,6 +4727,7 @@
             </w:r>
             <w:r>
               <w:rPr>
+                <w:rFonts w:ascii="Times New Roman" w:hAnsi="Times New Roman" w:cs="Times New Roman"/>
                 <w:noProof/>
                 <w:webHidden/>
               </w:rPr>
@@ -4695,12 +4742,12 @@
               <w:tab w:val="right" w:leader="dot" w:pos="9016"/>
             </w:tabs>
             <w:rPr>
-              <w:rFonts w:eastAsiaTheme="minorEastAsia"/>
+              <w:rFonts w:ascii="Times New Roman" w:eastAsiaTheme="minorEastAsia" w:hAnsi="Times New Roman" w:cs="Times New Roman"/>
               <w:noProof/>
               <w:lang w:eastAsia="en-GB"/>
             </w:rPr>
           </w:pPr>
-          <w:hyperlink w:anchor="_Toc225383351" w:history="1">
+          <w:hyperlink w:anchor="_Toc227176357" w:history="1">
             <w:r>
               <w:rPr>
                 <w:rStyle w:val="Hyperlink"/>
@@ -4711,6 +4758,7 @@
             </w:r>
             <w:r>
               <w:rPr>
+                <w:rFonts w:ascii="Times New Roman" w:hAnsi="Times New Roman" w:cs="Times New Roman"/>
                 <w:noProof/>
                 <w:webHidden/>
               </w:rPr>
@@ -4718,6 +4766,7 @@
             </w:r>
             <w:r>
               <w:rPr>
+                <w:rFonts w:ascii="Times New Roman" w:hAnsi="Times New Roman" w:cs="Times New Roman"/>
                 <w:noProof/>
                 <w:webHidden/>
               </w:rPr>
@@ -4725,19 +4774,22 @@
             </w:r>
             <w:r>
               <w:rPr>
-                <w:noProof/>
-                <w:webHidden/>
-              </w:rPr>
-              <w:instrText xml:space="preserve"> PAGEREF _Toc225383351 \h </w:instrText>
-            </w:r>
-            <w:r>
-              <w:rPr>
-                <w:noProof/>
-                <w:webHidden/>
-              </w:rPr>
-            </w:r>
-            <w:r>
-              <w:rPr>
+                <w:rFonts w:ascii="Times New Roman" w:hAnsi="Times New Roman" w:cs="Times New Roman"/>
+                <w:noProof/>
+                <w:webHidden/>
+              </w:rPr>
+              <w:instrText xml:space="preserve"> PAGEREF _Toc227176357 \h </w:instrText>
+            </w:r>
+            <w:r>
+              <w:rPr>
+                <w:rFonts w:ascii="Times New Roman" w:hAnsi="Times New Roman" w:cs="Times New Roman"/>
+                <w:noProof/>
+                <w:webHidden/>
+              </w:rPr>
+            </w:r>
+            <w:r>
+              <w:rPr>
+                <w:rFonts w:ascii="Times New Roman" w:hAnsi="Times New Roman" w:cs="Times New Roman"/>
                 <w:noProof/>
                 <w:webHidden/>
               </w:rPr>
@@ -4745,6 +4797,7 @@
             </w:r>
             <w:r>
               <w:rPr>
+                <w:rFonts w:ascii="Times New Roman" w:hAnsi="Times New Roman" w:cs="Times New Roman"/>
                 <w:noProof/>
                 <w:webHidden/>
               </w:rPr>
@@ -4752,6 +4805,7 @@
             </w:r>
             <w:r>
               <w:rPr>
+                <w:rFonts w:ascii="Times New Roman" w:hAnsi="Times New Roman" w:cs="Times New Roman"/>
                 <w:noProof/>
                 <w:webHidden/>
               </w:rPr>
@@ -4766,12 +4820,12 @@
               <w:tab w:val="right" w:leader="dot" w:pos="9016"/>
             </w:tabs>
             <w:rPr>
-              <w:rFonts w:eastAsiaTheme="minorEastAsia"/>
+              <w:rFonts w:ascii="Times New Roman" w:eastAsiaTheme="minorEastAsia" w:hAnsi="Times New Roman" w:cs="Times New Roman"/>
               <w:noProof/>
               <w:lang w:eastAsia="en-GB"/>
             </w:rPr>
           </w:pPr>
-          <w:hyperlink w:anchor="_Toc225383352" w:history="1">
+          <w:hyperlink w:anchor="_Toc227176358" w:history="1">
             <w:r>
               <w:rPr>
                 <w:rStyle w:val="Hyperlink"/>
@@ -4782,6 +4836,7 @@
             </w:r>
             <w:r>
               <w:rPr>
+                <w:rFonts w:ascii="Times New Roman" w:hAnsi="Times New Roman" w:cs="Times New Roman"/>
                 <w:noProof/>
                 <w:webHidden/>
               </w:rPr>
@@ -4789,6 +4844,7 @@
             </w:r>
             <w:r>
               <w:rPr>
+                <w:rFonts w:ascii="Times New Roman" w:hAnsi="Times New Roman" w:cs="Times New Roman"/>
                 <w:noProof/>
                 <w:webHidden/>
               </w:rPr>
@@ -4796,19 +4852,22 @@
             </w:r>
             <w:r>
               <w:rPr>
-                <w:noProof/>
-                <w:webHidden/>
-              </w:rPr>
-              <w:instrText xml:space="preserve"> PAGEREF _Toc225383352 \h </w:instrText>
-            </w:r>
-            <w:r>
-              <w:rPr>
-                <w:noProof/>
-                <w:webHidden/>
-              </w:rPr>
-            </w:r>
-            <w:r>
-              <w:rPr>
+                <w:rFonts w:ascii="Times New Roman" w:hAnsi="Times New Roman" w:cs="Times New Roman"/>
+                <w:noProof/>
+                <w:webHidden/>
+              </w:rPr>
+              <w:instrText xml:space="preserve"> PAGEREF _Toc227176358 \h </w:instrText>
+            </w:r>
+            <w:r>
+              <w:rPr>
+                <w:rFonts w:ascii="Times New Roman" w:hAnsi="Times New Roman" w:cs="Times New Roman"/>
+                <w:noProof/>
+                <w:webHidden/>
+              </w:rPr>
+            </w:r>
+            <w:r>
+              <w:rPr>
+                <w:rFonts w:ascii="Times New Roman" w:hAnsi="Times New Roman" w:cs="Times New Roman"/>
                 <w:noProof/>
                 <w:webHidden/>
               </w:rPr>
@@ -4816,6 +4875,7 @@
             </w:r>
             <w:r>
               <w:rPr>
+                <w:rFonts w:ascii="Times New Roman" w:hAnsi="Times New Roman" w:cs="Times New Roman"/>
                 <w:noProof/>
                 <w:webHidden/>
               </w:rPr>
@@ -4823,6 +4883,7 @@
             </w:r>
             <w:r>
               <w:rPr>
+                <w:rFonts w:ascii="Times New Roman" w:hAnsi="Times New Roman" w:cs="Times New Roman"/>
                 <w:noProof/>
                 <w:webHidden/>
               </w:rPr>
@@ -4837,19 +4898,19 @@
               <w:tab w:val="right" w:leader="dot" w:pos="9016"/>
             </w:tabs>
             <w:rPr>
-              <w:rFonts w:eastAsiaTheme="minorEastAsia"/>
+              <w:rFonts w:ascii="Times New Roman" w:eastAsiaTheme="minorEastAsia" w:hAnsi="Times New Roman" w:cs="Times New Roman"/>
               <w:noProof/>
               <w:lang w:eastAsia="en-GB"/>
             </w:rPr>
           </w:pPr>
-          <w:hyperlink w:anchor="_Toc225383353" w:history="1">
+          <w:hyperlink w:anchor="_Toc227176359" w:history="1">
             <w:r>
               <w:rPr>
                 <w:rStyle w:val="Hyperlink"/>
                 <w:rFonts w:ascii="Times New Roman" w:hAnsi="Times New Roman" w:cs="Times New Roman"/>
                 <w:noProof/>
               </w:rPr>
-              <w:t xml:space="preserve">Feature 1 </w:t>
+              <w:t>Feature</w:t>
             </w:r>
             <w:r>
               <w:rPr>
@@ -4857,7 +4918,7 @@
                 <w:rFonts w:ascii="Times New Roman" w:hAnsi="Times New Roman" w:cs="Times New Roman"/>
                 <w:noProof/>
               </w:rPr>
-              <w:t>-</w:t>
+              <w:t xml:space="preserve"> </w:t>
             </w:r>
             <w:r>
               <w:rPr>
@@ -4865,10 +4926,11 @@
                 <w:rFonts w:ascii="Times New Roman" w:hAnsi="Times New Roman" w:cs="Times New Roman"/>
                 <w:noProof/>
               </w:rPr>
-              <w:t xml:space="preserve"> User Authentication</w:t>
-            </w:r>
-            <w:r>
-              <w:rPr>
+              <w:t>1 - User Authentication</w:t>
+            </w:r>
+            <w:r>
+              <w:rPr>
+                <w:rFonts w:ascii="Times New Roman" w:hAnsi="Times New Roman" w:cs="Times New Roman"/>
                 <w:noProof/>
                 <w:webHidden/>
               </w:rPr>
@@ -4876,6 +4938,7 @@
             </w:r>
             <w:r>
               <w:rPr>
+                <w:rFonts w:ascii="Times New Roman" w:hAnsi="Times New Roman" w:cs="Times New Roman"/>
                 <w:noProof/>
                 <w:webHidden/>
               </w:rPr>
@@ -4883,19 +4946,22 @@
             </w:r>
             <w:r>
               <w:rPr>
-                <w:noProof/>
-                <w:webHidden/>
-              </w:rPr>
-              <w:instrText xml:space="preserve"> PAGEREF _Toc225383353 \h </w:instrText>
-            </w:r>
-            <w:r>
-              <w:rPr>
-                <w:noProof/>
-                <w:webHidden/>
-              </w:rPr>
-            </w:r>
-            <w:r>
-              <w:rPr>
+                <w:rFonts w:ascii="Times New Roman" w:hAnsi="Times New Roman" w:cs="Times New Roman"/>
+                <w:noProof/>
+                <w:webHidden/>
+              </w:rPr>
+              <w:instrText xml:space="preserve"> PAGEREF _Toc227176359 \h </w:instrText>
+            </w:r>
+            <w:r>
+              <w:rPr>
+                <w:rFonts w:ascii="Times New Roman" w:hAnsi="Times New Roman" w:cs="Times New Roman"/>
+                <w:noProof/>
+                <w:webHidden/>
+              </w:rPr>
+            </w:r>
+            <w:r>
+              <w:rPr>
+                <w:rFonts w:ascii="Times New Roman" w:hAnsi="Times New Roman" w:cs="Times New Roman"/>
                 <w:noProof/>
                 <w:webHidden/>
               </w:rPr>
@@ -4903,6 +4969,7 @@
             </w:r>
             <w:r>
               <w:rPr>
+                <w:rFonts w:ascii="Times New Roman" w:hAnsi="Times New Roman" w:cs="Times New Roman"/>
                 <w:noProof/>
                 <w:webHidden/>
               </w:rPr>
@@ -4910,6 +4977,7 @@
             </w:r>
             <w:r>
               <w:rPr>
+                <w:rFonts w:ascii="Times New Roman" w:hAnsi="Times New Roman" w:cs="Times New Roman"/>
                 <w:noProof/>
                 <w:webHidden/>
               </w:rPr>
@@ -4924,38 +4992,23 @@
               <w:tab w:val="right" w:leader="dot" w:pos="9016"/>
             </w:tabs>
             <w:rPr>
-              <w:rFonts w:eastAsiaTheme="minorEastAsia"/>
+              <w:rFonts w:ascii="Times New Roman" w:eastAsiaTheme="minorEastAsia" w:hAnsi="Times New Roman" w:cs="Times New Roman"/>
               <w:noProof/>
               <w:lang w:eastAsia="en-GB"/>
             </w:rPr>
           </w:pPr>
-          <w:hyperlink w:anchor="_Toc225383354" w:history="1">
+          <w:hyperlink w:anchor="_Toc227176360" w:history="1">
             <w:r>
               <w:rPr>
                 <w:rStyle w:val="Hyperlink"/>
                 <w:rFonts w:ascii="Times New Roman" w:hAnsi="Times New Roman" w:cs="Times New Roman"/>
                 <w:noProof/>
               </w:rPr>
-              <w:t xml:space="preserve">Feature 2 </w:t>
-            </w:r>
-            <w:r>
-              <w:rPr>
-                <w:rStyle w:val="Hyperlink"/>
-                <w:rFonts w:ascii="Times New Roman" w:hAnsi="Times New Roman" w:cs="Times New Roman"/>
-                <w:noProof/>
-              </w:rPr>
-              <w:t>-</w:t>
-            </w:r>
-            <w:r>
-              <w:rPr>
-                <w:rStyle w:val="Hyperlink"/>
-                <w:rFonts w:ascii="Times New Roman" w:hAnsi="Times New Roman" w:cs="Times New Roman"/>
-                <w:noProof/>
-              </w:rPr>
-              <w:t xml:space="preserve"> Live Parking Map</w:t>
-            </w:r>
-            <w:r>
-              <w:rPr>
+              <w:t>Feature 2 - Live Parking Map</w:t>
+            </w:r>
+            <w:r>
+              <w:rPr>
+                <w:rFonts w:ascii="Times New Roman" w:hAnsi="Times New Roman" w:cs="Times New Roman"/>
                 <w:noProof/>
                 <w:webHidden/>
               </w:rPr>
@@ -4963,6 +5016,7 @@
             </w:r>
             <w:r>
               <w:rPr>
+                <w:rFonts w:ascii="Times New Roman" w:hAnsi="Times New Roman" w:cs="Times New Roman"/>
                 <w:noProof/>
                 <w:webHidden/>
               </w:rPr>
@@ -4970,19 +5024,22 @@
             </w:r>
             <w:r>
               <w:rPr>
-                <w:noProof/>
-                <w:webHidden/>
-              </w:rPr>
-              <w:instrText xml:space="preserve"> PAGEREF _Toc225383354 \h </w:instrText>
-            </w:r>
-            <w:r>
-              <w:rPr>
-                <w:noProof/>
-                <w:webHidden/>
-              </w:rPr>
-            </w:r>
-            <w:r>
-              <w:rPr>
+                <w:rFonts w:ascii="Times New Roman" w:hAnsi="Times New Roman" w:cs="Times New Roman"/>
+                <w:noProof/>
+                <w:webHidden/>
+              </w:rPr>
+              <w:instrText xml:space="preserve"> PAGEREF _Toc227176360 \h </w:instrText>
+            </w:r>
+            <w:r>
+              <w:rPr>
+                <w:rFonts w:ascii="Times New Roman" w:hAnsi="Times New Roman" w:cs="Times New Roman"/>
+                <w:noProof/>
+                <w:webHidden/>
+              </w:rPr>
+            </w:r>
+            <w:r>
+              <w:rPr>
+                <w:rFonts w:ascii="Times New Roman" w:hAnsi="Times New Roman" w:cs="Times New Roman"/>
                 <w:noProof/>
                 <w:webHidden/>
               </w:rPr>
@@ -4990,6 +5047,7 @@
             </w:r>
             <w:r>
               <w:rPr>
+                <w:rFonts w:ascii="Times New Roman" w:hAnsi="Times New Roman" w:cs="Times New Roman"/>
                 <w:noProof/>
                 <w:webHidden/>
               </w:rPr>
@@ -4997,6 +5055,7 @@
             </w:r>
             <w:r>
               <w:rPr>
+                <w:rFonts w:ascii="Times New Roman" w:hAnsi="Times New Roman" w:cs="Times New Roman"/>
                 <w:noProof/>
                 <w:webHidden/>
               </w:rPr>
@@ -5011,38 +5070,23 @@
               <w:tab w:val="right" w:leader="dot" w:pos="9016"/>
             </w:tabs>
             <w:rPr>
-              <w:rFonts w:eastAsiaTheme="minorEastAsia"/>
+              <w:rFonts w:ascii="Times New Roman" w:eastAsiaTheme="minorEastAsia" w:hAnsi="Times New Roman" w:cs="Times New Roman"/>
               <w:noProof/>
               <w:lang w:eastAsia="en-GB"/>
             </w:rPr>
           </w:pPr>
-          <w:hyperlink w:anchor="_Toc225383355" w:history="1">
+          <w:hyperlink w:anchor="_Toc227176361" w:history="1">
             <w:r>
               <w:rPr>
                 <w:rStyle w:val="Hyperlink"/>
                 <w:rFonts w:ascii="Times New Roman" w:hAnsi="Times New Roman" w:cs="Times New Roman"/>
                 <w:noProof/>
               </w:rPr>
-              <w:t xml:space="preserve">Feature 3 </w:t>
-            </w:r>
-            <w:r>
-              <w:rPr>
-                <w:rStyle w:val="Hyperlink"/>
-                <w:rFonts w:ascii="Times New Roman" w:hAnsi="Times New Roman" w:cs="Times New Roman"/>
-                <w:noProof/>
-              </w:rPr>
-              <w:t>-</w:t>
-            </w:r>
-            <w:r>
-              <w:rPr>
-                <w:rStyle w:val="Hyperlink"/>
-                <w:rFonts w:ascii="Times New Roman" w:hAnsi="Times New Roman" w:cs="Times New Roman"/>
-                <w:noProof/>
-              </w:rPr>
-              <w:t xml:space="preserve"> Digital Reservation</w:t>
-            </w:r>
-            <w:r>
-              <w:rPr>
+              <w:t>Feature 3 - Digital Reservation</w:t>
+            </w:r>
+            <w:r>
+              <w:rPr>
+                <w:rFonts w:ascii="Times New Roman" w:hAnsi="Times New Roman" w:cs="Times New Roman"/>
                 <w:noProof/>
                 <w:webHidden/>
               </w:rPr>
@@ -5050,6 +5094,7 @@
             </w:r>
             <w:r>
               <w:rPr>
+                <w:rFonts w:ascii="Times New Roman" w:hAnsi="Times New Roman" w:cs="Times New Roman"/>
                 <w:noProof/>
                 <w:webHidden/>
               </w:rPr>
@@ -5057,19 +5102,22 @@
             </w:r>
             <w:r>
               <w:rPr>
-                <w:noProof/>
-                <w:webHidden/>
-              </w:rPr>
-              <w:instrText xml:space="preserve"> PAGEREF _Toc225383355 \h </w:instrText>
-            </w:r>
-            <w:r>
-              <w:rPr>
-                <w:noProof/>
-                <w:webHidden/>
-              </w:rPr>
-            </w:r>
-            <w:r>
-              <w:rPr>
+                <w:rFonts w:ascii="Times New Roman" w:hAnsi="Times New Roman" w:cs="Times New Roman"/>
+                <w:noProof/>
+                <w:webHidden/>
+              </w:rPr>
+              <w:instrText xml:space="preserve"> PAGEREF _Toc227176361 \h </w:instrText>
+            </w:r>
+            <w:r>
+              <w:rPr>
+                <w:rFonts w:ascii="Times New Roman" w:hAnsi="Times New Roman" w:cs="Times New Roman"/>
+                <w:noProof/>
+                <w:webHidden/>
+              </w:rPr>
+            </w:r>
+            <w:r>
+              <w:rPr>
+                <w:rFonts w:ascii="Times New Roman" w:hAnsi="Times New Roman" w:cs="Times New Roman"/>
                 <w:noProof/>
                 <w:webHidden/>
               </w:rPr>
@@ -5077,6 +5125,7 @@
             </w:r>
             <w:r>
               <w:rPr>
+                <w:rFonts w:ascii="Times New Roman" w:hAnsi="Times New Roman" w:cs="Times New Roman"/>
                 <w:noProof/>
                 <w:webHidden/>
               </w:rPr>
@@ -5084,6 +5133,7 @@
             </w:r>
             <w:r>
               <w:rPr>
+                <w:rFonts w:ascii="Times New Roman" w:hAnsi="Times New Roman" w:cs="Times New Roman"/>
                 <w:noProof/>
                 <w:webHidden/>
               </w:rPr>
@@ -5098,38 +5148,23 @@
               <w:tab w:val="right" w:leader="dot" w:pos="9016"/>
             </w:tabs>
             <w:rPr>
-              <w:rFonts w:eastAsiaTheme="minorEastAsia"/>
+              <w:rFonts w:ascii="Times New Roman" w:eastAsiaTheme="minorEastAsia" w:hAnsi="Times New Roman" w:cs="Times New Roman"/>
               <w:noProof/>
               <w:lang w:eastAsia="en-GB"/>
             </w:rPr>
           </w:pPr>
-          <w:hyperlink w:anchor="_Toc225383356" w:history="1">
+          <w:hyperlink w:anchor="_Toc227176362" w:history="1">
             <w:r>
               <w:rPr>
                 <w:rStyle w:val="Hyperlink"/>
                 <w:rFonts w:ascii="Times New Roman" w:hAnsi="Times New Roman" w:cs="Times New Roman"/>
                 <w:noProof/>
               </w:rPr>
-              <w:t xml:space="preserve">Feature 4 </w:t>
-            </w:r>
-            <w:r>
-              <w:rPr>
-                <w:rStyle w:val="Hyperlink"/>
-                <w:rFonts w:ascii="Times New Roman" w:hAnsi="Times New Roman" w:cs="Times New Roman"/>
-                <w:noProof/>
-              </w:rPr>
-              <w:t>-</w:t>
-            </w:r>
-            <w:r>
-              <w:rPr>
-                <w:rStyle w:val="Hyperlink"/>
-                <w:rFonts w:ascii="Times New Roman" w:hAnsi="Times New Roman" w:cs="Times New Roman"/>
-                <w:noProof/>
-              </w:rPr>
-              <w:t xml:space="preserve"> Capacity and Peak Time Analytics</w:t>
-            </w:r>
-            <w:r>
-              <w:rPr>
+              <w:t>Feature 4 - Capacity and Peak Time Analytics</w:t>
+            </w:r>
+            <w:r>
+              <w:rPr>
+                <w:rFonts w:ascii="Times New Roman" w:hAnsi="Times New Roman" w:cs="Times New Roman"/>
                 <w:noProof/>
                 <w:webHidden/>
               </w:rPr>
@@ -5137,6 +5172,7 @@
             </w:r>
             <w:r>
               <w:rPr>
+                <w:rFonts w:ascii="Times New Roman" w:hAnsi="Times New Roman" w:cs="Times New Roman"/>
                 <w:noProof/>
                 <w:webHidden/>
               </w:rPr>
@@ -5144,19 +5180,22 @@
             </w:r>
             <w:r>
               <w:rPr>
-                <w:noProof/>
-                <w:webHidden/>
-              </w:rPr>
-              <w:instrText xml:space="preserve"> PAGEREF _Toc225383356 \h </w:instrText>
-            </w:r>
-            <w:r>
-              <w:rPr>
-                <w:noProof/>
-                <w:webHidden/>
-              </w:rPr>
-            </w:r>
-            <w:r>
-              <w:rPr>
+                <w:rFonts w:ascii="Times New Roman" w:hAnsi="Times New Roman" w:cs="Times New Roman"/>
+                <w:noProof/>
+                <w:webHidden/>
+              </w:rPr>
+              <w:instrText xml:space="preserve"> PAGEREF _Toc227176362 \h </w:instrText>
+            </w:r>
+            <w:r>
+              <w:rPr>
+                <w:rFonts w:ascii="Times New Roman" w:hAnsi="Times New Roman" w:cs="Times New Roman"/>
+                <w:noProof/>
+                <w:webHidden/>
+              </w:rPr>
+            </w:r>
+            <w:r>
+              <w:rPr>
+                <w:rFonts w:ascii="Times New Roman" w:hAnsi="Times New Roman" w:cs="Times New Roman"/>
                 <w:noProof/>
                 <w:webHidden/>
               </w:rPr>
@@ -5164,6 +5203,7 @@
             </w:r>
             <w:r>
               <w:rPr>
+                <w:rFonts w:ascii="Times New Roman" w:hAnsi="Times New Roman" w:cs="Times New Roman"/>
                 <w:noProof/>
                 <w:webHidden/>
               </w:rPr>
@@ -5171,6 +5211,7 @@
             </w:r>
             <w:r>
               <w:rPr>
+                <w:rFonts w:ascii="Times New Roman" w:hAnsi="Times New Roman" w:cs="Times New Roman"/>
                 <w:noProof/>
                 <w:webHidden/>
               </w:rPr>
@@ -5185,12 +5226,12 @@
               <w:tab w:val="right" w:leader="dot" w:pos="9016"/>
             </w:tabs>
             <w:rPr>
-              <w:rFonts w:eastAsiaTheme="minorEastAsia"/>
+              <w:rFonts w:ascii="Times New Roman" w:eastAsiaTheme="minorEastAsia" w:hAnsi="Times New Roman" w:cs="Times New Roman"/>
               <w:noProof/>
               <w:lang w:eastAsia="en-GB"/>
             </w:rPr>
           </w:pPr>
-          <w:hyperlink w:anchor="_Toc225383357" w:history="1">
+          <w:hyperlink w:anchor="_Toc227176363" w:history="1">
             <w:r>
               <w:rPr>
                 <w:rStyle w:val="Hyperlink"/>
@@ -5201,6 +5242,7 @@
             </w:r>
             <w:r>
               <w:rPr>
+                <w:rFonts w:ascii="Times New Roman" w:hAnsi="Times New Roman" w:cs="Times New Roman"/>
                 <w:noProof/>
                 <w:webHidden/>
               </w:rPr>
@@ -5208,6 +5250,7 @@
             </w:r>
             <w:r>
               <w:rPr>
+                <w:rFonts w:ascii="Times New Roman" w:hAnsi="Times New Roman" w:cs="Times New Roman"/>
                 <w:noProof/>
                 <w:webHidden/>
               </w:rPr>
@@ -5215,19 +5258,22 @@
             </w:r>
             <w:r>
               <w:rPr>
-                <w:noProof/>
-                <w:webHidden/>
-              </w:rPr>
-              <w:instrText xml:space="preserve"> PAGEREF _Toc225383357 \h </w:instrText>
-            </w:r>
-            <w:r>
-              <w:rPr>
-                <w:noProof/>
-                <w:webHidden/>
-              </w:rPr>
-            </w:r>
-            <w:r>
-              <w:rPr>
+                <w:rFonts w:ascii="Times New Roman" w:hAnsi="Times New Roman" w:cs="Times New Roman"/>
+                <w:noProof/>
+                <w:webHidden/>
+              </w:rPr>
+              <w:instrText xml:space="preserve"> PAGEREF _Toc227176363 \h </w:instrText>
+            </w:r>
+            <w:r>
+              <w:rPr>
+                <w:rFonts w:ascii="Times New Roman" w:hAnsi="Times New Roman" w:cs="Times New Roman"/>
+                <w:noProof/>
+                <w:webHidden/>
+              </w:rPr>
+            </w:r>
+            <w:r>
+              <w:rPr>
+                <w:rFonts w:ascii="Times New Roman" w:hAnsi="Times New Roman" w:cs="Times New Roman"/>
                 <w:noProof/>
                 <w:webHidden/>
               </w:rPr>
@@ -5235,6 +5281,7 @@
             </w:r>
             <w:r>
               <w:rPr>
+                <w:rFonts w:ascii="Times New Roman" w:hAnsi="Times New Roman" w:cs="Times New Roman"/>
                 <w:noProof/>
                 <w:webHidden/>
               </w:rPr>
@@ -5242,6 +5289,7 @@
             </w:r>
             <w:r>
               <w:rPr>
+                <w:rFonts w:ascii="Times New Roman" w:hAnsi="Times New Roman" w:cs="Times New Roman"/>
                 <w:noProof/>
                 <w:webHidden/>
               </w:rPr>
@@ -5256,38 +5304,23 @@
               <w:tab w:val="right" w:leader="dot" w:pos="9016"/>
             </w:tabs>
             <w:rPr>
-              <w:rFonts w:eastAsiaTheme="minorEastAsia"/>
+              <w:rFonts w:ascii="Times New Roman" w:eastAsiaTheme="minorEastAsia" w:hAnsi="Times New Roman" w:cs="Times New Roman"/>
               <w:noProof/>
               <w:lang w:eastAsia="en-GB"/>
             </w:rPr>
           </w:pPr>
-          <w:hyperlink w:anchor="_Toc225383358" w:history="1">
+          <w:hyperlink w:anchor="_Toc227176364" w:history="1">
             <w:r>
               <w:rPr>
                 <w:rStyle w:val="Hyperlink"/>
                 <w:rFonts w:ascii="Times New Roman" w:hAnsi="Times New Roman" w:cs="Times New Roman"/>
                 <w:noProof/>
               </w:rPr>
-              <w:t xml:space="preserve">Persona 1 </w:t>
-            </w:r>
-            <w:r>
-              <w:rPr>
-                <w:rStyle w:val="Hyperlink"/>
-                <w:rFonts w:ascii="Times New Roman" w:hAnsi="Times New Roman" w:cs="Times New Roman"/>
-                <w:noProof/>
-              </w:rPr>
-              <w:t>-</w:t>
-            </w:r>
-            <w:r>
-              <w:rPr>
-                <w:rStyle w:val="Hyperlink"/>
-                <w:rFonts w:ascii="Times New Roman" w:hAnsi="Times New Roman" w:cs="Times New Roman"/>
-                <w:noProof/>
-              </w:rPr>
-              <w:t xml:space="preserve"> Student</w:t>
-            </w:r>
-            <w:r>
-              <w:rPr>
+              <w:t>Persona 1 - Student</w:t>
+            </w:r>
+            <w:r>
+              <w:rPr>
+                <w:rFonts w:ascii="Times New Roman" w:hAnsi="Times New Roman" w:cs="Times New Roman"/>
                 <w:noProof/>
                 <w:webHidden/>
               </w:rPr>
@@ -5295,6 +5328,7 @@
             </w:r>
             <w:r>
               <w:rPr>
+                <w:rFonts w:ascii="Times New Roman" w:hAnsi="Times New Roman" w:cs="Times New Roman"/>
                 <w:noProof/>
                 <w:webHidden/>
               </w:rPr>
@@ -5302,19 +5336,22 @@
             </w:r>
             <w:r>
               <w:rPr>
-                <w:noProof/>
-                <w:webHidden/>
-              </w:rPr>
-              <w:instrText xml:space="preserve"> PAGEREF _Toc225383358 \h </w:instrText>
-            </w:r>
-            <w:r>
-              <w:rPr>
-                <w:noProof/>
-                <w:webHidden/>
-              </w:rPr>
-            </w:r>
-            <w:r>
-              <w:rPr>
+                <w:rFonts w:ascii="Times New Roman" w:hAnsi="Times New Roman" w:cs="Times New Roman"/>
+                <w:noProof/>
+                <w:webHidden/>
+              </w:rPr>
+              <w:instrText xml:space="preserve"> PAGEREF _Toc227176364 \h </w:instrText>
+            </w:r>
+            <w:r>
+              <w:rPr>
+                <w:rFonts w:ascii="Times New Roman" w:hAnsi="Times New Roman" w:cs="Times New Roman"/>
+                <w:noProof/>
+                <w:webHidden/>
+              </w:rPr>
+            </w:r>
+            <w:r>
+              <w:rPr>
+                <w:rFonts w:ascii="Times New Roman" w:hAnsi="Times New Roman" w:cs="Times New Roman"/>
                 <w:noProof/>
                 <w:webHidden/>
               </w:rPr>
@@ -5322,6 +5359,7 @@
             </w:r>
             <w:r>
               <w:rPr>
+                <w:rFonts w:ascii="Times New Roman" w:hAnsi="Times New Roman" w:cs="Times New Roman"/>
                 <w:noProof/>
                 <w:webHidden/>
               </w:rPr>
@@ -5329,6 +5367,7 @@
             </w:r>
             <w:r>
               <w:rPr>
+                <w:rFonts w:ascii="Times New Roman" w:hAnsi="Times New Roman" w:cs="Times New Roman"/>
                 <w:noProof/>
                 <w:webHidden/>
               </w:rPr>
@@ -5343,38 +5382,23 @@
               <w:tab w:val="right" w:leader="dot" w:pos="9016"/>
             </w:tabs>
             <w:rPr>
-              <w:rFonts w:eastAsiaTheme="minorEastAsia"/>
+              <w:rFonts w:ascii="Times New Roman" w:eastAsiaTheme="minorEastAsia" w:hAnsi="Times New Roman" w:cs="Times New Roman"/>
               <w:noProof/>
               <w:lang w:eastAsia="en-GB"/>
             </w:rPr>
           </w:pPr>
-          <w:hyperlink w:anchor="_Toc225383359" w:history="1">
+          <w:hyperlink w:anchor="_Toc227176365" w:history="1">
             <w:r>
               <w:rPr>
                 <w:rStyle w:val="Hyperlink"/>
                 <w:rFonts w:ascii="Times New Roman" w:hAnsi="Times New Roman" w:cs="Times New Roman"/>
                 <w:noProof/>
               </w:rPr>
-              <w:t xml:space="preserve">Persona 2 </w:t>
-            </w:r>
-            <w:r>
-              <w:rPr>
-                <w:rStyle w:val="Hyperlink"/>
-                <w:rFonts w:ascii="Times New Roman" w:hAnsi="Times New Roman" w:cs="Times New Roman"/>
-                <w:noProof/>
-              </w:rPr>
-              <w:t>-</w:t>
-            </w:r>
-            <w:r>
-              <w:rPr>
-                <w:rStyle w:val="Hyperlink"/>
-                <w:rFonts w:ascii="Times New Roman" w:hAnsi="Times New Roman" w:cs="Times New Roman"/>
-                <w:noProof/>
-              </w:rPr>
-              <w:t xml:space="preserve"> Staff</w:t>
-            </w:r>
-            <w:r>
-              <w:rPr>
+              <w:t>Persona 2 - Staff</w:t>
+            </w:r>
+            <w:r>
+              <w:rPr>
+                <w:rFonts w:ascii="Times New Roman" w:hAnsi="Times New Roman" w:cs="Times New Roman"/>
                 <w:noProof/>
                 <w:webHidden/>
               </w:rPr>
@@ -5382,6 +5406,7 @@
             </w:r>
             <w:r>
               <w:rPr>
+                <w:rFonts w:ascii="Times New Roman" w:hAnsi="Times New Roman" w:cs="Times New Roman"/>
                 <w:noProof/>
                 <w:webHidden/>
               </w:rPr>
@@ -5389,19 +5414,22 @@
             </w:r>
             <w:r>
               <w:rPr>
-                <w:noProof/>
-                <w:webHidden/>
-              </w:rPr>
-              <w:instrText xml:space="preserve"> PAGEREF _Toc225383359 \h </w:instrText>
-            </w:r>
-            <w:r>
-              <w:rPr>
-                <w:noProof/>
-                <w:webHidden/>
-              </w:rPr>
-            </w:r>
-            <w:r>
-              <w:rPr>
+                <w:rFonts w:ascii="Times New Roman" w:hAnsi="Times New Roman" w:cs="Times New Roman"/>
+                <w:noProof/>
+                <w:webHidden/>
+              </w:rPr>
+              <w:instrText xml:space="preserve"> PAGEREF _Toc227176365 \h </w:instrText>
+            </w:r>
+            <w:r>
+              <w:rPr>
+                <w:rFonts w:ascii="Times New Roman" w:hAnsi="Times New Roman" w:cs="Times New Roman"/>
+                <w:noProof/>
+                <w:webHidden/>
+              </w:rPr>
+            </w:r>
+            <w:r>
+              <w:rPr>
+                <w:rFonts w:ascii="Times New Roman" w:hAnsi="Times New Roman" w:cs="Times New Roman"/>
                 <w:noProof/>
                 <w:webHidden/>
               </w:rPr>
@@ -5409,6 +5437,7 @@
             </w:r>
             <w:r>
               <w:rPr>
+                <w:rFonts w:ascii="Times New Roman" w:hAnsi="Times New Roman" w:cs="Times New Roman"/>
                 <w:noProof/>
                 <w:webHidden/>
               </w:rPr>
@@ -5416,6 +5445,7 @@
             </w:r>
             <w:r>
               <w:rPr>
+                <w:rFonts w:ascii="Times New Roman" w:hAnsi="Times New Roman" w:cs="Times New Roman"/>
                 <w:noProof/>
                 <w:webHidden/>
               </w:rPr>
@@ -5430,38 +5460,23 @@
               <w:tab w:val="right" w:leader="dot" w:pos="9016"/>
             </w:tabs>
             <w:rPr>
-              <w:rFonts w:eastAsiaTheme="minorEastAsia"/>
+              <w:rFonts w:ascii="Times New Roman" w:eastAsiaTheme="minorEastAsia" w:hAnsi="Times New Roman" w:cs="Times New Roman"/>
               <w:noProof/>
               <w:lang w:eastAsia="en-GB"/>
             </w:rPr>
           </w:pPr>
-          <w:hyperlink w:anchor="_Toc225383360" w:history="1">
+          <w:hyperlink w:anchor="_Toc227176366" w:history="1">
             <w:r>
               <w:rPr>
                 <w:rStyle w:val="Hyperlink"/>
                 <w:rFonts w:ascii="Times New Roman" w:hAnsi="Times New Roman" w:cs="Times New Roman"/>
                 <w:noProof/>
               </w:rPr>
-              <w:t xml:space="preserve">Persona 3 </w:t>
-            </w:r>
-            <w:r>
-              <w:rPr>
-                <w:rStyle w:val="Hyperlink"/>
-                <w:rFonts w:ascii="Times New Roman" w:hAnsi="Times New Roman" w:cs="Times New Roman"/>
-                <w:noProof/>
-              </w:rPr>
-              <w:t>-</w:t>
-            </w:r>
-            <w:r>
-              <w:rPr>
-                <w:rStyle w:val="Hyperlink"/>
-                <w:rFonts w:ascii="Times New Roman" w:hAnsi="Times New Roman" w:cs="Times New Roman"/>
-                <w:noProof/>
-              </w:rPr>
-              <w:t xml:space="preserve"> Visitor</w:t>
-            </w:r>
-            <w:r>
-              <w:rPr>
+              <w:t>Persona 3 - Visitor</w:t>
+            </w:r>
+            <w:r>
+              <w:rPr>
+                <w:rFonts w:ascii="Times New Roman" w:hAnsi="Times New Roman" w:cs="Times New Roman"/>
                 <w:noProof/>
                 <w:webHidden/>
               </w:rPr>
@@ -5469,6 +5484,7 @@
             </w:r>
             <w:r>
               <w:rPr>
+                <w:rFonts w:ascii="Times New Roman" w:hAnsi="Times New Roman" w:cs="Times New Roman"/>
                 <w:noProof/>
                 <w:webHidden/>
               </w:rPr>
@@ -5476,19 +5492,22 @@
             </w:r>
             <w:r>
               <w:rPr>
-                <w:noProof/>
-                <w:webHidden/>
-              </w:rPr>
-              <w:instrText xml:space="preserve"> PAGEREF _Toc225383360 \h </w:instrText>
-            </w:r>
-            <w:r>
-              <w:rPr>
-                <w:noProof/>
-                <w:webHidden/>
-              </w:rPr>
-            </w:r>
-            <w:r>
-              <w:rPr>
+                <w:rFonts w:ascii="Times New Roman" w:hAnsi="Times New Roman" w:cs="Times New Roman"/>
+                <w:noProof/>
+                <w:webHidden/>
+              </w:rPr>
+              <w:instrText xml:space="preserve"> PAGEREF _Toc227176366 \h </w:instrText>
+            </w:r>
+            <w:r>
+              <w:rPr>
+                <w:rFonts w:ascii="Times New Roman" w:hAnsi="Times New Roman" w:cs="Times New Roman"/>
+                <w:noProof/>
+                <w:webHidden/>
+              </w:rPr>
+            </w:r>
+            <w:r>
+              <w:rPr>
+                <w:rFonts w:ascii="Times New Roman" w:hAnsi="Times New Roman" w:cs="Times New Roman"/>
                 <w:noProof/>
                 <w:webHidden/>
               </w:rPr>
@@ -5496,6 +5515,7 @@
             </w:r>
             <w:r>
               <w:rPr>
+                <w:rFonts w:ascii="Times New Roman" w:hAnsi="Times New Roman" w:cs="Times New Roman"/>
                 <w:noProof/>
                 <w:webHidden/>
               </w:rPr>
@@ -5503,6 +5523,7 @@
             </w:r>
             <w:r>
               <w:rPr>
+                <w:rFonts w:ascii="Times New Roman" w:hAnsi="Times New Roman" w:cs="Times New Roman"/>
                 <w:noProof/>
                 <w:webHidden/>
               </w:rPr>
@@ -5517,38 +5538,23 @@
               <w:tab w:val="right" w:leader="dot" w:pos="9016"/>
             </w:tabs>
             <w:rPr>
-              <w:rFonts w:eastAsiaTheme="minorEastAsia"/>
+              <w:rFonts w:ascii="Times New Roman" w:eastAsiaTheme="minorEastAsia" w:hAnsi="Times New Roman" w:cs="Times New Roman"/>
               <w:noProof/>
               <w:lang w:eastAsia="en-GB"/>
             </w:rPr>
           </w:pPr>
-          <w:hyperlink w:anchor="_Toc225383361" w:history="1">
+          <w:hyperlink w:anchor="_Toc227176367" w:history="1">
             <w:r>
               <w:rPr>
                 <w:rStyle w:val="Hyperlink"/>
                 <w:rFonts w:ascii="Times New Roman" w:hAnsi="Times New Roman" w:cs="Times New Roman"/>
                 <w:noProof/>
               </w:rPr>
-              <w:t xml:space="preserve">Persona 4 </w:t>
-            </w:r>
-            <w:r>
-              <w:rPr>
-                <w:rStyle w:val="Hyperlink"/>
-                <w:rFonts w:ascii="Times New Roman" w:hAnsi="Times New Roman" w:cs="Times New Roman"/>
-                <w:noProof/>
-              </w:rPr>
-              <w:t>-</w:t>
-            </w:r>
-            <w:r>
-              <w:rPr>
-                <w:rStyle w:val="Hyperlink"/>
-                <w:rFonts w:ascii="Times New Roman" w:hAnsi="Times New Roman" w:cs="Times New Roman"/>
-                <w:noProof/>
-              </w:rPr>
-              <w:t xml:space="preserve"> Student</w:t>
-            </w:r>
-            <w:r>
-              <w:rPr>
+              <w:t>Persona 4 - Student</w:t>
+            </w:r>
+            <w:r>
+              <w:rPr>
+                <w:rFonts w:ascii="Times New Roman" w:hAnsi="Times New Roman" w:cs="Times New Roman"/>
                 <w:noProof/>
                 <w:webHidden/>
               </w:rPr>
@@ -5556,6 +5562,7 @@
             </w:r>
             <w:r>
               <w:rPr>
+                <w:rFonts w:ascii="Times New Roman" w:hAnsi="Times New Roman" w:cs="Times New Roman"/>
                 <w:noProof/>
                 <w:webHidden/>
               </w:rPr>
@@ -5563,19 +5570,22 @@
             </w:r>
             <w:r>
               <w:rPr>
-                <w:noProof/>
-                <w:webHidden/>
-              </w:rPr>
-              <w:instrText xml:space="preserve"> PAGEREF _Toc225383361 \h </w:instrText>
-            </w:r>
-            <w:r>
-              <w:rPr>
-                <w:noProof/>
-                <w:webHidden/>
-              </w:rPr>
-            </w:r>
-            <w:r>
-              <w:rPr>
+                <w:rFonts w:ascii="Times New Roman" w:hAnsi="Times New Roman" w:cs="Times New Roman"/>
+                <w:noProof/>
+                <w:webHidden/>
+              </w:rPr>
+              <w:instrText xml:space="preserve"> PAGEREF _Toc227176367 \h </w:instrText>
+            </w:r>
+            <w:r>
+              <w:rPr>
+                <w:rFonts w:ascii="Times New Roman" w:hAnsi="Times New Roman" w:cs="Times New Roman"/>
+                <w:noProof/>
+                <w:webHidden/>
+              </w:rPr>
+            </w:r>
+            <w:r>
+              <w:rPr>
+                <w:rFonts w:ascii="Times New Roman" w:hAnsi="Times New Roman" w:cs="Times New Roman"/>
                 <w:noProof/>
                 <w:webHidden/>
               </w:rPr>
@@ -5583,6 +5593,7 @@
             </w:r>
             <w:r>
               <w:rPr>
+                <w:rFonts w:ascii="Times New Roman" w:hAnsi="Times New Roman" w:cs="Times New Roman"/>
                 <w:noProof/>
                 <w:webHidden/>
               </w:rPr>
@@ -5590,6 +5601,7 @@
             </w:r>
             <w:r>
               <w:rPr>
+                <w:rFonts w:ascii="Times New Roman" w:hAnsi="Times New Roman" w:cs="Times New Roman"/>
                 <w:noProof/>
                 <w:webHidden/>
               </w:rPr>
@@ -5604,38 +5616,23 @@
               <w:tab w:val="right" w:leader="dot" w:pos="9016"/>
             </w:tabs>
             <w:rPr>
-              <w:rFonts w:eastAsiaTheme="minorEastAsia"/>
+              <w:rFonts w:ascii="Times New Roman" w:eastAsiaTheme="minorEastAsia" w:hAnsi="Times New Roman" w:cs="Times New Roman"/>
               <w:noProof/>
               <w:lang w:eastAsia="en-GB"/>
             </w:rPr>
           </w:pPr>
-          <w:hyperlink w:anchor="_Toc225383362" w:history="1">
+          <w:hyperlink w:anchor="_Toc227176368" w:history="1">
             <w:r>
               <w:rPr>
                 <w:rStyle w:val="Hyperlink"/>
                 <w:rFonts w:ascii="Times New Roman" w:hAnsi="Times New Roman" w:cs="Times New Roman"/>
                 <w:noProof/>
               </w:rPr>
-              <w:t xml:space="preserve">Persona 5 </w:t>
-            </w:r>
-            <w:r>
-              <w:rPr>
-                <w:rStyle w:val="Hyperlink"/>
-                <w:rFonts w:ascii="Times New Roman" w:hAnsi="Times New Roman" w:cs="Times New Roman"/>
-                <w:noProof/>
-              </w:rPr>
-              <w:t>-</w:t>
-            </w:r>
-            <w:r>
-              <w:rPr>
-                <w:rStyle w:val="Hyperlink"/>
-                <w:rFonts w:ascii="Times New Roman" w:hAnsi="Times New Roman" w:cs="Times New Roman"/>
-                <w:noProof/>
-              </w:rPr>
-              <w:t xml:space="preserve"> Visitor</w:t>
-            </w:r>
-            <w:r>
-              <w:rPr>
+              <w:t>Persona 5 - Visitor</w:t>
+            </w:r>
+            <w:r>
+              <w:rPr>
+                <w:rFonts w:ascii="Times New Roman" w:hAnsi="Times New Roman" w:cs="Times New Roman"/>
                 <w:noProof/>
                 <w:webHidden/>
               </w:rPr>
@@ -5643,6 +5640,7 @@
             </w:r>
             <w:r>
               <w:rPr>
+                <w:rFonts w:ascii="Times New Roman" w:hAnsi="Times New Roman" w:cs="Times New Roman"/>
                 <w:noProof/>
                 <w:webHidden/>
               </w:rPr>
@@ -5650,19 +5648,22 @@
             </w:r>
             <w:r>
               <w:rPr>
-                <w:noProof/>
-                <w:webHidden/>
-              </w:rPr>
-              <w:instrText xml:space="preserve"> PAGEREF _Toc225383362 \h </w:instrText>
-            </w:r>
-            <w:r>
-              <w:rPr>
-                <w:noProof/>
-                <w:webHidden/>
-              </w:rPr>
-            </w:r>
-            <w:r>
-              <w:rPr>
+                <w:rFonts w:ascii="Times New Roman" w:hAnsi="Times New Roman" w:cs="Times New Roman"/>
+                <w:noProof/>
+                <w:webHidden/>
+              </w:rPr>
+              <w:instrText xml:space="preserve"> PAGEREF _Toc227176368 \h </w:instrText>
+            </w:r>
+            <w:r>
+              <w:rPr>
+                <w:rFonts w:ascii="Times New Roman" w:hAnsi="Times New Roman" w:cs="Times New Roman"/>
+                <w:noProof/>
+                <w:webHidden/>
+              </w:rPr>
+            </w:r>
+            <w:r>
+              <w:rPr>
+                <w:rFonts w:ascii="Times New Roman" w:hAnsi="Times New Roman" w:cs="Times New Roman"/>
                 <w:noProof/>
                 <w:webHidden/>
               </w:rPr>
@@ -5670,6 +5671,7 @@
             </w:r>
             <w:r>
               <w:rPr>
+                <w:rFonts w:ascii="Times New Roman" w:hAnsi="Times New Roman" w:cs="Times New Roman"/>
                 <w:noProof/>
                 <w:webHidden/>
               </w:rPr>
@@ -5677,6 +5679,7 @@
             </w:r>
             <w:r>
               <w:rPr>
+                <w:rFonts w:ascii="Times New Roman" w:hAnsi="Times New Roman" w:cs="Times New Roman"/>
                 <w:noProof/>
                 <w:webHidden/>
               </w:rPr>
@@ -5691,12 +5694,12 @@
               <w:tab w:val="right" w:leader="dot" w:pos="9016"/>
             </w:tabs>
             <w:rPr>
-              <w:rFonts w:eastAsiaTheme="minorEastAsia"/>
+              <w:rFonts w:ascii="Times New Roman" w:eastAsiaTheme="minorEastAsia" w:hAnsi="Times New Roman" w:cs="Times New Roman"/>
               <w:noProof/>
               <w:lang w:eastAsia="en-GB"/>
             </w:rPr>
           </w:pPr>
-          <w:hyperlink w:anchor="_Toc225383363" w:history="1">
+          <w:hyperlink w:anchor="_Toc227176369" w:history="1">
             <w:r>
               <w:rPr>
                 <w:rStyle w:val="Hyperlink"/>
@@ -5707,6 +5710,7 @@
             </w:r>
             <w:r>
               <w:rPr>
+                <w:rFonts w:ascii="Times New Roman" w:hAnsi="Times New Roman" w:cs="Times New Roman"/>
                 <w:noProof/>
                 <w:webHidden/>
               </w:rPr>
@@ -5714,6 +5718,7 @@
             </w:r>
             <w:r>
               <w:rPr>
+                <w:rFonts w:ascii="Times New Roman" w:hAnsi="Times New Roman" w:cs="Times New Roman"/>
                 <w:noProof/>
                 <w:webHidden/>
               </w:rPr>
@@ -5721,19 +5726,22 @@
             </w:r>
             <w:r>
               <w:rPr>
-                <w:noProof/>
-                <w:webHidden/>
-              </w:rPr>
-              <w:instrText xml:space="preserve"> PAGEREF _Toc225383363 \h </w:instrText>
-            </w:r>
-            <w:r>
-              <w:rPr>
-                <w:noProof/>
-                <w:webHidden/>
-              </w:rPr>
-            </w:r>
-            <w:r>
-              <w:rPr>
+                <w:rFonts w:ascii="Times New Roman" w:hAnsi="Times New Roman" w:cs="Times New Roman"/>
+                <w:noProof/>
+                <w:webHidden/>
+              </w:rPr>
+              <w:instrText xml:space="preserve"> PAGEREF _Toc227176369 \h </w:instrText>
+            </w:r>
+            <w:r>
+              <w:rPr>
+                <w:rFonts w:ascii="Times New Roman" w:hAnsi="Times New Roman" w:cs="Times New Roman"/>
+                <w:noProof/>
+                <w:webHidden/>
+              </w:rPr>
+            </w:r>
+            <w:r>
+              <w:rPr>
+                <w:rFonts w:ascii="Times New Roman" w:hAnsi="Times New Roman" w:cs="Times New Roman"/>
                 <w:noProof/>
                 <w:webHidden/>
               </w:rPr>
@@ -5741,6 +5749,7 @@
             </w:r>
             <w:r>
               <w:rPr>
+                <w:rFonts w:ascii="Times New Roman" w:hAnsi="Times New Roman" w:cs="Times New Roman"/>
                 <w:noProof/>
                 <w:webHidden/>
               </w:rPr>
@@ -5748,6 +5757,7 @@
             </w:r>
             <w:r>
               <w:rPr>
+                <w:rFonts w:ascii="Times New Roman" w:hAnsi="Times New Roman" w:cs="Times New Roman"/>
                 <w:noProof/>
                 <w:webHidden/>
               </w:rPr>
@@ -5762,12 +5772,12 @@
               <w:tab w:val="right" w:leader="dot" w:pos="9016"/>
             </w:tabs>
             <w:rPr>
-              <w:rFonts w:eastAsiaTheme="minorEastAsia"/>
+              <w:rFonts w:ascii="Times New Roman" w:eastAsiaTheme="minorEastAsia" w:hAnsi="Times New Roman" w:cs="Times New Roman"/>
               <w:noProof/>
               <w:lang w:eastAsia="en-GB"/>
             </w:rPr>
           </w:pPr>
-          <w:hyperlink w:anchor="_Toc225383364" w:history="1">
+          <w:hyperlink w:anchor="_Toc227176370" w:history="1">
             <w:r>
               <w:rPr>
                 <w:rStyle w:val="Hyperlink"/>
@@ -5778,6 +5788,7 @@
             </w:r>
             <w:r>
               <w:rPr>
+                <w:rFonts w:ascii="Times New Roman" w:hAnsi="Times New Roman" w:cs="Times New Roman"/>
                 <w:noProof/>
                 <w:webHidden/>
               </w:rPr>
@@ -5785,6 +5796,7 @@
             </w:r>
             <w:r>
               <w:rPr>
+                <w:rFonts w:ascii="Times New Roman" w:hAnsi="Times New Roman" w:cs="Times New Roman"/>
                 <w:noProof/>
                 <w:webHidden/>
               </w:rPr>
@@ -5792,19 +5804,22 @@
             </w:r>
             <w:r>
               <w:rPr>
-                <w:noProof/>
-                <w:webHidden/>
-              </w:rPr>
-              <w:instrText xml:space="preserve"> PAGEREF _Toc225383364 \h </w:instrText>
-            </w:r>
-            <w:r>
-              <w:rPr>
-                <w:noProof/>
-                <w:webHidden/>
-              </w:rPr>
-            </w:r>
-            <w:r>
-              <w:rPr>
+                <w:rFonts w:ascii="Times New Roman" w:hAnsi="Times New Roman" w:cs="Times New Roman"/>
+                <w:noProof/>
+                <w:webHidden/>
+              </w:rPr>
+              <w:instrText xml:space="preserve"> PAGEREF _Toc227176370 \h </w:instrText>
+            </w:r>
+            <w:r>
+              <w:rPr>
+                <w:rFonts w:ascii="Times New Roman" w:hAnsi="Times New Roman" w:cs="Times New Roman"/>
+                <w:noProof/>
+                <w:webHidden/>
+              </w:rPr>
+            </w:r>
+            <w:r>
+              <w:rPr>
+                <w:rFonts w:ascii="Times New Roman" w:hAnsi="Times New Roman" w:cs="Times New Roman"/>
                 <w:noProof/>
                 <w:webHidden/>
               </w:rPr>
@@ -5812,6 +5827,7 @@
             </w:r>
             <w:r>
               <w:rPr>
+                <w:rFonts w:ascii="Times New Roman" w:hAnsi="Times New Roman" w:cs="Times New Roman"/>
                 <w:noProof/>
                 <w:webHidden/>
               </w:rPr>
@@ -5819,6 +5835,7 @@
             </w:r>
             <w:r>
               <w:rPr>
+                <w:rFonts w:ascii="Times New Roman" w:hAnsi="Times New Roman" w:cs="Times New Roman"/>
                 <w:noProof/>
                 <w:webHidden/>
               </w:rPr>
@@ -5833,12 +5850,12 @@
               <w:tab w:val="right" w:leader="dot" w:pos="9016"/>
             </w:tabs>
             <w:rPr>
-              <w:rFonts w:eastAsiaTheme="minorEastAsia"/>
+              <w:rFonts w:ascii="Times New Roman" w:eastAsiaTheme="minorEastAsia" w:hAnsi="Times New Roman" w:cs="Times New Roman"/>
               <w:noProof/>
               <w:lang w:eastAsia="en-GB"/>
             </w:rPr>
           </w:pPr>
-          <w:hyperlink w:anchor="_Toc225383365" w:history="1">
+          <w:hyperlink w:anchor="_Toc227176371" w:history="1">
             <w:r>
               <w:rPr>
                 <w:rStyle w:val="Hyperlink"/>
@@ -5849,6 +5866,7 @@
             </w:r>
             <w:r>
               <w:rPr>
+                <w:rFonts w:ascii="Times New Roman" w:hAnsi="Times New Roman" w:cs="Times New Roman"/>
                 <w:noProof/>
                 <w:webHidden/>
               </w:rPr>
@@ -5856,6 +5874,7 @@
             </w:r>
             <w:r>
               <w:rPr>
+                <w:rFonts w:ascii="Times New Roman" w:hAnsi="Times New Roman" w:cs="Times New Roman"/>
                 <w:noProof/>
                 <w:webHidden/>
               </w:rPr>
@@ -5863,19 +5882,22 @@
             </w:r>
             <w:r>
               <w:rPr>
-                <w:noProof/>
-                <w:webHidden/>
-              </w:rPr>
-              <w:instrText xml:space="preserve"> PAGEREF _Toc225383365 \h </w:instrText>
-            </w:r>
-            <w:r>
-              <w:rPr>
-                <w:noProof/>
-                <w:webHidden/>
-              </w:rPr>
-            </w:r>
-            <w:r>
-              <w:rPr>
+                <w:rFonts w:ascii="Times New Roman" w:hAnsi="Times New Roman" w:cs="Times New Roman"/>
+                <w:noProof/>
+                <w:webHidden/>
+              </w:rPr>
+              <w:instrText xml:space="preserve"> PAGEREF _Toc227176371 \h </w:instrText>
+            </w:r>
+            <w:r>
+              <w:rPr>
+                <w:rFonts w:ascii="Times New Roman" w:hAnsi="Times New Roman" w:cs="Times New Roman"/>
+                <w:noProof/>
+                <w:webHidden/>
+              </w:rPr>
+            </w:r>
+            <w:r>
+              <w:rPr>
+                <w:rFonts w:ascii="Times New Roman" w:hAnsi="Times New Roman" w:cs="Times New Roman"/>
                 <w:noProof/>
                 <w:webHidden/>
               </w:rPr>
@@ -5883,6 +5905,7 @@
             </w:r>
             <w:r>
               <w:rPr>
+                <w:rFonts w:ascii="Times New Roman" w:hAnsi="Times New Roman" w:cs="Times New Roman"/>
                 <w:noProof/>
                 <w:webHidden/>
               </w:rPr>
@@ -5890,6 +5913,7 @@
             </w:r>
             <w:r>
               <w:rPr>
+                <w:rFonts w:ascii="Times New Roman" w:hAnsi="Times New Roman" w:cs="Times New Roman"/>
                 <w:noProof/>
                 <w:webHidden/>
               </w:rPr>
@@ -5904,12 +5928,12 @@
               <w:tab w:val="right" w:leader="dot" w:pos="9016"/>
             </w:tabs>
             <w:rPr>
-              <w:rFonts w:eastAsiaTheme="minorEastAsia"/>
+              <w:rFonts w:ascii="Times New Roman" w:eastAsiaTheme="minorEastAsia" w:hAnsi="Times New Roman" w:cs="Times New Roman"/>
               <w:noProof/>
               <w:lang w:eastAsia="en-GB"/>
             </w:rPr>
           </w:pPr>
-          <w:hyperlink w:anchor="_Toc225383366" w:history="1">
+          <w:hyperlink w:anchor="_Toc227176372" w:history="1">
             <w:r>
               <w:rPr>
                 <w:rStyle w:val="Hyperlink"/>
@@ -5920,6 +5944,7 @@
             </w:r>
             <w:r>
               <w:rPr>
+                <w:rFonts w:ascii="Times New Roman" w:hAnsi="Times New Roman" w:cs="Times New Roman"/>
                 <w:noProof/>
                 <w:webHidden/>
               </w:rPr>
@@ -5927,6 +5952,7 @@
             </w:r>
             <w:r>
               <w:rPr>
+                <w:rFonts w:ascii="Times New Roman" w:hAnsi="Times New Roman" w:cs="Times New Roman"/>
                 <w:noProof/>
                 <w:webHidden/>
               </w:rPr>
@@ -5934,19 +5960,22 @@
             </w:r>
             <w:r>
               <w:rPr>
-                <w:noProof/>
-                <w:webHidden/>
-              </w:rPr>
-              <w:instrText xml:space="preserve"> PAGEREF _Toc225383366 \h </w:instrText>
-            </w:r>
-            <w:r>
-              <w:rPr>
-                <w:noProof/>
-                <w:webHidden/>
-              </w:rPr>
-            </w:r>
-            <w:r>
-              <w:rPr>
+                <w:rFonts w:ascii="Times New Roman" w:hAnsi="Times New Roman" w:cs="Times New Roman"/>
+                <w:noProof/>
+                <w:webHidden/>
+              </w:rPr>
+              <w:instrText xml:space="preserve"> PAGEREF _Toc227176372 \h </w:instrText>
+            </w:r>
+            <w:r>
+              <w:rPr>
+                <w:rFonts w:ascii="Times New Roman" w:hAnsi="Times New Roman" w:cs="Times New Roman"/>
+                <w:noProof/>
+                <w:webHidden/>
+              </w:rPr>
+            </w:r>
+            <w:r>
+              <w:rPr>
+                <w:rFonts w:ascii="Times New Roman" w:hAnsi="Times New Roman" w:cs="Times New Roman"/>
                 <w:noProof/>
                 <w:webHidden/>
               </w:rPr>
@@ -5954,6 +5983,7 @@
             </w:r>
             <w:r>
               <w:rPr>
+                <w:rFonts w:ascii="Times New Roman" w:hAnsi="Times New Roman" w:cs="Times New Roman"/>
                 <w:noProof/>
                 <w:webHidden/>
               </w:rPr>
@@ -5961,6 +5991,7 @@
             </w:r>
             <w:r>
               <w:rPr>
+                <w:rFonts w:ascii="Times New Roman" w:hAnsi="Times New Roman" w:cs="Times New Roman"/>
                 <w:noProof/>
                 <w:webHidden/>
               </w:rPr>
@@ -5975,12 +6006,12 @@
               <w:tab w:val="right" w:leader="dot" w:pos="9016"/>
             </w:tabs>
             <w:rPr>
-              <w:rFonts w:eastAsiaTheme="minorEastAsia"/>
+              <w:rFonts w:ascii="Times New Roman" w:eastAsiaTheme="minorEastAsia" w:hAnsi="Times New Roman" w:cs="Times New Roman"/>
               <w:noProof/>
               <w:lang w:eastAsia="en-GB"/>
             </w:rPr>
           </w:pPr>
-          <w:hyperlink w:anchor="_Toc225383367" w:history="1">
+          <w:hyperlink w:anchor="_Toc227176373" w:history="1">
             <w:r>
               <w:rPr>
                 <w:rStyle w:val="Hyperlink"/>
@@ -5991,6 +6022,7 @@
             </w:r>
             <w:r>
               <w:rPr>
+                <w:rFonts w:ascii="Times New Roman" w:hAnsi="Times New Roman" w:cs="Times New Roman"/>
                 <w:noProof/>
                 <w:webHidden/>
               </w:rPr>
@@ -5998,6 +6030,7 @@
             </w:r>
             <w:r>
               <w:rPr>
+                <w:rFonts w:ascii="Times New Roman" w:hAnsi="Times New Roman" w:cs="Times New Roman"/>
                 <w:noProof/>
                 <w:webHidden/>
               </w:rPr>
@@ -6005,19 +6038,22 @@
             </w:r>
             <w:r>
               <w:rPr>
-                <w:noProof/>
-                <w:webHidden/>
-              </w:rPr>
-              <w:instrText xml:space="preserve"> PAGEREF _Toc225383367 \h </w:instrText>
-            </w:r>
-            <w:r>
-              <w:rPr>
-                <w:noProof/>
-                <w:webHidden/>
-              </w:rPr>
-            </w:r>
-            <w:r>
-              <w:rPr>
+                <w:rFonts w:ascii="Times New Roman" w:hAnsi="Times New Roman" w:cs="Times New Roman"/>
+                <w:noProof/>
+                <w:webHidden/>
+              </w:rPr>
+              <w:instrText xml:space="preserve"> PAGEREF _Toc227176373 \h </w:instrText>
+            </w:r>
+            <w:r>
+              <w:rPr>
+                <w:rFonts w:ascii="Times New Roman" w:hAnsi="Times New Roman" w:cs="Times New Roman"/>
+                <w:noProof/>
+                <w:webHidden/>
+              </w:rPr>
+            </w:r>
+            <w:r>
+              <w:rPr>
+                <w:rFonts w:ascii="Times New Roman" w:hAnsi="Times New Roman" w:cs="Times New Roman"/>
                 <w:noProof/>
                 <w:webHidden/>
               </w:rPr>
@@ -6025,6 +6061,7 @@
             </w:r>
             <w:r>
               <w:rPr>
+                <w:rFonts w:ascii="Times New Roman" w:hAnsi="Times New Roman" w:cs="Times New Roman"/>
                 <w:noProof/>
                 <w:webHidden/>
               </w:rPr>
@@ -6032,6 +6069,7 @@
             </w:r>
             <w:r>
               <w:rPr>
+                <w:rFonts w:ascii="Times New Roman" w:hAnsi="Times New Roman" w:cs="Times New Roman"/>
                 <w:noProof/>
                 <w:webHidden/>
               </w:rPr>
@@ -6046,12 +6084,12 @@
               <w:tab w:val="right" w:leader="dot" w:pos="9016"/>
             </w:tabs>
             <w:rPr>
-              <w:rFonts w:eastAsiaTheme="minorEastAsia"/>
+              <w:rFonts w:ascii="Times New Roman" w:eastAsiaTheme="minorEastAsia" w:hAnsi="Times New Roman" w:cs="Times New Roman"/>
               <w:noProof/>
               <w:lang w:eastAsia="en-GB"/>
             </w:rPr>
           </w:pPr>
-          <w:hyperlink w:anchor="_Toc225383368" w:history="1">
+          <w:hyperlink w:anchor="_Toc227176374" w:history="1">
             <w:r>
               <w:rPr>
                 <w:rStyle w:val="Hyperlink"/>
@@ -6062,6 +6100,7 @@
             </w:r>
             <w:r>
               <w:rPr>
+                <w:rFonts w:ascii="Times New Roman" w:hAnsi="Times New Roman" w:cs="Times New Roman"/>
                 <w:noProof/>
                 <w:webHidden/>
               </w:rPr>
@@ -6069,6 +6108,7 @@
             </w:r>
             <w:r>
               <w:rPr>
+                <w:rFonts w:ascii="Times New Roman" w:hAnsi="Times New Roman" w:cs="Times New Roman"/>
                 <w:noProof/>
                 <w:webHidden/>
               </w:rPr>
@@ -6076,19 +6116,22 @@
             </w:r>
             <w:r>
               <w:rPr>
-                <w:noProof/>
-                <w:webHidden/>
-              </w:rPr>
-              <w:instrText xml:space="preserve"> PAGEREF _Toc225383368 \h </w:instrText>
-            </w:r>
-            <w:r>
-              <w:rPr>
-                <w:noProof/>
-                <w:webHidden/>
-              </w:rPr>
-            </w:r>
-            <w:r>
-              <w:rPr>
+                <w:rFonts w:ascii="Times New Roman" w:hAnsi="Times New Roman" w:cs="Times New Roman"/>
+                <w:noProof/>
+                <w:webHidden/>
+              </w:rPr>
+              <w:instrText xml:space="preserve"> PAGEREF _Toc227176374 \h </w:instrText>
+            </w:r>
+            <w:r>
+              <w:rPr>
+                <w:rFonts w:ascii="Times New Roman" w:hAnsi="Times New Roman" w:cs="Times New Roman"/>
+                <w:noProof/>
+                <w:webHidden/>
+              </w:rPr>
+            </w:r>
+            <w:r>
+              <w:rPr>
+                <w:rFonts w:ascii="Times New Roman" w:hAnsi="Times New Roman" w:cs="Times New Roman"/>
                 <w:noProof/>
                 <w:webHidden/>
               </w:rPr>
@@ -6096,6 +6139,7 @@
             </w:r>
             <w:r>
               <w:rPr>
+                <w:rFonts w:ascii="Times New Roman" w:hAnsi="Times New Roman" w:cs="Times New Roman"/>
                 <w:noProof/>
                 <w:webHidden/>
               </w:rPr>
@@ -6103,6 +6147,7 @@
             </w:r>
             <w:r>
               <w:rPr>
+                <w:rFonts w:ascii="Times New Roman" w:hAnsi="Times New Roman" w:cs="Times New Roman"/>
                 <w:noProof/>
                 <w:webHidden/>
               </w:rPr>
@@ -6117,12 +6162,12 @@
               <w:tab w:val="right" w:leader="dot" w:pos="9016"/>
             </w:tabs>
             <w:rPr>
-              <w:rFonts w:eastAsiaTheme="minorEastAsia"/>
+              <w:rFonts w:ascii="Times New Roman" w:eastAsiaTheme="minorEastAsia" w:hAnsi="Times New Roman" w:cs="Times New Roman"/>
               <w:noProof/>
               <w:lang w:eastAsia="en-GB"/>
             </w:rPr>
           </w:pPr>
-          <w:hyperlink w:anchor="_Toc225383369" w:history="1">
+          <w:hyperlink w:anchor="_Toc227176375" w:history="1">
             <w:r>
               <w:rPr>
                 <w:rStyle w:val="Hyperlink"/>
@@ -6133,6 +6178,7 @@
             </w:r>
             <w:r>
               <w:rPr>
+                <w:rFonts w:ascii="Times New Roman" w:hAnsi="Times New Roman" w:cs="Times New Roman"/>
                 <w:noProof/>
                 <w:webHidden/>
               </w:rPr>
@@ -6140,6 +6186,7 @@
             </w:r>
             <w:r>
               <w:rPr>
+                <w:rFonts w:ascii="Times New Roman" w:hAnsi="Times New Roman" w:cs="Times New Roman"/>
                 <w:noProof/>
                 <w:webHidden/>
               </w:rPr>
@@ -6147,19 +6194,22 @@
             </w:r>
             <w:r>
               <w:rPr>
-                <w:noProof/>
-                <w:webHidden/>
-              </w:rPr>
-              <w:instrText xml:space="preserve"> PAGEREF _Toc225383369 \h </w:instrText>
-            </w:r>
-            <w:r>
-              <w:rPr>
-                <w:noProof/>
-                <w:webHidden/>
-              </w:rPr>
-            </w:r>
-            <w:r>
-              <w:rPr>
+                <w:rFonts w:ascii="Times New Roman" w:hAnsi="Times New Roman" w:cs="Times New Roman"/>
+                <w:noProof/>
+                <w:webHidden/>
+              </w:rPr>
+              <w:instrText xml:space="preserve"> PAGEREF _Toc227176375 \h </w:instrText>
+            </w:r>
+            <w:r>
+              <w:rPr>
+                <w:rFonts w:ascii="Times New Roman" w:hAnsi="Times New Roman" w:cs="Times New Roman"/>
+                <w:noProof/>
+                <w:webHidden/>
+              </w:rPr>
+            </w:r>
+            <w:r>
+              <w:rPr>
+                <w:rFonts w:ascii="Times New Roman" w:hAnsi="Times New Roman" w:cs="Times New Roman"/>
                 <w:noProof/>
                 <w:webHidden/>
               </w:rPr>
@@ -6167,6 +6217,7 @@
             </w:r>
             <w:r>
               <w:rPr>
+                <w:rFonts w:ascii="Times New Roman" w:hAnsi="Times New Roman" w:cs="Times New Roman"/>
                 <w:noProof/>
                 <w:webHidden/>
               </w:rPr>
@@ -6174,6 +6225,7 @@
             </w:r>
             <w:r>
               <w:rPr>
+                <w:rFonts w:ascii="Times New Roman" w:hAnsi="Times New Roman" w:cs="Times New Roman"/>
                 <w:noProof/>
                 <w:webHidden/>
               </w:rPr>
@@ -6188,12 +6240,12 @@
               <w:tab w:val="right" w:leader="dot" w:pos="9016"/>
             </w:tabs>
             <w:rPr>
-              <w:rFonts w:eastAsiaTheme="minorEastAsia"/>
+              <w:rFonts w:ascii="Times New Roman" w:eastAsiaTheme="minorEastAsia" w:hAnsi="Times New Roman" w:cs="Times New Roman"/>
               <w:noProof/>
               <w:lang w:eastAsia="en-GB"/>
             </w:rPr>
           </w:pPr>
-          <w:hyperlink w:anchor="_Toc225383370" w:history="1">
+          <w:hyperlink w:anchor="_Toc227176376" w:history="1">
             <w:r>
               <w:rPr>
                 <w:rStyle w:val="Hyperlink"/>
@@ -6204,6 +6256,7 @@
             </w:r>
             <w:r>
               <w:rPr>
+                <w:rFonts w:ascii="Times New Roman" w:hAnsi="Times New Roman" w:cs="Times New Roman"/>
                 <w:noProof/>
                 <w:webHidden/>
               </w:rPr>
@@ -6211,6 +6264,7 @@
             </w:r>
             <w:r>
               <w:rPr>
+                <w:rFonts w:ascii="Times New Roman" w:hAnsi="Times New Roman" w:cs="Times New Roman"/>
                 <w:noProof/>
                 <w:webHidden/>
               </w:rPr>
@@ -6218,19 +6272,22 @@
             </w:r>
             <w:r>
               <w:rPr>
-                <w:noProof/>
-                <w:webHidden/>
-              </w:rPr>
-              <w:instrText xml:space="preserve"> PAGEREF _Toc225383370 \h </w:instrText>
-            </w:r>
-            <w:r>
-              <w:rPr>
-                <w:noProof/>
-                <w:webHidden/>
-              </w:rPr>
-            </w:r>
-            <w:r>
-              <w:rPr>
+                <w:rFonts w:ascii="Times New Roman" w:hAnsi="Times New Roman" w:cs="Times New Roman"/>
+                <w:noProof/>
+                <w:webHidden/>
+              </w:rPr>
+              <w:instrText xml:space="preserve"> PAGEREF _Toc227176376 \h </w:instrText>
+            </w:r>
+            <w:r>
+              <w:rPr>
+                <w:rFonts w:ascii="Times New Roman" w:hAnsi="Times New Roman" w:cs="Times New Roman"/>
+                <w:noProof/>
+                <w:webHidden/>
+              </w:rPr>
+            </w:r>
+            <w:r>
+              <w:rPr>
+                <w:rFonts w:ascii="Times New Roman" w:hAnsi="Times New Roman" w:cs="Times New Roman"/>
                 <w:noProof/>
                 <w:webHidden/>
               </w:rPr>
@@ -6238,6 +6295,7 @@
             </w:r>
             <w:r>
               <w:rPr>
+                <w:rFonts w:ascii="Times New Roman" w:hAnsi="Times New Roman" w:cs="Times New Roman"/>
                 <w:noProof/>
                 <w:webHidden/>
               </w:rPr>
@@ -6245,6 +6303,7 @@
             </w:r>
             <w:r>
               <w:rPr>
+                <w:rFonts w:ascii="Times New Roman" w:hAnsi="Times New Roman" w:cs="Times New Roman"/>
                 <w:noProof/>
                 <w:webHidden/>
               </w:rPr>
@@ -6259,12 +6318,12 @@
               <w:tab w:val="right" w:leader="dot" w:pos="9016"/>
             </w:tabs>
             <w:rPr>
-              <w:rFonts w:eastAsiaTheme="minorEastAsia"/>
+              <w:rFonts w:ascii="Times New Roman" w:eastAsiaTheme="minorEastAsia" w:hAnsi="Times New Roman" w:cs="Times New Roman"/>
               <w:noProof/>
               <w:lang w:eastAsia="en-GB"/>
             </w:rPr>
           </w:pPr>
-          <w:hyperlink w:anchor="_Toc225383371" w:history="1">
+          <w:hyperlink w:anchor="_Toc227176377" w:history="1">
             <w:r>
               <w:rPr>
                 <w:rStyle w:val="Hyperlink"/>
@@ -6275,6 +6334,7 @@
             </w:r>
             <w:r>
               <w:rPr>
+                <w:rFonts w:ascii="Times New Roman" w:hAnsi="Times New Roman" w:cs="Times New Roman"/>
                 <w:noProof/>
                 <w:webHidden/>
               </w:rPr>
@@ -6282,6 +6342,7 @@
             </w:r>
             <w:r>
               <w:rPr>
+                <w:rFonts w:ascii="Times New Roman" w:hAnsi="Times New Roman" w:cs="Times New Roman"/>
                 <w:noProof/>
                 <w:webHidden/>
               </w:rPr>
@@ -6289,19 +6350,22 @@
             </w:r>
             <w:r>
               <w:rPr>
-                <w:noProof/>
-                <w:webHidden/>
-              </w:rPr>
-              <w:instrText xml:space="preserve"> PAGEREF _Toc225383371 \h </w:instrText>
-            </w:r>
-            <w:r>
-              <w:rPr>
-                <w:noProof/>
-                <w:webHidden/>
-              </w:rPr>
-            </w:r>
-            <w:r>
-              <w:rPr>
+                <w:rFonts w:ascii="Times New Roman" w:hAnsi="Times New Roman" w:cs="Times New Roman"/>
+                <w:noProof/>
+                <w:webHidden/>
+              </w:rPr>
+              <w:instrText xml:space="preserve"> PAGEREF _Toc227176377 \h </w:instrText>
+            </w:r>
+            <w:r>
+              <w:rPr>
+                <w:rFonts w:ascii="Times New Roman" w:hAnsi="Times New Roman" w:cs="Times New Roman"/>
+                <w:noProof/>
+                <w:webHidden/>
+              </w:rPr>
+            </w:r>
+            <w:r>
+              <w:rPr>
+                <w:rFonts w:ascii="Times New Roman" w:hAnsi="Times New Roman" w:cs="Times New Roman"/>
                 <w:noProof/>
                 <w:webHidden/>
               </w:rPr>
@@ -6309,6 +6373,7 @@
             </w:r>
             <w:r>
               <w:rPr>
+                <w:rFonts w:ascii="Times New Roman" w:hAnsi="Times New Roman" w:cs="Times New Roman"/>
                 <w:noProof/>
                 <w:webHidden/>
               </w:rPr>
@@ -6316,6 +6381,7 @@
             </w:r>
             <w:r>
               <w:rPr>
+                <w:rFonts w:ascii="Times New Roman" w:hAnsi="Times New Roman" w:cs="Times New Roman"/>
                 <w:noProof/>
                 <w:webHidden/>
               </w:rPr>
@@ -6330,12 +6396,12 @@
               <w:tab w:val="right" w:leader="dot" w:pos="9016"/>
             </w:tabs>
             <w:rPr>
-              <w:rFonts w:eastAsiaTheme="minorEastAsia"/>
+              <w:rFonts w:ascii="Times New Roman" w:eastAsiaTheme="minorEastAsia" w:hAnsi="Times New Roman" w:cs="Times New Roman"/>
               <w:noProof/>
               <w:lang w:eastAsia="en-GB"/>
             </w:rPr>
           </w:pPr>
-          <w:hyperlink w:anchor="_Toc225383372" w:history="1">
+          <w:hyperlink w:anchor="_Toc227176378" w:history="1">
             <w:r>
               <w:rPr>
                 <w:rStyle w:val="Hyperlink"/>
@@ -6346,6 +6412,7 @@
             </w:r>
             <w:r>
               <w:rPr>
+                <w:rFonts w:ascii="Times New Roman" w:hAnsi="Times New Roman" w:cs="Times New Roman"/>
                 <w:noProof/>
                 <w:webHidden/>
               </w:rPr>
@@ -6353,6 +6420,7 @@
             </w:r>
             <w:r>
               <w:rPr>
+                <w:rFonts w:ascii="Times New Roman" w:hAnsi="Times New Roman" w:cs="Times New Roman"/>
                 <w:noProof/>
                 <w:webHidden/>
               </w:rPr>
@@ -6360,19 +6428,22 @@
             </w:r>
             <w:r>
               <w:rPr>
-                <w:noProof/>
-                <w:webHidden/>
-              </w:rPr>
-              <w:instrText xml:space="preserve"> PAGEREF _Toc225383372 \h </w:instrText>
-            </w:r>
-            <w:r>
-              <w:rPr>
-                <w:noProof/>
-                <w:webHidden/>
-              </w:rPr>
-            </w:r>
-            <w:r>
-              <w:rPr>
+                <w:rFonts w:ascii="Times New Roman" w:hAnsi="Times New Roman" w:cs="Times New Roman"/>
+                <w:noProof/>
+                <w:webHidden/>
+              </w:rPr>
+              <w:instrText xml:space="preserve"> PAGEREF _Toc227176378 \h </w:instrText>
+            </w:r>
+            <w:r>
+              <w:rPr>
+                <w:rFonts w:ascii="Times New Roman" w:hAnsi="Times New Roman" w:cs="Times New Roman"/>
+                <w:noProof/>
+                <w:webHidden/>
+              </w:rPr>
+            </w:r>
+            <w:r>
+              <w:rPr>
+                <w:rFonts w:ascii="Times New Roman" w:hAnsi="Times New Roman" w:cs="Times New Roman"/>
                 <w:noProof/>
                 <w:webHidden/>
               </w:rPr>
@@ -6380,6 +6451,7 @@
             </w:r>
             <w:r>
               <w:rPr>
+                <w:rFonts w:ascii="Times New Roman" w:hAnsi="Times New Roman" w:cs="Times New Roman"/>
                 <w:noProof/>
                 <w:webHidden/>
               </w:rPr>
@@ -6387,6 +6459,85 @@
             </w:r>
             <w:r>
               <w:rPr>
+                <w:rFonts w:ascii="Times New Roman" w:hAnsi="Times New Roman" w:cs="Times New Roman"/>
+                <w:noProof/>
+                <w:webHidden/>
+              </w:rPr>
+              <w:fldChar w:fldCharType="end"/>
+            </w:r>
+          </w:hyperlink>
+        </w:p>
+        <w:p>
+          <w:pPr>
+            <w:pStyle w:val="TOC1"/>
+            <w:tabs>
+              <w:tab w:val="right" w:leader="dot" w:pos="9016"/>
+            </w:tabs>
+            <w:rPr>
+              <w:rFonts w:ascii="Times New Roman" w:eastAsiaTheme="minorEastAsia" w:hAnsi="Times New Roman" w:cs="Times New Roman"/>
+              <w:noProof/>
+              <w:lang w:eastAsia="en-GB"/>
+            </w:rPr>
+          </w:pPr>
+          <w:hyperlink w:anchor="_Toc227176379" w:history="1">
+            <w:r>
+              <w:rPr>
+                <w:rStyle w:val="Hyperlink"/>
+                <w:rFonts w:ascii="Times New Roman" w:hAnsi="Times New Roman" w:cs="Times New Roman"/>
+                <w:noProof/>
+              </w:rPr>
+              <w:t>Revised Features</w:t>
+            </w:r>
+            <w:r>
+              <w:rPr>
+                <w:rFonts w:ascii="Times New Roman" w:hAnsi="Times New Roman" w:cs="Times New Roman"/>
+                <w:noProof/>
+                <w:webHidden/>
+              </w:rPr>
+              <w:tab/>
+            </w:r>
+            <w:r>
+              <w:rPr>
+                <w:rFonts w:ascii="Times New Roman" w:hAnsi="Times New Roman" w:cs="Times New Roman"/>
+                <w:noProof/>
+                <w:webHidden/>
+              </w:rPr>
+              <w:fldChar w:fldCharType="begin"/>
+            </w:r>
+            <w:r>
+              <w:rPr>
+                <w:rFonts w:ascii="Times New Roman" w:hAnsi="Times New Roman" w:cs="Times New Roman"/>
+                <w:noProof/>
+                <w:webHidden/>
+              </w:rPr>
+              <w:instrText xml:space="preserve"> PAGEREF _Toc227176379 \h </w:instrText>
+            </w:r>
+            <w:r>
+              <w:rPr>
+                <w:rFonts w:ascii="Times New Roman" w:hAnsi="Times New Roman" w:cs="Times New Roman"/>
+                <w:noProof/>
+                <w:webHidden/>
+              </w:rPr>
+            </w:r>
+            <w:r>
+              <w:rPr>
+                <w:rFonts w:ascii="Times New Roman" w:hAnsi="Times New Roman" w:cs="Times New Roman"/>
+                <w:noProof/>
+                <w:webHidden/>
+              </w:rPr>
+              <w:fldChar w:fldCharType="separate"/>
+            </w:r>
+            <w:r>
+              <w:rPr>
+                <w:rFonts w:ascii="Times New Roman" w:hAnsi="Times New Roman" w:cs="Times New Roman"/>
+                <w:noProof/>
+                <w:webHidden/>
+              </w:rPr>
+              <w:t>13</w:t>
+            </w:r>
+            <w:r>
+              <w:rPr>
+                <w:rFonts w:ascii="Times New Roman" w:hAnsi="Times New Roman" w:cs="Times New Roman"/>
                 <w:noProof/>
                 <w:webHidden/>
               </w:rPr>
@@ -6429,7 +6580,7 @@
           <w:rFonts w:ascii="Times New Roman" w:hAnsi="Times New Roman" w:cs="Times New Roman"/>
         </w:rPr>
       </w:pPr>
-      <w:bookmarkStart w:id="0" w:name="_Toc225383342"/>
+      <w:bookmarkStart w:id="0" w:name="_Toc227176348"/>
       <w:r>
         <w:rPr>
           <w:rFonts w:ascii="Times New Roman" w:hAnsi="Times New Roman" w:cs="Times New Roman"/>
@@ -6446,7 +6597,7 @@
           <w:rFonts w:ascii="Times New Roman" w:hAnsi="Times New Roman" w:cs="Times New Roman"/>
         </w:rPr>
       </w:pPr>
-      <w:bookmarkStart w:id="1" w:name="_Toc225383343"/>
+      <w:bookmarkStart w:id="1" w:name="_Toc227176349"/>
       <w:r>
         <w:rPr>
           <w:rFonts w:ascii="Times New Roman" w:hAnsi="Times New Roman" w:cs="Times New Roman"/>
@@ -6475,7 +6626,7 @@
           <w:rFonts w:ascii="Times New Roman" w:hAnsi="Times New Roman" w:cs="Times New Roman"/>
         </w:rPr>
       </w:pPr>
-      <w:bookmarkStart w:id="2" w:name="_Toc225383344"/>
+      <w:bookmarkStart w:id="2" w:name="_Toc227176350"/>
       <w:r>
         <w:rPr>
           <w:rFonts w:ascii="Times New Roman" w:hAnsi="Times New Roman" w:cs="Times New Roman"/>
@@ -6504,7 +6655,7 @@
           <w:rFonts w:ascii="Times New Roman" w:hAnsi="Times New Roman" w:cs="Times New Roman"/>
         </w:rPr>
       </w:pPr>
-      <w:bookmarkStart w:id="3" w:name="_Toc225383345"/>
+      <w:bookmarkStart w:id="3" w:name="_Toc227176351"/>
       <w:r>
         <w:rPr>
           <w:rFonts w:ascii="Times New Roman" w:hAnsi="Times New Roman" w:cs="Times New Roman"/>
@@ -6533,7 +6684,7 @@
           <w:rFonts w:ascii="Times New Roman" w:hAnsi="Times New Roman" w:cs="Times New Roman"/>
         </w:rPr>
       </w:pPr>
-      <w:bookmarkStart w:id="4" w:name="_Toc225383346"/>
+      <w:bookmarkStart w:id="4" w:name="_Toc227176352"/>
       <w:r>
         <w:rPr>
           <w:rFonts w:ascii="Times New Roman" w:hAnsi="Times New Roman" w:cs="Times New Roman"/>
@@ -6562,7 +6713,7 @@
           <w:rFonts w:ascii="Times New Roman" w:hAnsi="Times New Roman" w:cs="Times New Roman"/>
         </w:rPr>
       </w:pPr>
-      <w:bookmarkStart w:id="5" w:name="_Toc225383347"/>
+      <w:bookmarkStart w:id="5" w:name="_Toc227176353"/>
       <w:r>
         <w:rPr>
           <w:rFonts w:ascii="Times New Roman" w:hAnsi="Times New Roman" w:cs="Times New Roman"/>
@@ -6591,7 +6742,7 @@
           <w:rFonts w:ascii="Times New Roman" w:hAnsi="Times New Roman" w:cs="Times New Roman"/>
         </w:rPr>
       </w:pPr>
-      <w:bookmarkStart w:id="6" w:name="_Toc225383348"/>
+      <w:bookmarkStart w:id="6" w:name="_Toc227176354"/>
       <w:r>
         <w:rPr>
           <w:rFonts w:ascii="Times New Roman" w:hAnsi="Times New Roman" w:cs="Times New Roman"/>
@@ -6626,7 +6777,7 @@
           <w:rFonts w:ascii="Times New Roman" w:hAnsi="Times New Roman" w:cs="Times New Roman"/>
         </w:rPr>
       </w:pPr>
-      <w:bookmarkStart w:id="7" w:name="_Toc225383349"/>
+      <w:bookmarkStart w:id="7" w:name="_Toc227176355"/>
       <w:r>
         <w:rPr>
           <w:rFonts w:ascii="Times New Roman" w:hAnsi="Times New Roman" w:cs="Times New Roman"/>
@@ -6645,7 +6796,7 @@
           <w:color w:val="156082" w:themeColor="accent1"/>
         </w:rPr>
       </w:pPr>
-      <w:bookmarkStart w:id="8" w:name="_Toc225383350"/>
+      <w:bookmarkStart w:id="8" w:name="_Toc227176356"/>
       <w:r>
         <w:rPr>
           <w:rFonts w:ascii="Times New Roman" w:hAnsi="Times New Roman" w:cs="Times New Roman"/>
@@ -6653,6 +6804,7 @@
         </w:rPr>
         <w:t xml:space="preserve">App 1: </w:t>
       </w:r>
+      <w:proofErr w:type="spellStart"/>
       <w:r>
         <w:rPr>
           <w:rFonts w:ascii="Times New Roman" w:hAnsi="Times New Roman" w:cs="Times New Roman"/>
@@ -6661,6 +6813,7 @@
         <w:t>JustPark</w:t>
       </w:r>
       <w:bookmarkEnd w:id="8"/>
+      <w:proofErr w:type="spellEnd"/>
     </w:p>
     <w:p>
       <w:pPr>
@@ -6686,11 +6839,19 @@
           <w:rFonts w:ascii="Times New Roman" w:hAnsi="Times New Roman" w:cs="Times New Roman"/>
         </w:rPr>
       </w:pPr>
-      <w:r>
-        <w:rPr>
-          <w:rFonts w:ascii="Times New Roman" w:hAnsi="Times New Roman" w:cs="Times New Roman"/>
-        </w:rPr>
-        <w:t xml:space="preserve">JustPark </w:t>
+      <w:proofErr w:type="spellStart"/>
+      <w:r>
+        <w:rPr>
+          <w:rFonts w:ascii="Times New Roman" w:hAnsi="Times New Roman" w:cs="Times New Roman"/>
+        </w:rPr>
+        <w:t>JustPark</w:t>
+      </w:r>
+      <w:proofErr w:type="spellEnd"/>
+      <w:r>
+        <w:rPr>
+          <w:rFonts w:ascii="Times New Roman" w:hAnsi="Times New Roman" w:cs="Times New Roman"/>
+        </w:rPr>
+        <w:t xml:space="preserve"> </w:t>
       </w:r>
       <w:r>
         <w:rPr>
@@ -7151,13 +7312,14 @@
           <w:rFonts w:ascii="Times New Roman" w:hAnsi="Times New Roman" w:cs="Times New Roman"/>
         </w:rPr>
       </w:pPr>
-      <w:bookmarkStart w:id="9" w:name="_Toc225383351"/>
+      <w:bookmarkStart w:id="9" w:name="_Toc227176357"/>
       <w:r>
         <w:rPr>
           <w:rFonts w:ascii="Times New Roman" w:hAnsi="Times New Roman" w:cs="Times New Roman"/>
         </w:rPr>
         <w:t xml:space="preserve">App 2: </w:t>
       </w:r>
+      <w:proofErr w:type="spellStart"/>
       <w:r>
         <w:rPr>
           <w:rFonts w:ascii="Times New Roman" w:hAnsi="Times New Roman" w:cs="Times New Roman"/>
@@ -7165,6 +7327,7 @@
         <w:t>Payzone</w:t>
       </w:r>
       <w:bookmarkEnd w:id="9"/>
+      <w:proofErr w:type="spellEnd"/>
     </w:p>
     <w:p>
       <w:pPr>
@@ -7190,11 +7353,19 @@
           <w:rFonts w:ascii="Times New Roman" w:hAnsi="Times New Roman" w:cs="Times New Roman"/>
         </w:rPr>
       </w:pPr>
-      <w:r>
-        <w:rPr>
-          <w:rFonts w:ascii="Times New Roman" w:hAnsi="Times New Roman" w:cs="Times New Roman"/>
-        </w:rPr>
-        <w:t>Payzone is a</w:t>
+      <w:proofErr w:type="spellStart"/>
+      <w:r>
+        <w:rPr>
+          <w:rFonts w:ascii="Times New Roman" w:hAnsi="Times New Roman" w:cs="Times New Roman"/>
+        </w:rPr>
+        <w:t>Payzone</w:t>
+      </w:r>
+      <w:proofErr w:type="spellEnd"/>
+      <w:r>
+        <w:rPr>
+          <w:rFonts w:ascii="Times New Roman" w:hAnsi="Times New Roman" w:cs="Times New Roman"/>
+        </w:rPr>
+        <w:t xml:space="preserve"> is a</w:t>
       </w:r>
       <w:r>
         <w:rPr>
@@ -7463,7 +7634,7 @@
           <w:rFonts w:ascii="Times New Roman" w:hAnsi="Times New Roman" w:cs="Times New Roman"/>
         </w:rPr>
       </w:pPr>
-      <w:bookmarkStart w:id="10" w:name="_Toc225383352"/>
+      <w:bookmarkStart w:id="10" w:name="_Toc227176358"/>
       <w:r>
         <w:rPr>
           <w:rFonts w:ascii="Times New Roman" w:hAnsi="Times New Roman" w:cs="Times New Roman"/>
@@ -7481,7 +7652,7 @@
           <w:rFonts w:ascii="Times New Roman" w:hAnsi="Times New Roman" w:cs="Times New Roman"/>
         </w:rPr>
       </w:pPr>
-      <w:bookmarkStart w:id="11" w:name="_Toc225383353"/>
+      <w:bookmarkStart w:id="11" w:name="_Toc227176359"/>
       <w:r>
         <w:rPr>
           <w:rFonts w:ascii="Times New Roman" w:hAnsi="Times New Roman" w:cs="Times New Roman"/>
@@ -7714,7 +7885,7 @@
           <w:rFonts w:ascii="Times New Roman" w:hAnsi="Times New Roman" w:cs="Times New Roman"/>
         </w:rPr>
       </w:pPr>
-      <w:bookmarkStart w:id="12" w:name="_Toc225383354"/>
+      <w:bookmarkStart w:id="12" w:name="_Toc227176360"/>
       <w:r>
         <w:rPr>
           <w:rFonts w:ascii="Times New Roman" w:hAnsi="Times New Roman" w:cs="Times New Roman"/>
@@ -7758,13 +7929,19 @@
         <w:rPr>
           <w:rFonts w:ascii="Times New Roman" w:hAnsi="Times New Roman" w:cs="Times New Roman"/>
         </w:rPr>
-        <w:t xml:space="preserve">areas, individually </w:t>
-      </w:r>
-      <w:r>
-        <w:rPr>
-          <w:rFonts w:ascii="Times New Roman" w:hAnsi="Times New Roman" w:cs="Times New Roman"/>
-        </w:rPr>
-        <w:t>displaying the status of each space.</w:t>
+        <w:t xml:space="preserve">areas, </w:t>
+      </w:r>
+      <w:r>
+        <w:rPr>
+          <w:rFonts w:ascii="Times New Roman" w:hAnsi="Times New Roman" w:cs="Times New Roman"/>
+        </w:rPr>
+        <w:t xml:space="preserve">showing </w:t>
+      </w:r>
+      <w:r>
+        <w:rPr>
+          <w:rFonts w:ascii="Times New Roman" w:hAnsi="Times New Roman" w:cs="Times New Roman"/>
+        </w:rPr>
+        <w:t>the status of each space.</w:t>
       </w:r>
       <w:r>
         <w:rPr>
@@ -7924,7 +8101,7 @@
           <w:rFonts w:ascii="Times New Roman" w:hAnsi="Times New Roman" w:cs="Times New Roman"/>
         </w:rPr>
       </w:pPr>
-      <w:bookmarkStart w:id="13" w:name="_Toc225383355"/>
+      <w:bookmarkStart w:id="13" w:name="_Toc227176361"/>
       <w:r>
         <w:rPr>
           <w:rFonts w:ascii="Times New Roman" w:hAnsi="Times New Roman" w:cs="Times New Roman"/>
@@ -8256,7 +8433,7 @@
           <w:rFonts w:ascii="Times New Roman" w:hAnsi="Times New Roman" w:cs="Times New Roman"/>
         </w:rPr>
       </w:pPr>
-      <w:bookmarkStart w:id="14" w:name="_Toc225383356"/>
+      <w:bookmarkStart w:id="14" w:name="_Toc227176362"/>
       <w:r>
         <w:rPr>
           <w:rFonts w:ascii="Times New Roman" w:hAnsi="Times New Roman" w:cs="Times New Roman"/>
@@ -8523,7 +8700,7 @@
           <w:rFonts w:ascii="Times New Roman" w:hAnsi="Times New Roman" w:cs="Times New Roman"/>
         </w:rPr>
       </w:pPr>
-      <w:bookmarkStart w:id="15" w:name="_Toc225383357"/>
+      <w:bookmarkStart w:id="15" w:name="_Toc227176363"/>
       <w:r>
         <w:rPr>
           <w:rFonts w:ascii="Times New Roman" w:hAnsi="Times New Roman" w:cs="Times New Roman"/>
@@ -8540,7 +8717,7 @@
           <w:rFonts w:ascii="Times New Roman" w:hAnsi="Times New Roman" w:cs="Times New Roman"/>
         </w:rPr>
       </w:pPr>
-      <w:bookmarkStart w:id="16" w:name="_Toc225383358"/>
+      <w:bookmarkStart w:id="16" w:name="_Toc227176364"/>
       <w:r>
         <w:rPr>
           <w:rFonts w:ascii="Times New Roman" w:hAnsi="Times New Roman" w:cs="Times New Roman"/>
@@ -9105,7 +9282,7 @@
           <w:rFonts w:ascii="Times New Roman" w:hAnsi="Times New Roman" w:cs="Times New Roman"/>
         </w:rPr>
       </w:pPr>
-      <w:bookmarkStart w:id="17" w:name="_Toc225383359"/>
+      <w:bookmarkStart w:id="17" w:name="_Toc227176365"/>
       <w:r>
         <w:rPr>
           <w:rFonts w:ascii="Times New Roman" w:hAnsi="Times New Roman" w:cs="Times New Roman"/>
@@ -9659,7 +9836,7 @@
           <w:rFonts w:ascii="Times New Roman" w:hAnsi="Times New Roman" w:cs="Times New Roman"/>
         </w:rPr>
       </w:pPr>
-      <w:bookmarkStart w:id="18" w:name="_Toc225383360"/>
+      <w:bookmarkStart w:id="18" w:name="_Toc227176366"/>
       <w:r>
         <w:rPr>
           <w:rFonts w:ascii="Times New Roman" w:hAnsi="Times New Roman" w:cs="Times New Roman"/>
@@ -10178,7 +10355,7 @@
           <w:rFonts w:ascii="Times New Roman" w:hAnsi="Times New Roman" w:cs="Times New Roman"/>
         </w:rPr>
       </w:pPr>
-      <w:bookmarkStart w:id="19" w:name="_Toc225383361"/>
+      <w:bookmarkStart w:id="19" w:name="_Toc227176367"/>
       <w:r>
         <w:rPr>
           <w:rFonts w:ascii="Times New Roman" w:hAnsi="Times New Roman" w:cs="Times New Roman"/>
@@ -10778,7 +10955,7 @@
         </w:rPr>
         <w:br w:type="page"/>
       </w:r>
-      <w:bookmarkStart w:id="20" w:name="_Toc225383362"/>
+      <w:bookmarkStart w:id="20" w:name="_Toc227176368"/>
       <w:r>
         <w:rPr>
           <w:rFonts w:ascii="Times New Roman" w:hAnsi="Times New Roman" w:cs="Times New Roman"/>
@@ -11292,7 +11469,7 @@
           <w:rFonts w:ascii="Times New Roman" w:hAnsi="Times New Roman" w:cs="Times New Roman"/>
         </w:rPr>
       </w:pPr>
-      <w:bookmarkStart w:id="21" w:name="_Toc225383363"/>
+      <w:bookmarkStart w:id="21" w:name="_Toc227176369"/>
       <w:r>
         <w:rPr>
           <w:rFonts w:ascii="Times New Roman" w:hAnsi="Times New Roman" w:cs="Times New Roman"/>
@@ -11309,7 +11486,7 @@
           <w:rFonts w:ascii="Times New Roman" w:hAnsi="Times New Roman" w:cs="Times New Roman"/>
         </w:rPr>
       </w:pPr>
-      <w:bookmarkStart w:id="22" w:name="_Toc225383364"/>
+      <w:bookmarkStart w:id="22" w:name="_Toc227176370"/>
       <w:r>
         <w:rPr>
           <w:rFonts w:ascii="Times New Roman" w:hAnsi="Times New Roman" w:cs="Times New Roman"/>
@@ -11397,7 +11574,7 @@
           <w:rFonts w:ascii="Times New Roman" w:hAnsi="Times New Roman" w:cs="Times New Roman"/>
         </w:rPr>
       </w:pPr>
-      <w:bookmarkStart w:id="23" w:name="_Toc225383365"/>
+      <w:bookmarkStart w:id="23" w:name="_Toc227176371"/>
       <w:r>
         <w:rPr>
           <w:rFonts w:ascii="Times New Roman" w:hAnsi="Times New Roman" w:cs="Times New Roman"/>
@@ -11533,7 +11710,7 @@
           <w:rFonts w:ascii="Times New Roman" w:hAnsi="Times New Roman" w:cs="Times New Roman"/>
         </w:rPr>
       </w:pPr>
-      <w:bookmarkStart w:id="24" w:name="_Toc225383366"/>
+      <w:bookmarkStart w:id="24" w:name="_Toc227176372"/>
       <w:r>
         <w:rPr>
           <w:rFonts w:ascii="Times New Roman" w:hAnsi="Times New Roman" w:cs="Times New Roman"/>
@@ -11664,7 +11841,7 @@
           <w:rFonts w:ascii="Times New Roman" w:hAnsi="Times New Roman" w:cs="Times New Roman"/>
         </w:rPr>
       </w:pPr>
-      <w:bookmarkStart w:id="25" w:name="_Toc225383367"/>
+      <w:bookmarkStart w:id="25" w:name="_Toc227176373"/>
       <w:r>
         <w:rPr>
           <w:rFonts w:ascii="Times New Roman" w:hAnsi="Times New Roman" w:cs="Times New Roman"/>
@@ -11747,7 +11924,7 @@
           <w:rFonts w:ascii="Times New Roman" w:hAnsi="Times New Roman" w:cs="Times New Roman"/>
         </w:rPr>
       </w:pPr>
-      <w:bookmarkStart w:id="26" w:name="_Toc225383368"/>
+      <w:bookmarkStart w:id="26" w:name="_Toc227176374"/>
       <w:r>
         <w:rPr>
           <w:rFonts w:ascii="Times New Roman" w:hAnsi="Times New Roman" w:cs="Times New Roman"/>
@@ -11829,7 +12006,7 @@
           <w:rFonts w:ascii="Times New Roman" w:hAnsi="Times New Roman" w:cs="Times New Roman"/>
         </w:rPr>
       </w:pPr>
-      <w:bookmarkStart w:id="27" w:name="_Toc225383369"/>
+      <w:bookmarkStart w:id="27" w:name="_Toc227176375"/>
       <w:r>
         <w:rPr>
           <w:rFonts w:ascii="Times New Roman" w:hAnsi="Times New Roman" w:cs="Times New Roman"/>
@@ -11846,7 +12023,7 @@
           <w:rFonts w:ascii="Times New Roman" w:hAnsi="Times New Roman" w:cs="Times New Roman"/>
         </w:rPr>
       </w:pPr>
-      <w:bookmarkStart w:id="28" w:name="_Toc225383370"/>
+      <w:bookmarkStart w:id="28" w:name="_Toc227176376"/>
       <w:r>
         <w:rPr>
           <w:rFonts w:ascii="Times New Roman" w:hAnsi="Times New Roman" w:cs="Times New Roman"/>
@@ -11939,7 +12116,7 @@
           <w:rFonts w:ascii="Times New Roman" w:hAnsi="Times New Roman" w:cs="Times New Roman"/>
         </w:rPr>
       </w:pPr>
-      <w:bookmarkStart w:id="29" w:name="_Toc225383371"/>
+      <w:bookmarkStart w:id="29" w:name="_Toc227176377"/>
       <w:r>
         <w:rPr>
           <w:rFonts w:ascii="Times New Roman" w:hAnsi="Times New Roman" w:cs="Times New Roman"/>
@@ -12028,7 +12205,7 @@
           <w:rFonts w:ascii="Times New Roman" w:hAnsi="Times New Roman" w:cs="Times New Roman"/>
         </w:rPr>
       </w:pPr>
-      <w:bookmarkStart w:id="30" w:name="_Toc225383372"/>
+      <w:bookmarkStart w:id="30" w:name="_Toc227176378"/>
       <w:r>
         <w:rPr>
           <w:rFonts w:ascii="Times New Roman" w:hAnsi="Times New Roman" w:cs="Times New Roman"/>
@@ -12089,6 +12266,1172 @@
           <w:rFonts w:ascii="Times New Roman" w:hAnsi="Times New Roman" w:cs="Times New Roman"/>
         </w:rPr>
         <w:t>As a visitor, I want to reserve a space near my event building so that I can park quickly and arrive on time.</w:t>
+      </w:r>
+    </w:p>
+    <w:p>
+      <w:pPr>
+        <w:pStyle w:val="Heading1"/>
+        <w:rPr>
+          <w:rFonts w:ascii="Times New Roman" w:hAnsi="Times New Roman" w:cs="Times New Roman"/>
+        </w:rPr>
+      </w:pPr>
+      <w:r>
+        <w:rPr>
+          <w:rFonts w:ascii="Times New Roman" w:hAnsi="Times New Roman" w:cs="Times New Roman"/>
+        </w:rPr>
+        <w:br w:type="page"/>
+      </w:r>
+      <w:bookmarkStart w:id="31" w:name="_Toc227176379"/>
+      <w:r>
+        <w:rPr>
+          <w:rFonts w:ascii="Times New Roman" w:hAnsi="Times New Roman" w:cs="Times New Roman"/>
+        </w:rPr>
+        <w:lastRenderedPageBreak/>
+        <w:t>Revised Features</w:t>
+      </w:r>
+      <w:bookmarkEnd w:id="31"/>
+      <w:r>
+        <w:rPr>
+          <w:rFonts w:ascii="Times New Roman" w:hAnsi="Times New Roman" w:cs="Times New Roman"/>
+        </w:rPr>
+        <w:t xml:space="preserve"> </w:t>
+      </w:r>
+    </w:p>
+    <w:p>
+      <w:pPr>
+        <w:rPr>
+          <w:rFonts w:ascii="Times New Roman" w:hAnsi="Times New Roman" w:cs="Times New Roman"/>
+        </w:rPr>
+      </w:pPr>
+    </w:p>
+    <w:p>
+      <w:pPr>
+        <w:rPr>
+          <w:rFonts w:ascii="Times New Roman" w:hAnsi="Times New Roman" w:cs="Times New Roman"/>
+          <w:i/>
+          <w:iCs/>
+        </w:rPr>
+      </w:pPr>
+      <w:r>
+        <w:rPr>
+          <w:rFonts w:ascii="Times New Roman" w:hAnsi="Times New Roman" w:cs="Times New Roman"/>
+          <w:i/>
+          <w:iCs/>
+        </w:rPr>
+        <w:t>Change: addition of System Admin role</w:t>
+      </w:r>
+      <w:r>
+        <w:rPr>
+          <w:rFonts w:ascii="Times New Roman" w:hAnsi="Times New Roman" w:cs="Times New Roman"/>
+          <w:i/>
+          <w:iCs/>
+        </w:rPr>
+        <w:t>.</w:t>
+      </w:r>
+    </w:p>
+    <w:p>
+      <w:pPr>
+        <w:pStyle w:val="Heading3"/>
+        <w:spacing w:after="120"/>
+        <w:rPr>
+          <w:rFonts w:ascii="Times New Roman" w:hAnsi="Times New Roman" w:cs="Times New Roman"/>
+        </w:rPr>
+      </w:pPr>
+      <w:r>
+        <w:rPr>
+          <w:rFonts w:ascii="Times New Roman" w:hAnsi="Times New Roman" w:cs="Times New Roman"/>
+        </w:rPr>
+        <w:t>Feature 1 - User Authentication</w:t>
+      </w:r>
+    </w:p>
+    <w:p>
+      <w:pPr>
+        <w:spacing w:after="120"/>
+        <w:rPr>
+          <w:rFonts w:ascii="Times New Roman" w:hAnsi="Times New Roman" w:cs="Times New Roman"/>
+        </w:rPr>
+      </w:pPr>
+      <w:r>
+        <w:rPr>
+          <w:rFonts w:ascii="Times New Roman" w:hAnsi="Times New Roman" w:cs="Times New Roman"/>
+        </w:rPr>
+        <w:t>The system will assign roles to users to ensure only authorised users can park. These roles include:</w:t>
+      </w:r>
+    </w:p>
+    <w:p>
+      <w:pPr>
+        <w:spacing w:after="120"/>
+        <w:rPr>
+          <w:rFonts w:ascii="Times New Roman" w:hAnsi="Times New Roman" w:cs="Times New Roman"/>
+          <w:u w:val="single"/>
+        </w:rPr>
+      </w:pPr>
+      <w:r>
+        <w:rPr>
+          <w:rFonts w:ascii="Times New Roman" w:hAnsi="Times New Roman" w:cs="Times New Roman"/>
+          <w:u w:val="single"/>
+        </w:rPr>
+        <w:t>Staff/Student</w:t>
+      </w:r>
+    </w:p>
+    <w:p>
+      <w:pPr>
+        <w:pStyle w:val="ListParagraph"/>
+        <w:numPr>
+          <w:ilvl w:val="0"/>
+          <w:numId w:val="7"/>
+        </w:numPr>
+        <w:spacing w:after="120"/>
+        <w:rPr>
+          <w:rFonts w:ascii="Times New Roman" w:hAnsi="Times New Roman" w:cs="Times New Roman"/>
+          <w:u w:val="single"/>
+        </w:rPr>
+      </w:pPr>
+      <w:r>
+        <w:rPr>
+          <w:rFonts w:ascii="Times New Roman" w:hAnsi="Times New Roman" w:cs="Times New Roman"/>
+        </w:rPr>
+        <w:t>Account is linked to the user’s staff/student number.</w:t>
+      </w:r>
+    </w:p>
+    <w:p>
+      <w:pPr>
+        <w:spacing w:after="120"/>
+        <w:rPr>
+          <w:rFonts w:ascii="Times New Roman" w:hAnsi="Times New Roman" w:cs="Times New Roman"/>
+          <w:u w:val="single"/>
+        </w:rPr>
+      </w:pPr>
+      <w:r>
+        <w:rPr>
+          <w:rFonts w:ascii="Times New Roman" w:hAnsi="Times New Roman" w:cs="Times New Roman"/>
+          <w:u w:val="single"/>
+        </w:rPr>
+        <w:t>Visitor</w:t>
+      </w:r>
+    </w:p>
+    <w:p>
+      <w:pPr>
+        <w:pStyle w:val="ListParagraph"/>
+        <w:numPr>
+          <w:ilvl w:val="0"/>
+          <w:numId w:val="7"/>
+        </w:numPr>
+        <w:spacing w:after="120"/>
+        <w:ind w:left="714" w:hanging="357"/>
+        <w:rPr>
+          <w:rFonts w:ascii="Times New Roman" w:hAnsi="Times New Roman" w:cs="Times New Roman"/>
+        </w:rPr>
+      </w:pPr>
+      <w:r>
+        <w:rPr>
+          <w:rFonts w:ascii="Times New Roman" w:hAnsi="Times New Roman" w:cs="Times New Roman"/>
+        </w:rPr>
+        <w:t>Time limited account. Only active for the length of time they have booked beforehand.</w:t>
+      </w:r>
+    </w:p>
+    <w:p>
+      <w:pPr>
+        <w:pStyle w:val="ListParagraph"/>
+        <w:numPr>
+          <w:ilvl w:val="0"/>
+          <w:numId w:val="7"/>
+        </w:numPr>
+        <w:spacing w:after="120"/>
+        <w:ind w:left="714" w:hanging="357"/>
+        <w:rPr>
+          <w:rFonts w:ascii="Times New Roman" w:hAnsi="Times New Roman" w:cs="Times New Roman"/>
+        </w:rPr>
+      </w:pPr>
+      <w:r>
+        <w:rPr>
+          <w:rFonts w:ascii="Times New Roman" w:hAnsi="Times New Roman" w:cs="Times New Roman"/>
+        </w:rPr>
+        <w:t>Visitors must submit a request for access prior to their arrival, which must be authorised by a system admin.</w:t>
+      </w:r>
+    </w:p>
+    <w:p>
+      <w:pPr>
+        <w:pStyle w:val="ListParagraph"/>
+        <w:numPr>
+          <w:ilvl w:val="0"/>
+          <w:numId w:val="7"/>
+        </w:numPr>
+        <w:spacing w:after="120"/>
+        <w:ind w:left="714" w:hanging="357"/>
+        <w:rPr>
+          <w:rFonts w:ascii="Times New Roman" w:hAnsi="Times New Roman" w:cs="Times New Roman"/>
+        </w:rPr>
+      </w:pPr>
+      <w:r>
+        <w:rPr>
+          <w:rFonts w:ascii="Times New Roman" w:hAnsi="Times New Roman" w:cs="Times New Roman"/>
+        </w:rPr>
+        <w:t>They are issued a temporary QR code which can be scanned at entry.</w:t>
+      </w:r>
+    </w:p>
+    <w:p>
+      <w:pPr>
+        <w:spacing w:after="120"/>
+        <w:rPr>
+          <w:rFonts w:ascii="Times New Roman" w:hAnsi="Times New Roman" w:cs="Times New Roman"/>
+          <w:u w:val="single"/>
+        </w:rPr>
+      </w:pPr>
+      <w:r>
+        <w:rPr>
+          <w:rFonts w:ascii="Times New Roman" w:hAnsi="Times New Roman" w:cs="Times New Roman"/>
+          <w:u w:val="single"/>
+        </w:rPr>
+        <w:t>System Admin</w:t>
+      </w:r>
+    </w:p>
+    <w:p>
+      <w:pPr>
+        <w:pStyle w:val="ListParagraph"/>
+        <w:numPr>
+          <w:ilvl w:val="0"/>
+          <w:numId w:val="7"/>
+        </w:numPr>
+        <w:spacing w:after="120"/>
+        <w:ind w:left="714" w:hanging="357"/>
+        <w:rPr>
+          <w:rFonts w:ascii="Times New Roman" w:hAnsi="Times New Roman" w:cs="Times New Roman"/>
+        </w:rPr>
+      </w:pPr>
+      <w:r>
+        <w:rPr>
+          <w:rFonts w:ascii="Times New Roman" w:hAnsi="Times New Roman" w:cs="Times New Roman"/>
+        </w:rPr>
+        <w:t>Reviews and approves/rejects visitor access requests.</w:t>
+      </w:r>
+    </w:p>
+    <w:p>
+      <w:pPr>
+        <w:pStyle w:val="ListParagraph"/>
+        <w:numPr>
+          <w:ilvl w:val="0"/>
+          <w:numId w:val="7"/>
+        </w:numPr>
+        <w:spacing w:after="120"/>
+        <w:ind w:left="714" w:hanging="357"/>
+        <w:rPr>
+          <w:rFonts w:ascii="Times New Roman" w:hAnsi="Times New Roman" w:cs="Times New Roman"/>
+        </w:rPr>
+      </w:pPr>
+      <w:r>
+        <w:rPr>
+          <w:rFonts w:ascii="Times New Roman" w:hAnsi="Times New Roman" w:cs="Times New Roman"/>
+        </w:rPr>
+        <w:t>Manages parking space allocation, including manual overrides.</w:t>
+      </w:r>
+    </w:p>
+    <w:p>
+      <w:pPr>
+        <w:pStyle w:val="ListParagraph"/>
+        <w:numPr>
+          <w:ilvl w:val="0"/>
+          <w:numId w:val="7"/>
+        </w:numPr>
+        <w:spacing w:after="120"/>
+        <w:ind w:left="714" w:hanging="357"/>
+        <w:rPr>
+          <w:rFonts w:ascii="Times New Roman" w:hAnsi="Times New Roman" w:cs="Times New Roman"/>
+        </w:rPr>
+      </w:pPr>
+      <w:r>
+        <w:rPr>
+          <w:rFonts w:ascii="Times New Roman" w:hAnsi="Times New Roman" w:cs="Times New Roman"/>
+        </w:rPr>
+        <w:t>Handles disputes related to parking usage or access.</w:t>
+      </w:r>
+    </w:p>
+    <w:p>
+      <w:pPr>
+        <w:pStyle w:val="ListParagraph"/>
+        <w:numPr>
+          <w:ilvl w:val="0"/>
+          <w:numId w:val="7"/>
+        </w:numPr>
+        <w:spacing w:after="120"/>
+        <w:ind w:left="714" w:hanging="357"/>
+        <w:rPr>
+          <w:rFonts w:ascii="Times New Roman" w:hAnsi="Times New Roman" w:cs="Times New Roman"/>
+        </w:rPr>
+      </w:pPr>
+      <w:r>
+        <w:rPr>
+          <w:rFonts w:ascii="Times New Roman" w:hAnsi="Times New Roman" w:cs="Times New Roman"/>
+        </w:rPr>
+        <w:t>Can update the status of parking spaces</w:t>
+      </w:r>
+      <w:r>
+        <w:rPr>
+          <w:rFonts w:ascii="Times New Roman" w:hAnsi="Times New Roman" w:cs="Times New Roman"/>
+        </w:rPr>
+        <w:t>.</w:t>
+      </w:r>
+    </w:p>
+    <w:p>
+      <w:pPr>
+        <w:spacing w:after="120"/>
+        <w:rPr>
+          <w:rFonts w:ascii="Times New Roman" w:hAnsi="Times New Roman" w:cs="Times New Roman"/>
+        </w:rPr>
+      </w:pPr>
+    </w:p>
+    <w:p>
+      <w:pPr>
+        <w:spacing w:after="120"/>
+        <w:rPr>
+          <w:rFonts w:ascii="Times New Roman" w:hAnsi="Times New Roman" w:cs="Times New Roman"/>
+          <w:i/>
+          <w:iCs/>
+        </w:rPr>
+      </w:pPr>
+      <w:r>
+        <w:rPr>
+          <w:rFonts w:ascii="Times New Roman" w:hAnsi="Times New Roman" w:cs="Times New Roman"/>
+          <w:i/>
+          <w:iCs/>
+        </w:rPr>
+        <w:t xml:space="preserve">Change: </w:t>
+      </w:r>
+      <w:r>
+        <w:rPr>
+          <w:rFonts w:ascii="Times New Roman" w:hAnsi="Times New Roman" w:cs="Times New Roman"/>
+          <w:i/>
+          <w:iCs/>
+        </w:rPr>
+        <w:t>addition of filter system</w:t>
+      </w:r>
+      <w:r>
+        <w:rPr>
+          <w:rFonts w:ascii="Times New Roman" w:hAnsi="Times New Roman" w:cs="Times New Roman"/>
+          <w:i/>
+          <w:iCs/>
+        </w:rPr>
+        <w:t>.</w:t>
+      </w:r>
+    </w:p>
+    <w:p>
+      <w:pPr>
+        <w:pStyle w:val="Heading3"/>
+        <w:spacing w:after="120"/>
+        <w:rPr>
+          <w:rFonts w:ascii="Times New Roman" w:hAnsi="Times New Roman" w:cs="Times New Roman"/>
+        </w:rPr>
+      </w:pPr>
+      <w:r>
+        <w:rPr>
+          <w:rFonts w:ascii="Times New Roman" w:hAnsi="Times New Roman" w:cs="Times New Roman"/>
+        </w:rPr>
+        <w:t>Feature 2 - Live Parking Map</w:t>
+      </w:r>
+    </w:p>
+    <w:p>
+      <w:pPr>
+        <w:spacing w:after="120"/>
+        <w:rPr>
+          <w:rFonts w:ascii="Times New Roman" w:hAnsi="Times New Roman" w:cs="Times New Roman"/>
+        </w:rPr>
+      </w:pPr>
+      <w:r>
+        <w:rPr>
+          <w:rFonts w:ascii="Times New Roman" w:hAnsi="Times New Roman" w:cs="Times New Roman"/>
+        </w:rPr>
+        <w:t>The app will display a map of the campus parking areas</w:t>
+      </w:r>
+      <w:r>
+        <w:rPr>
+          <w:rFonts w:ascii="Times New Roman" w:hAnsi="Times New Roman" w:cs="Times New Roman"/>
+        </w:rPr>
+        <w:t xml:space="preserve">, showing </w:t>
+      </w:r>
+      <w:r>
+        <w:rPr>
+          <w:rFonts w:ascii="Times New Roman" w:hAnsi="Times New Roman" w:cs="Times New Roman"/>
+        </w:rPr>
+        <w:t xml:space="preserve">the status of each space. </w:t>
+      </w:r>
+    </w:p>
+    <w:p>
+      <w:pPr>
+        <w:pStyle w:val="ListParagraph"/>
+        <w:numPr>
+          <w:ilvl w:val="0"/>
+          <w:numId w:val="25"/>
+        </w:numPr>
+        <w:spacing w:after="120"/>
+        <w:rPr>
+          <w:rFonts w:ascii="Times New Roman" w:hAnsi="Times New Roman" w:cs="Times New Roman"/>
+        </w:rPr>
+      </w:pPr>
+      <w:r>
+        <w:rPr>
+          <w:rFonts w:ascii="Times New Roman" w:hAnsi="Times New Roman" w:cs="Times New Roman"/>
+        </w:rPr>
+        <w:t xml:space="preserve">The map </w:t>
+      </w:r>
+      <w:r>
+        <w:rPr>
+          <w:rFonts w:ascii="Times New Roman" w:hAnsi="Times New Roman" w:cs="Times New Roman"/>
+        </w:rPr>
+        <w:t>can</w:t>
+      </w:r>
+      <w:r>
+        <w:rPr>
+          <w:rFonts w:ascii="Times New Roman" w:hAnsi="Times New Roman" w:cs="Times New Roman"/>
+        </w:rPr>
+        <w:t xml:space="preserve"> filter</w:t>
+      </w:r>
+      <w:r>
+        <w:rPr>
+          <w:rFonts w:ascii="Times New Roman" w:hAnsi="Times New Roman" w:cs="Times New Roman"/>
+        </w:rPr>
+        <w:t xml:space="preserve"> spaces</w:t>
+      </w:r>
+      <w:r>
+        <w:rPr>
+          <w:rFonts w:ascii="Times New Roman" w:hAnsi="Times New Roman" w:cs="Times New Roman"/>
+        </w:rPr>
+        <w:t xml:space="preserve">, </w:t>
+      </w:r>
+      <w:r>
+        <w:rPr>
+          <w:rFonts w:ascii="Times New Roman" w:hAnsi="Times New Roman" w:cs="Times New Roman"/>
+        </w:rPr>
+        <w:t>showing</w:t>
+      </w:r>
+      <w:r>
+        <w:rPr>
+          <w:rFonts w:ascii="Times New Roman" w:hAnsi="Times New Roman" w:cs="Times New Roman"/>
+        </w:rPr>
+        <w:t xml:space="preserve"> users spaces based on booking status and identify reservations that are close to expiring.</w:t>
+      </w:r>
+    </w:p>
+    <w:p>
+      <w:pPr>
+        <w:pStyle w:val="ListParagraph"/>
+        <w:numPr>
+          <w:ilvl w:val="0"/>
+          <w:numId w:val="25"/>
+        </w:numPr>
+        <w:spacing w:after="120"/>
+        <w:rPr>
+          <w:rFonts w:ascii="Times New Roman" w:hAnsi="Times New Roman" w:cs="Times New Roman"/>
+        </w:rPr>
+      </w:pPr>
+      <w:r>
+        <w:rPr>
+          <w:rFonts w:ascii="Times New Roman" w:hAnsi="Times New Roman" w:cs="Times New Roman"/>
+        </w:rPr>
+        <w:t>Each individual space will be coloured on the map and can be in one of the following states:</w:t>
+      </w:r>
+    </w:p>
+    <w:p>
+      <w:pPr>
+        <w:pStyle w:val="ListParagraph"/>
+        <w:numPr>
+          <w:ilvl w:val="4"/>
+          <w:numId w:val="30"/>
+        </w:numPr>
+        <w:spacing w:after="120"/>
+        <w:rPr>
+          <w:rFonts w:ascii="Times New Roman" w:hAnsi="Times New Roman" w:cs="Times New Roman"/>
+        </w:rPr>
+      </w:pPr>
+      <w:r>
+        <w:rPr>
+          <w:rFonts w:ascii="Times New Roman" w:hAnsi="Times New Roman" w:cs="Times New Roman"/>
+        </w:rPr>
+        <w:t>Available (Green) - the space is free.</w:t>
+      </w:r>
+    </w:p>
+    <w:p>
+      <w:pPr>
+        <w:pStyle w:val="ListParagraph"/>
+        <w:numPr>
+          <w:ilvl w:val="4"/>
+          <w:numId w:val="30"/>
+        </w:numPr>
+        <w:spacing w:after="120"/>
+        <w:rPr>
+          <w:rFonts w:ascii="Times New Roman" w:hAnsi="Times New Roman" w:cs="Times New Roman"/>
+        </w:rPr>
+      </w:pPr>
+      <w:r>
+        <w:rPr>
+          <w:rFonts w:ascii="Times New Roman" w:hAnsi="Times New Roman" w:cs="Times New Roman"/>
+        </w:rPr>
+        <w:t>Reserved (Yellow) - the space is reserved by another user but not occupied yet. If the user does not scan their QR code within a time limit, the space will become available.</w:t>
+      </w:r>
+    </w:p>
+    <w:p>
+      <w:pPr>
+        <w:pStyle w:val="ListParagraph"/>
+        <w:numPr>
+          <w:ilvl w:val="4"/>
+          <w:numId w:val="30"/>
+        </w:numPr>
+        <w:spacing w:after="120"/>
+        <w:rPr>
+          <w:rFonts w:ascii="Times New Roman" w:hAnsi="Times New Roman" w:cs="Times New Roman"/>
+        </w:rPr>
+      </w:pPr>
+      <w:r>
+        <w:rPr>
+          <w:rFonts w:ascii="Times New Roman" w:hAnsi="Times New Roman" w:cs="Times New Roman"/>
+        </w:rPr>
+        <w:t>Occupied (Red) - the space is currently occupied.</w:t>
+      </w:r>
+    </w:p>
+    <w:p>
+      <w:pPr>
+        <w:rPr>
+          <w:rFonts w:ascii="Times New Roman" w:hAnsi="Times New Roman" w:cs="Times New Roman"/>
+        </w:rPr>
+      </w:pPr>
+      <w:r>
+        <w:rPr>
+          <w:rFonts w:ascii="Times New Roman" w:hAnsi="Times New Roman" w:cs="Times New Roman"/>
+        </w:rPr>
+        <w:br w:type="page"/>
+      </w:r>
+    </w:p>
+    <w:p>
+      <w:pPr>
+        <w:rPr>
+          <w:rFonts w:ascii="Times New Roman" w:hAnsi="Times New Roman" w:cs="Times New Roman"/>
+          <w:i/>
+          <w:iCs/>
+        </w:rPr>
+      </w:pPr>
+      <w:r>
+        <w:rPr>
+          <w:rFonts w:ascii="Times New Roman" w:hAnsi="Times New Roman" w:cs="Times New Roman"/>
+          <w:i/>
+          <w:iCs/>
+        </w:rPr>
+        <w:lastRenderedPageBreak/>
+        <w:t xml:space="preserve">Change: </w:t>
+      </w:r>
+      <w:r>
+        <w:rPr>
+          <w:rFonts w:ascii="Times New Roman" w:hAnsi="Times New Roman" w:cs="Times New Roman"/>
+          <w:i/>
+          <w:iCs/>
+        </w:rPr>
+        <w:t>the user can select their time slot for booking, allowing other users to see which occupied spaces will soon become available.</w:t>
+      </w:r>
+    </w:p>
+    <w:p>
+      <w:pPr>
+        <w:pStyle w:val="Heading3"/>
+        <w:spacing w:after="120"/>
+        <w:rPr>
+          <w:rFonts w:ascii="Times New Roman" w:hAnsi="Times New Roman" w:cs="Times New Roman"/>
+        </w:rPr>
+      </w:pPr>
+      <w:r>
+        <w:rPr>
+          <w:rFonts w:ascii="Times New Roman" w:hAnsi="Times New Roman" w:cs="Times New Roman"/>
+        </w:rPr>
+        <w:t>Feature 3 - Digital Reservation</w:t>
+      </w:r>
+    </w:p>
+    <w:p>
+      <w:pPr>
+        <w:spacing w:after="120"/>
+        <w:rPr>
+          <w:rFonts w:ascii="Times New Roman" w:hAnsi="Times New Roman" w:cs="Times New Roman"/>
+        </w:rPr>
+      </w:pPr>
+      <w:r>
+        <w:rPr>
+          <w:rFonts w:ascii="Times New Roman" w:hAnsi="Times New Roman" w:cs="Times New Roman"/>
+        </w:rPr>
+        <w:t>Authorised users can digitally reserve a parking space prior to arriving on campus.</w:t>
+      </w:r>
+    </w:p>
+    <w:p>
+      <w:pPr>
+        <w:pStyle w:val="ListParagraph"/>
+        <w:numPr>
+          <w:ilvl w:val="0"/>
+          <w:numId w:val="11"/>
+        </w:numPr>
+        <w:spacing w:after="120"/>
+        <w:rPr>
+          <w:rFonts w:ascii="Times New Roman" w:hAnsi="Times New Roman" w:cs="Times New Roman"/>
+        </w:rPr>
+      </w:pPr>
+      <w:r>
+        <w:rPr>
+          <w:rFonts w:ascii="Times New Roman" w:hAnsi="Times New Roman" w:cs="Times New Roman"/>
+        </w:rPr>
+        <w:t>The user selects an available space using the live parking map.</w:t>
+      </w:r>
+    </w:p>
+    <w:p>
+      <w:pPr>
+        <w:pStyle w:val="ListParagraph"/>
+        <w:numPr>
+          <w:ilvl w:val="0"/>
+          <w:numId w:val="11"/>
+        </w:numPr>
+        <w:spacing w:after="120"/>
+        <w:rPr>
+          <w:rFonts w:ascii="Times New Roman" w:hAnsi="Times New Roman" w:cs="Times New Roman"/>
+        </w:rPr>
+      </w:pPr>
+      <w:r>
+        <w:rPr>
+          <w:rFonts w:ascii="Times New Roman" w:hAnsi="Times New Roman" w:cs="Times New Roman"/>
+        </w:rPr>
+        <w:t xml:space="preserve">The user specifies a reservation </w:t>
+      </w:r>
+      <w:r>
+        <w:rPr>
+          <w:rFonts w:ascii="Times New Roman" w:hAnsi="Times New Roman" w:cs="Times New Roman"/>
+        </w:rPr>
+        <w:t>time</w:t>
+      </w:r>
+      <w:r>
+        <w:rPr>
+          <w:rFonts w:ascii="Times New Roman" w:hAnsi="Times New Roman" w:cs="Times New Roman"/>
+        </w:rPr>
+        <w:t xml:space="preserve"> (start and end time).</w:t>
+      </w:r>
+    </w:p>
+    <w:p>
+      <w:pPr>
+        <w:pStyle w:val="ListParagraph"/>
+        <w:numPr>
+          <w:ilvl w:val="0"/>
+          <w:numId w:val="11"/>
+        </w:numPr>
+        <w:spacing w:after="120"/>
+        <w:rPr>
+          <w:rFonts w:ascii="Times New Roman" w:hAnsi="Times New Roman" w:cs="Times New Roman"/>
+        </w:rPr>
+      </w:pPr>
+      <w:r>
+        <w:rPr>
+          <w:rFonts w:ascii="Times New Roman" w:hAnsi="Times New Roman" w:cs="Times New Roman"/>
+        </w:rPr>
+        <w:t xml:space="preserve">The system </w:t>
+      </w:r>
+      <w:r>
+        <w:rPr>
+          <w:rFonts w:ascii="Times New Roman" w:hAnsi="Times New Roman" w:cs="Times New Roman"/>
+        </w:rPr>
+        <w:t>validates the space is not double booked throughout their booking time.</w:t>
+      </w:r>
+    </w:p>
+    <w:p>
+      <w:pPr>
+        <w:pStyle w:val="ListParagraph"/>
+        <w:numPr>
+          <w:ilvl w:val="0"/>
+          <w:numId w:val="11"/>
+        </w:numPr>
+        <w:spacing w:after="120"/>
+        <w:rPr>
+          <w:rFonts w:ascii="Times New Roman" w:hAnsi="Times New Roman" w:cs="Times New Roman"/>
+        </w:rPr>
+      </w:pPr>
+      <w:r>
+        <w:rPr>
+          <w:rFonts w:ascii="Times New Roman" w:hAnsi="Times New Roman" w:cs="Times New Roman"/>
+        </w:rPr>
+        <w:t>The selected space changes to the reserved state, stopping other users from booking it.</w:t>
+      </w:r>
+    </w:p>
+    <w:p>
+      <w:pPr>
+        <w:pStyle w:val="ListParagraph"/>
+        <w:numPr>
+          <w:ilvl w:val="0"/>
+          <w:numId w:val="11"/>
+        </w:numPr>
+        <w:spacing w:after="120"/>
+        <w:rPr>
+          <w:rFonts w:ascii="Times New Roman" w:hAnsi="Times New Roman" w:cs="Times New Roman"/>
+        </w:rPr>
+      </w:pPr>
+      <w:r>
+        <w:rPr>
+          <w:rFonts w:ascii="Times New Roman" w:hAnsi="Times New Roman" w:cs="Times New Roman"/>
+        </w:rPr>
+        <w:t>Each reserved space will have a time limit. If the user does not scan their QR code at entry within this timer, the space will be released and turned back to available.</w:t>
+      </w:r>
+    </w:p>
+    <w:p>
+      <w:pPr>
+        <w:pStyle w:val="ListParagraph"/>
+        <w:numPr>
+          <w:ilvl w:val="0"/>
+          <w:numId w:val="11"/>
+        </w:numPr>
+        <w:spacing w:after="120"/>
+        <w:rPr>
+          <w:rFonts w:ascii="Times New Roman" w:hAnsi="Times New Roman" w:cs="Times New Roman"/>
+        </w:rPr>
+      </w:pPr>
+      <w:r>
+        <w:rPr>
+          <w:rFonts w:ascii="Times New Roman" w:hAnsi="Times New Roman" w:cs="Times New Roman"/>
+        </w:rPr>
+        <w:t>If the user scans their QR code within the time limit, the space will update to the occupied state.</w:t>
+      </w:r>
+    </w:p>
+    <w:p>
+      <w:pPr>
+        <w:pStyle w:val="ListParagraph"/>
+        <w:numPr>
+          <w:ilvl w:val="0"/>
+          <w:numId w:val="11"/>
+        </w:numPr>
+        <w:spacing w:after="120"/>
+        <w:rPr>
+          <w:rFonts w:ascii="Times New Roman" w:hAnsi="Times New Roman" w:cs="Times New Roman"/>
+        </w:rPr>
+      </w:pPr>
+      <w:r>
+        <w:rPr>
+          <w:rFonts w:ascii="Times New Roman" w:hAnsi="Times New Roman" w:cs="Times New Roman"/>
+        </w:rPr>
+        <w:t>Once the user leaves the campus, the space will return to the available state.</w:t>
+      </w:r>
+    </w:p>
+    <w:p>
+      <w:pPr>
+        <w:spacing w:after="120"/>
+        <w:rPr>
+          <w:rFonts w:ascii="Times New Roman" w:hAnsi="Times New Roman" w:cs="Times New Roman"/>
+        </w:rPr>
+      </w:pPr>
+    </w:p>
+    <w:p>
+      <w:pPr>
+        <w:rPr>
+          <w:rFonts w:ascii="Times New Roman" w:hAnsi="Times New Roman" w:cs="Times New Roman"/>
+          <w:i/>
+          <w:iCs/>
+        </w:rPr>
+      </w:pPr>
+      <w:r>
+        <w:rPr>
+          <w:rFonts w:ascii="Times New Roman" w:hAnsi="Times New Roman" w:cs="Times New Roman"/>
+          <w:i/>
+          <w:iCs/>
+        </w:rPr>
+        <w:br w:type="page"/>
+      </w:r>
+    </w:p>
+    <w:p>
+      <w:pPr>
+        <w:spacing w:after="120"/>
+        <w:rPr>
+          <w:rFonts w:ascii="Times New Roman" w:hAnsi="Times New Roman" w:cs="Times New Roman"/>
+          <w:i/>
+          <w:iCs/>
+        </w:rPr>
+      </w:pPr>
+      <w:r>
+        <w:rPr>
+          <w:rFonts w:ascii="Times New Roman" w:hAnsi="Times New Roman" w:cs="Times New Roman"/>
+          <w:i/>
+          <w:iCs/>
+        </w:rPr>
+        <w:lastRenderedPageBreak/>
+        <w:t>Changes:</w:t>
+      </w:r>
+      <w:r>
+        <w:rPr>
+          <w:rFonts w:ascii="Times New Roman" w:hAnsi="Times New Roman" w:cs="Times New Roman"/>
+          <w:i/>
+          <w:iCs/>
+        </w:rPr>
+        <w:t xml:space="preserve"> improved UX by</w:t>
+      </w:r>
+      <w:r>
+        <w:rPr>
+          <w:rFonts w:ascii="Times New Roman" w:hAnsi="Times New Roman" w:cs="Times New Roman"/>
+          <w:i/>
+          <w:iCs/>
+        </w:rPr>
+        <w:t xml:space="preserve"> add</w:t>
+      </w:r>
+      <w:r>
+        <w:rPr>
+          <w:rFonts w:ascii="Times New Roman" w:hAnsi="Times New Roman" w:cs="Times New Roman"/>
+          <w:i/>
+          <w:iCs/>
+        </w:rPr>
+        <w:t>ing</w:t>
+      </w:r>
+      <w:r>
+        <w:rPr>
+          <w:rFonts w:ascii="Times New Roman" w:hAnsi="Times New Roman" w:cs="Times New Roman"/>
+          <w:i/>
+          <w:iCs/>
+        </w:rPr>
+        <w:t xml:space="preserve"> </w:t>
+      </w:r>
+      <w:r>
+        <w:rPr>
+          <w:rFonts w:ascii="Times New Roman" w:hAnsi="Times New Roman" w:cs="Times New Roman"/>
+          <w:i/>
+          <w:iCs/>
+        </w:rPr>
+        <w:t>visual representation of analytics</w:t>
+      </w:r>
+    </w:p>
+    <w:p>
+      <w:pPr>
+        <w:pStyle w:val="Heading3"/>
+        <w:spacing w:after="120"/>
+        <w:rPr>
+          <w:rFonts w:ascii="Times New Roman" w:hAnsi="Times New Roman" w:cs="Times New Roman"/>
+        </w:rPr>
+      </w:pPr>
+      <w:r>
+        <w:rPr>
+          <w:rFonts w:ascii="Times New Roman" w:hAnsi="Times New Roman" w:cs="Times New Roman"/>
+        </w:rPr>
+        <w:t>Feature 4 - Capacity and Peak Time Analytics</w:t>
+      </w:r>
+    </w:p>
+    <w:p>
+      <w:pPr>
+        <w:spacing w:after="120"/>
+        <w:rPr>
+          <w:rFonts w:ascii="Times New Roman" w:hAnsi="Times New Roman" w:cs="Times New Roman"/>
+          <w:u w:val="single"/>
+        </w:rPr>
+      </w:pPr>
+      <w:r>
+        <w:rPr>
+          <w:rFonts w:ascii="Times New Roman" w:hAnsi="Times New Roman" w:cs="Times New Roman"/>
+          <w:u w:val="single"/>
+        </w:rPr>
+        <w:t>Current Capacity</w:t>
+      </w:r>
+    </w:p>
+    <w:p>
+      <w:pPr>
+        <w:pStyle w:val="ListParagraph"/>
+        <w:numPr>
+          <w:ilvl w:val="0"/>
+          <w:numId w:val="12"/>
+        </w:numPr>
+        <w:spacing w:after="120"/>
+        <w:rPr>
+          <w:rFonts w:ascii="Times New Roman" w:hAnsi="Times New Roman" w:cs="Times New Roman"/>
+        </w:rPr>
+      </w:pPr>
+      <w:r>
+        <w:rPr>
+          <w:rFonts w:ascii="Times New Roman" w:hAnsi="Times New Roman" w:cs="Times New Roman"/>
+        </w:rPr>
+        <w:t>The total amount of spaces being used is calculated using the total number of occupied and reserved spaces.</w:t>
+      </w:r>
+    </w:p>
+    <w:p>
+      <w:pPr>
+        <w:pStyle w:val="ListParagraph"/>
+        <w:numPr>
+          <w:ilvl w:val="0"/>
+          <w:numId w:val="12"/>
+        </w:numPr>
+        <w:spacing w:after="120"/>
+        <w:rPr>
+          <w:rFonts w:ascii="Times New Roman" w:hAnsi="Times New Roman" w:cs="Times New Roman"/>
+        </w:rPr>
+      </w:pPr>
+      <w:r>
+        <w:rPr>
+          <w:rFonts w:ascii="Times New Roman" w:hAnsi="Times New Roman" w:cs="Times New Roman"/>
+        </w:rPr>
+        <w:t xml:space="preserve">This is then used to display the current capacity as a percentage </w:t>
+      </w:r>
+      <w:r>
+        <w:rPr>
+          <w:rFonts w:ascii="Times New Roman" w:hAnsi="Times New Roman" w:cs="Times New Roman"/>
+        </w:rPr>
+        <w:t>and visualisation (progress bar)</w:t>
+      </w:r>
+      <w:r>
+        <w:rPr>
+          <w:rFonts w:ascii="Times New Roman" w:hAnsi="Times New Roman" w:cs="Times New Roman"/>
+        </w:rPr>
+        <w:t>.</w:t>
+      </w:r>
+    </w:p>
+    <w:p>
+      <w:pPr>
+        <w:pStyle w:val="ListParagraph"/>
+        <w:numPr>
+          <w:ilvl w:val="0"/>
+          <w:numId w:val="12"/>
+        </w:numPr>
+        <w:spacing w:after="120"/>
+        <w:rPr>
+          <w:rFonts w:ascii="Times New Roman" w:hAnsi="Times New Roman" w:cs="Times New Roman"/>
+        </w:rPr>
+      </w:pPr>
+      <w:r>
+        <w:rPr>
+          <w:rFonts w:ascii="Times New Roman" w:hAnsi="Times New Roman" w:cs="Times New Roman"/>
+        </w:rPr>
+        <w:t>Example: if there are 600 total spaces and 537 of them are currently occupied/reserved, the capacity would display 90% full</w:t>
+      </w:r>
+      <w:r>
+        <w:rPr>
+          <w:rFonts w:ascii="Times New Roman" w:hAnsi="Times New Roman" w:cs="Times New Roman"/>
+        </w:rPr>
+        <w:t>, and the bar would be 90% filled</w:t>
+      </w:r>
+      <w:r>
+        <w:rPr>
+          <w:rFonts w:ascii="Times New Roman" w:hAnsi="Times New Roman" w:cs="Times New Roman"/>
+        </w:rPr>
+        <w:t>.</w:t>
+      </w:r>
+    </w:p>
+    <w:p>
+      <w:pPr>
+        <w:spacing w:after="120"/>
+        <w:rPr>
+          <w:rFonts w:ascii="Times New Roman" w:hAnsi="Times New Roman" w:cs="Times New Roman"/>
+          <w:i/>
+          <w:iCs/>
+        </w:rPr>
+      </w:pPr>
+      <w:r>
+        <w:rPr>
+          <w:rFonts w:ascii="Times New Roman" w:hAnsi="Times New Roman" w:cs="Times New Roman"/>
+          <w:i/>
+          <w:iCs/>
+        </w:rPr>
+        <w:t>Progress bar</w:t>
+      </w:r>
+      <w:r>
+        <w:rPr>
+          <w:rFonts w:ascii="Times New Roman" w:hAnsi="Times New Roman" w:cs="Times New Roman"/>
+          <w:i/>
+          <w:iCs/>
+        </w:rPr>
+        <w:t xml:space="preserve"> example:</w:t>
+      </w:r>
+    </w:p>
+    <w:p>
+      <w:pPr>
+        <w:spacing w:after="120"/>
+        <w:ind w:left="405"/>
+        <w:rPr>
+          <w:rFonts w:ascii="Times New Roman" w:hAnsi="Times New Roman" w:cs="Times New Roman"/>
+        </w:rPr>
+      </w:pPr>
+      <w:r>
+        <w:rPr>
+          <w:rFonts w:ascii="Times New Roman" w:hAnsi="Times New Roman" w:cs="Times New Roman"/>
+        </w:rPr>
+        <w:drawing>
+          <wp:inline distT="0" distB="0" distL="0" distR="0" wp14:anchorId="751716B4" wp14:editId="7F24D90A">
+            <wp:extent cx="4594101" cy="2362200"/>
+            <wp:effectExtent l="0" t="0" r="0" b="0"/>
+            <wp:docPr id="1506283032" name="Picture 1"/>
+            <wp:cNvGraphicFramePr>
+              <a:graphicFrameLocks xmlns:a="http://schemas.openxmlformats.org/drawingml/2006/main" noChangeAspect="1"/>
+            </wp:cNvGraphicFramePr>
+            <a:graphic xmlns:a="http://schemas.openxmlformats.org/drawingml/2006/main">
+              <a:graphicData uri="http://schemas.openxmlformats.org/drawingml/2006/picture">
+                <pic:pic xmlns:pic="http://schemas.openxmlformats.org/drawingml/2006/picture">
+                  <pic:nvPicPr>
+                    <pic:cNvPr id="1506283032" name=""/>
+                    <pic:cNvPicPr/>
+                  </pic:nvPicPr>
+                  <pic:blipFill>
+                    <a:blip r:embed="rId15"/>
+                    <a:stretch>
+                      <a:fillRect/>
+                    </a:stretch>
+                  </pic:blipFill>
+                  <pic:spPr>
+                    <a:xfrm>
+                      <a:off x="0" y="0"/>
+                      <a:ext cx="4602514" cy="2366526"/>
+                    </a:xfrm>
+                    <a:prstGeom prst="rect">
+                      <a:avLst/>
+                    </a:prstGeom>
+                  </pic:spPr>
+                </pic:pic>
+              </a:graphicData>
+            </a:graphic>
+          </wp:inline>
+        </w:drawing>
+      </w:r>
+    </w:p>
+    <w:p>
+      <w:pPr>
+        <w:spacing w:after="120"/>
+        <w:rPr>
+          <w:rFonts w:ascii="Times New Roman" w:hAnsi="Times New Roman" w:cs="Times New Roman"/>
+          <w:u w:val="single"/>
+        </w:rPr>
+      </w:pPr>
+      <w:r>
+        <w:rPr>
+          <w:rFonts w:ascii="Times New Roman" w:hAnsi="Times New Roman" w:cs="Times New Roman"/>
+          <w:u w:val="single"/>
+        </w:rPr>
+        <w:t>Peak Time Analytics</w:t>
+      </w:r>
+    </w:p>
+    <w:p>
+      <w:pPr>
+        <w:pStyle w:val="ListParagraph"/>
+        <w:numPr>
+          <w:ilvl w:val="0"/>
+          <w:numId w:val="13"/>
+        </w:numPr>
+        <w:spacing w:after="120"/>
+        <w:rPr>
+          <w:rFonts w:ascii="Times New Roman" w:hAnsi="Times New Roman" w:cs="Times New Roman"/>
+        </w:rPr>
+      </w:pPr>
+      <w:r>
+        <w:rPr>
+          <w:rFonts w:ascii="Times New Roman" w:hAnsi="Times New Roman" w:cs="Times New Roman"/>
+        </w:rPr>
+        <w:t>The system will record capacity data over time.</w:t>
+      </w:r>
+    </w:p>
+    <w:p>
+      <w:pPr>
+        <w:pStyle w:val="ListParagraph"/>
+        <w:numPr>
+          <w:ilvl w:val="0"/>
+          <w:numId w:val="13"/>
+        </w:numPr>
+        <w:spacing w:after="120"/>
+        <w:rPr>
+          <w:rFonts w:ascii="Times New Roman" w:hAnsi="Times New Roman" w:cs="Times New Roman"/>
+        </w:rPr>
+      </w:pPr>
+      <w:r>
+        <w:rPr>
+          <w:rFonts w:ascii="Times New Roman" w:hAnsi="Times New Roman" w:cs="Times New Roman"/>
+        </w:rPr>
+        <w:t>This data can be used to predict the peak times, with the highest traffic and capacity usage.</w:t>
+      </w:r>
+    </w:p>
+    <w:p>
+      <w:pPr>
+        <w:pStyle w:val="ListParagraph"/>
+        <w:numPr>
+          <w:ilvl w:val="0"/>
+          <w:numId w:val="13"/>
+        </w:numPr>
+        <w:spacing w:after="120"/>
+        <w:rPr>
+          <w:rFonts w:ascii="Times New Roman" w:hAnsi="Times New Roman" w:cs="Times New Roman"/>
+        </w:rPr>
+      </w:pPr>
+      <w:r>
+        <w:rPr>
+          <w:rFonts w:ascii="Times New Roman" w:hAnsi="Times New Roman" w:cs="Times New Roman"/>
+        </w:rPr>
+        <w:t xml:space="preserve">Displays a </w:t>
+      </w:r>
+      <w:r>
+        <w:rPr>
+          <w:rFonts w:ascii="Times New Roman" w:hAnsi="Times New Roman" w:cs="Times New Roman"/>
+        </w:rPr>
+        <w:t>b</w:t>
+      </w:r>
+      <w:r>
+        <w:rPr>
+          <w:rFonts w:ascii="Times New Roman" w:hAnsi="Times New Roman" w:cs="Times New Roman"/>
+        </w:rPr>
+        <w:t>ar chart of peak usage times</w:t>
+      </w:r>
+      <w:r>
+        <w:rPr>
+          <w:rFonts w:ascii="Times New Roman" w:hAnsi="Times New Roman" w:cs="Times New Roman"/>
+        </w:rPr>
+        <w:t>:</w:t>
+      </w:r>
+    </w:p>
+    <w:p>
+      <w:pPr>
+        <w:spacing w:after="120"/>
+        <w:rPr>
+          <w:rFonts w:ascii="Times New Roman" w:hAnsi="Times New Roman" w:cs="Times New Roman"/>
+          <w:i/>
+          <w:iCs/>
+        </w:rPr>
+      </w:pPr>
+      <w:r>
+        <w:rPr>
+          <w:rFonts w:ascii="Times New Roman" w:hAnsi="Times New Roman" w:cs="Times New Roman"/>
+          <w:i/>
+          <w:iCs/>
+        </w:rPr>
+        <w:t>Bar chart example:</w:t>
+      </w:r>
+    </w:p>
+    <w:p>
+      <w:pPr>
+        <w:spacing w:after="120"/>
+        <w:ind w:left="360"/>
+        <w:rPr>
+          <w:rFonts w:ascii="Times New Roman" w:hAnsi="Times New Roman" w:cs="Times New Roman"/>
+        </w:rPr>
+      </w:pPr>
+      <w:r>
+        <w:rPr>
+          <w:rFonts w:ascii="Times New Roman" w:hAnsi="Times New Roman" w:cs="Times New Roman"/>
+        </w:rPr>
+        <w:drawing>
+          <wp:inline distT="0" distB="0" distL="0" distR="0" wp14:anchorId="1527F918" wp14:editId="0ADB3081">
+            <wp:extent cx="5105400" cy="2196351"/>
+            <wp:effectExtent l="0" t="0" r="0" b="0"/>
+            <wp:docPr id="1641064958" name="Picture 1"/>
+            <wp:cNvGraphicFramePr>
+              <a:graphicFrameLocks xmlns:a="http://schemas.openxmlformats.org/drawingml/2006/main" noChangeAspect="1"/>
+            </wp:cNvGraphicFramePr>
+            <a:graphic xmlns:a="http://schemas.openxmlformats.org/drawingml/2006/main">
+              <a:graphicData uri="http://schemas.openxmlformats.org/drawingml/2006/picture">
+                <pic:pic xmlns:pic="http://schemas.openxmlformats.org/drawingml/2006/picture">
+                  <pic:nvPicPr>
+                    <pic:cNvPr id="1641064958" name=""/>
+                    <pic:cNvPicPr/>
+                  </pic:nvPicPr>
+                  <pic:blipFill>
+                    <a:blip r:embed="rId16"/>
+                    <a:stretch>
+                      <a:fillRect/>
+                    </a:stretch>
+                  </pic:blipFill>
+                  <pic:spPr>
+                    <a:xfrm>
+                      <a:off x="0" y="0"/>
+                      <a:ext cx="5139448" cy="2210998"/>
+                    </a:xfrm>
+                    <a:prstGeom prst="rect">
+                      <a:avLst/>
+                    </a:prstGeom>
+                  </pic:spPr>
+                </pic:pic>
+              </a:graphicData>
+            </a:graphic>
+          </wp:inline>
+        </w:drawing>
       </w:r>
     </w:p>
     <w:sectPr>
@@ -12375,6 +13718,92 @@
     </w:lvl>
   </w:abstractNum>
   <w:abstractNum w:abstractNumId="1" w15:restartNumberingAfterBreak="0">
+    <w:nsid w:val="062450E8"/>
+    <w:multiLevelType w:val="multilevel"/>
+    <w:tmpl w:val="0809001D"/>
+    <w:lvl w:ilvl="0">
+      <w:start w:val="1"/>
+      <w:numFmt w:val="decimal"/>
+      <w:lvlText w:val="%1)"/>
+      <w:lvlJc w:val="left"/>
+      <w:pPr>
+        <w:ind w:left="360" w:hanging="360"/>
+      </w:pPr>
+    </w:lvl>
+    <w:lvl w:ilvl="1">
+      <w:start w:val="1"/>
+      <w:numFmt w:val="lowerLetter"/>
+      <w:lvlText w:val="%2)"/>
+      <w:lvlJc w:val="left"/>
+      <w:pPr>
+        <w:ind w:left="720" w:hanging="360"/>
+      </w:pPr>
+    </w:lvl>
+    <w:lvl w:ilvl="2">
+      <w:start w:val="1"/>
+      <w:numFmt w:val="lowerRoman"/>
+      <w:lvlText w:val="%3)"/>
+      <w:lvlJc w:val="left"/>
+      <w:pPr>
+        <w:ind w:left="1080" w:hanging="360"/>
+      </w:pPr>
+    </w:lvl>
+    <w:lvl w:ilvl="3">
+      <w:start w:val="1"/>
+      <w:numFmt w:val="decimal"/>
+      <w:lvlText w:val="(%4)"/>
+      <w:lvlJc w:val="left"/>
+      <w:pPr>
+        <w:ind w:left="1440" w:hanging="360"/>
+      </w:pPr>
+    </w:lvl>
+    <w:lvl w:ilvl="4">
+      <w:start w:val="1"/>
+      <w:numFmt w:val="lowerLetter"/>
+      <w:lvlText w:val="(%5)"/>
+      <w:lvlJc w:val="left"/>
+      <w:pPr>
+        <w:ind w:left="1800" w:hanging="360"/>
+      </w:pPr>
+    </w:lvl>
+    <w:lvl w:ilvl="5">
+      <w:start w:val="1"/>
+      <w:numFmt w:val="lowerRoman"/>
+      <w:lvlText w:val="(%6)"/>
+      <w:lvlJc w:val="left"/>
+      <w:pPr>
+        <w:ind w:left="2160" w:hanging="360"/>
+      </w:pPr>
+    </w:lvl>
+    <w:lvl w:ilvl="6">
+      <w:start w:val="1"/>
+      <w:numFmt w:val="decimal"/>
+      <w:lvlText w:val="%7."/>
+      <w:lvlJc w:val="left"/>
+      <w:pPr>
+        <w:ind w:left="2520" w:hanging="360"/>
+      </w:pPr>
+    </w:lvl>
+    <w:lvl w:ilvl="7">
+      <w:start w:val="1"/>
+      <w:numFmt w:val="lowerLetter"/>
+      <w:lvlText w:val="%8."/>
+      <w:lvlJc w:val="left"/>
+      <w:pPr>
+        <w:ind w:left="2880" w:hanging="360"/>
+      </w:pPr>
+    </w:lvl>
+    <w:lvl w:ilvl="8">
+      <w:start w:val="1"/>
+      <w:numFmt w:val="lowerRoman"/>
+      <w:lvlText w:val="%9."/>
+      <w:lvlJc w:val="left"/>
+      <w:pPr>
+        <w:ind w:left="3240" w:hanging="360"/>
+      </w:pPr>
+    </w:lvl>
+  </w:abstractNum>
+  <w:abstractNum w:abstractNumId="2" w15:restartNumberingAfterBreak="0">
     <w:nsid w:val="0BA01C64"/>
     <w:multiLevelType w:val="hybridMultilevel"/>
     <w:tmpl w:val="C5A25550"/>
@@ -12487,7 +13916,7 @@
       </w:rPr>
     </w:lvl>
   </w:abstractNum>
-  <w:abstractNum w:abstractNumId="2" w15:restartNumberingAfterBreak="0">
+  <w:abstractNum w:abstractNumId="3" w15:restartNumberingAfterBreak="0">
     <w:nsid w:val="140D6B5C"/>
     <w:multiLevelType w:val="hybridMultilevel"/>
     <w:tmpl w:val="E618C2B2"/>
@@ -12600,7 +14029,96 @@
       </w:rPr>
     </w:lvl>
   </w:abstractNum>
-  <w:abstractNum w:abstractNumId="3" w15:restartNumberingAfterBreak="0">
+  <w:abstractNum w:abstractNumId="4" w15:restartNumberingAfterBreak="0">
+    <w:nsid w:val="171D7BA5"/>
+    <w:multiLevelType w:val="multilevel"/>
+    <w:tmpl w:val="AE663154"/>
+    <w:lvl w:ilvl="0">
+      <w:start w:val="1"/>
+      <w:numFmt w:val="decimal"/>
+      <w:lvlText w:val="%1)"/>
+      <w:lvlJc w:val="left"/>
+      <w:pPr>
+        <w:ind w:left="360" w:hanging="360"/>
+      </w:pPr>
+    </w:lvl>
+    <w:lvl w:ilvl="1">
+      <w:start w:val="1"/>
+      <w:numFmt w:val="lowerLetter"/>
+      <w:lvlText w:val="%2)"/>
+      <w:lvlJc w:val="left"/>
+      <w:pPr>
+        <w:ind w:left="720" w:hanging="360"/>
+      </w:pPr>
+    </w:lvl>
+    <w:lvl w:ilvl="2">
+      <w:start w:val="1"/>
+      <w:numFmt w:val="lowerRoman"/>
+      <w:lvlText w:val="%3)"/>
+      <w:lvlJc w:val="left"/>
+      <w:pPr>
+        <w:ind w:left="1080" w:hanging="360"/>
+      </w:pPr>
+    </w:lvl>
+    <w:lvl w:ilvl="3">
+      <w:start w:val="1"/>
+      <w:numFmt w:val="bullet"/>
+      <w:lvlText w:val=""/>
+      <w:lvlJc w:val="left"/>
+      <w:pPr>
+        <w:ind w:left="720" w:hanging="360"/>
+      </w:pPr>
+      <w:rPr>
+        <w:rFonts w:ascii="Symbol" w:hAnsi="Symbol" w:hint="default"/>
+      </w:rPr>
+    </w:lvl>
+    <w:lvl w:ilvl="4">
+      <w:start w:val="1"/>
+      <w:numFmt w:val="lowerLetter"/>
+      <w:lvlText w:val="(%5)"/>
+      <w:lvlJc w:val="left"/>
+      <w:pPr>
+        <w:ind w:left="1800" w:hanging="360"/>
+      </w:pPr>
+    </w:lvl>
+    <w:lvl w:ilvl="5">
+      <w:start w:val="1"/>
+      <w:numFmt w:val="lowerRoman"/>
+      <w:lvlText w:val="(%6)"/>
+      <w:lvlJc w:val="left"/>
+      <w:pPr>
+        <w:ind w:left="2160" w:hanging="360"/>
+      </w:pPr>
+    </w:lvl>
+    <w:lvl w:ilvl="6">
+      <w:start w:val="1"/>
+      <w:numFmt w:val="decimal"/>
+      <w:lvlText w:val="%7."/>
+      <w:lvlJc w:val="left"/>
+      <w:pPr>
+        <w:ind w:left="2520" w:hanging="360"/>
+      </w:pPr>
+    </w:lvl>
+    <w:lvl w:ilvl="7">
+      <w:start w:val="1"/>
+      <w:numFmt w:val="lowerLetter"/>
+      <w:lvlText w:val="%8."/>
+      <w:lvlJc w:val="left"/>
+      <w:pPr>
+        <w:ind w:left="2880" w:hanging="360"/>
+      </w:pPr>
+    </w:lvl>
+    <w:lvl w:ilvl="8">
+      <w:start w:val="1"/>
+      <w:numFmt w:val="lowerRoman"/>
+      <w:lvlText w:val="%9."/>
+      <w:lvlJc w:val="left"/>
+      <w:pPr>
+        <w:ind w:left="3240" w:hanging="360"/>
+      </w:pPr>
+    </w:lvl>
+  </w:abstractNum>
+  <w:abstractNum w:abstractNumId="5" w15:restartNumberingAfterBreak="0">
     <w:nsid w:val="1DF03AE2"/>
     <w:multiLevelType w:val="hybridMultilevel"/>
     <w:tmpl w:val="56C88978"/>
@@ -12713,7 +14231,96 @@
       </w:rPr>
     </w:lvl>
   </w:abstractNum>
-  <w:abstractNum w:abstractNumId="4" w15:restartNumberingAfterBreak="0">
+  <w:abstractNum w:abstractNumId="6" w15:restartNumberingAfterBreak="0">
+    <w:nsid w:val="2354012D"/>
+    <w:multiLevelType w:val="multilevel"/>
+    <w:tmpl w:val="AE663154"/>
+    <w:lvl w:ilvl="0">
+      <w:start w:val="1"/>
+      <w:numFmt w:val="decimal"/>
+      <w:lvlText w:val="%1)"/>
+      <w:lvlJc w:val="left"/>
+      <w:pPr>
+        <w:ind w:left="360" w:hanging="360"/>
+      </w:pPr>
+    </w:lvl>
+    <w:lvl w:ilvl="1">
+      <w:start w:val="1"/>
+      <w:numFmt w:val="lowerLetter"/>
+      <w:lvlText w:val="%2)"/>
+      <w:lvlJc w:val="left"/>
+      <w:pPr>
+        <w:ind w:left="720" w:hanging="360"/>
+      </w:pPr>
+    </w:lvl>
+    <w:lvl w:ilvl="2">
+      <w:start w:val="1"/>
+      <w:numFmt w:val="lowerRoman"/>
+      <w:lvlText w:val="%3)"/>
+      <w:lvlJc w:val="left"/>
+      <w:pPr>
+        <w:ind w:left="1080" w:hanging="360"/>
+      </w:pPr>
+    </w:lvl>
+    <w:lvl w:ilvl="3">
+      <w:start w:val="1"/>
+      <w:numFmt w:val="bullet"/>
+      <w:lvlText w:val=""/>
+      <w:lvlJc w:val="left"/>
+      <w:pPr>
+        <w:ind w:left="720" w:hanging="360"/>
+      </w:pPr>
+      <w:rPr>
+        <w:rFonts w:ascii="Symbol" w:hAnsi="Symbol" w:hint="default"/>
+      </w:rPr>
+    </w:lvl>
+    <w:lvl w:ilvl="4">
+      <w:start w:val="1"/>
+      <w:numFmt w:val="lowerLetter"/>
+      <w:lvlText w:val="(%5)"/>
+      <w:lvlJc w:val="left"/>
+      <w:pPr>
+        <w:ind w:left="1800" w:hanging="360"/>
+      </w:pPr>
+    </w:lvl>
+    <w:lvl w:ilvl="5">
+      <w:start w:val="1"/>
+      <w:numFmt w:val="lowerRoman"/>
+      <w:lvlText w:val="(%6)"/>
+      <w:lvlJc w:val="left"/>
+      <w:pPr>
+        <w:ind w:left="2160" w:hanging="360"/>
+      </w:pPr>
+    </w:lvl>
+    <w:lvl w:ilvl="6">
+      <w:start w:val="1"/>
+      <w:numFmt w:val="decimal"/>
+      <w:lvlText w:val="%7."/>
+      <w:lvlJc w:val="left"/>
+      <w:pPr>
+        <w:ind w:left="2520" w:hanging="360"/>
+      </w:pPr>
+    </w:lvl>
+    <w:lvl w:ilvl="7">
+      <w:start w:val="1"/>
+      <w:numFmt w:val="lowerLetter"/>
+      <w:lvlText w:val="%8."/>
+      <w:lvlJc w:val="left"/>
+      <w:pPr>
+        <w:ind w:left="2880" w:hanging="360"/>
+      </w:pPr>
+    </w:lvl>
+    <w:lvl w:ilvl="8">
+      <w:start w:val="1"/>
+      <w:numFmt w:val="lowerRoman"/>
+      <w:lvlText w:val="%9."/>
+      <w:lvlJc w:val="left"/>
+      <w:pPr>
+        <w:ind w:left="3240" w:hanging="360"/>
+      </w:pPr>
+    </w:lvl>
+  </w:abstractNum>
+  <w:abstractNum w:abstractNumId="7" w15:restartNumberingAfterBreak="0">
     <w:nsid w:val="254929EE"/>
     <w:multiLevelType w:val="hybridMultilevel"/>
     <w:tmpl w:val="A516B0C8"/>
@@ -12826,7 +14433,96 @@
       </w:rPr>
     </w:lvl>
   </w:abstractNum>
-  <w:abstractNum w:abstractNumId="5" w15:restartNumberingAfterBreak="0">
+  <w:abstractNum w:abstractNumId="8" w15:restartNumberingAfterBreak="0">
+    <w:nsid w:val="29A600B5"/>
+    <w:multiLevelType w:val="multilevel"/>
+    <w:tmpl w:val="B8A4DCC2"/>
+    <w:lvl w:ilvl="0">
+      <w:start w:val="1"/>
+      <w:numFmt w:val="decimal"/>
+      <w:lvlText w:val="%1)"/>
+      <w:lvlJc w:val="left"/>
+      <w:pPr>
+        <w:ind w:left="360" w:hanging="360"/>
+      </w:pPr>
+    </w:lvl>
+    <w:lvl w:ilvl="1">
+      <w:start w:val="1"/>
+      <w:numFmt w:val="lowerLetter"/>
+      <w:lvlText w:val="%2)"/>
+      <w:lvlJc w:val="left"/>
+      <w:pPr>
+        <w:ind w:left="720" w:hanging="360"/>
+      </w:pPr>
+    </w:lvl>
+    <w:lvl w:ilvl="2">
+      <w:start w:val="1"/>
+      <w:numFmt w:val="lowerRoman"/>
+      <w:lvlText w:val="%3)"/>
+      <w:lvlJc w:val="left"/>
+      <w:pPr>
+        <w:ind w:left="1080" w:hanging="360"/>
+      </w:pPr>
+    </w:lvl>
+    <w:lvl w:ilvl="3">
+      <w:start w:val="1"/>
+      <w:numFmt w:val="bullet"/>
+      <w:lvlText w:val=""/>
+      <w:lvlJc w:val="left"/>
+      <w:pPr>
+        <w:ind w:left="720" w:hanging="360"/>
+      </w:pPr>
+      <w:rPr>
+        <w:rFonts w:ascii="Symbol" w:hAnsi="Symbol" w:hint="default"/>
+      </w:rPr>
+    </w:lvl>
+    <w:lvl w:ilvl="4">
+      <w:start w:val="1"/>
+      <w:numFmt w:val="lowerRoman"/>
+      <w:lvlText w:val="%5."/>
+      <w:lvlJc w:val="right"/>
+      <w:pPr>
+        <w:ind w:left="1800" w:hanging="360"/>
+      </w:pPr>
+    </w:lvl>
+    <w:lvl w:ilvl="5">
+      <w:start w:val="1"/>
+      <w:numFmt w:val="lowerRoman"/>
+      <w:lvlText w:val="(%6)"/>
+      <w:lvlJc w:val="left"/>
+      <w:pPr>
+        <w:ind w:left="2160" w:hanging="360"/>
+      </w:pPr>
+    </w:lvl>
+    <w:lvl w:ilvl="6">
+      <w:start w:val="1"/>
+      <w:numFmt w:val="decimal"/>
+      <w:lvlText w:val="%7."/>
+      <w:lvlJc w:val="left"/>
+      <w:pPr>
+        <w:ind w:left="2520" w:hanging="360"/>
+      </w:pPr>
+    </w:lvl>
+    <w:lvl w:ilvl="7">
+      <w:start w:val="1"/>
+      <w:numFmt w:val="lowerLetter"/>
+      <w:lvlText w:val="%8."/>
+      <w:lvlJc w:val="left"/>
+      <w:pPr>
+        <w:ind w:left="2880" w:hanging="360"/>
+      </w:pPr>
+    </w:lvl>
+    <w:lvl w:ilvl="8">
+      <w:start w:val="1"/>
+      <w:numFmt w:val="lowerRoman"/>
+      <w:lvlText w:val="%9."/>
+      <w:lvlJc w:val="left"/>
+      <w:pPr>
+        <w:ind w:left="3240" w:hanging="360"/>
+      </w:pPr>
+    </w:lvl>
+  </w:abstractNum>
+  <w:abstractNum w:abstractNumId="9" w15:restartNumberingAfterBreak="0">
     <w:nsid w:val="2DE613D3"/>
     <w:multiLevelType w:val="hybridMultilevel"/>
     <w:tmpl w:val="5F92DA4E"/>
@@ -12939,7 +14635,7 @@
       </w:rPr>
     </w:lvl>
   </w:abstractNum>
-  <w:abstractNum w:abstractNumId="6" w15:restartNumberingAfterBreak="0">
+  <w:abstractNum w:abstractNumId="10" w15:restartNumberingAfterBreak="0">
     <w:nsid w:val="341F3FC9"/>
     <w:multiLevelType w:val="hybridMultilevel"/>
     <w:tmpl w:val="8F868BCC"/>
@@ -13052,7 +14748,7 @@
       </w:rPr>
     </w:lvl>
   </w:abstractNum>
-  <w:abstractNum w:abstractNumId="7" w15:restartNumberingAfterBreak="0">
+  <w:abstractNum w:abstractNumId="11" w15:restartNumberingAfterBreak="0">
     <w:nsid w:val="35570FFA"/>
     <w:multiLevelType w:val="hybridMultilevel"/>
     <w:tmpl w:val="1938F8D0"/>
@@ -13165,7 +14861,7 @@
       </w:rPr>
     </w:lvl>
   </w:abstractNum>
-  <w:abstractNum w:abstractNumId="8" w15:restartNumberingAfterBreak="0">
+  <w:abstractNum w:abstractNumId="12" w15:restartNumberingAfterBreak="0">
     <w:nsid w:val="35DD1E15"/>
     <w:multiLevelType w:val="hybridMultilevel"/>
     <w:tmpl w:val="6ABABD92"/>
@@ -13278,7 +14974,7 @@
       </w:rPr>
     </w:lvl>
   </w:abstractNum>
-  <w:abstractNum w:abstractNumId="9" w15:restartNumberingAfterBreak="0">
+  <w:abstractNum w:abstractNumId="13" w15:restartNumberingAfterBreak="0">
     <w:nsid w:val="36C86441"/>
     <w:multiLevelType w:val="hybridMultilevel"/>
     <w:tmpl w:val="AEBAA6C2"/>
@@ -13418,7 +15114,7 @@
       </w:rPr>
     </w:lvl>
   </w:abstractNum>
-  <w:abstractNum w:abstractNumId="10" w15:restartNumberingAfterBreak="0">
+  <w:abstractNum w:abstractNumId="14" w15:restartNumberingAfterBreak="0">
     <w:nsid w:val="3D076982"/>
     <w:multiLevelType w:val="hybridMultilevel"/>
     <w:tmpl w:val="DE84E742"/>
@@ -13531,7 +15227,7 @@
       </w:rPr>
     </w:lvl>
   </w:abstractNum>
-  <w:abstractNum w:abstractNumId="11" w15:restartNumberingAfterBreak="0">
+  <w:abstractNum w:abstractNumId="15" w15:restartNumberingAfterBreak="0">
     <w:nsid w:val="3FBD739E"/>
     <w:multiLevelType w:val="hybridMultilevel"/>
     <w:tmpl w:val="53A41C20"/>
@@ -13644,7 +15340,7 @@
       </w:rPr>
     </w:lvl>
   </w:abstractNum>
-  <w:abstractNum w:abstractNumId="12" w15:restartNumberingAfterBreak="0">
+  <w:abstractNum w:abstractNumId="16" w15:restartNumberingAfterBreak="0">
     <w:nsid w:val="404C7717"/>
     <w:multiLevelType w:val="hybridMultilevel"/>
     <w:tmpl w:val="0E30A2A8"/>
@@ -13757,7 +15453,7 @@
       </w:rPr>
     </w:lvl>
   </w:abstractNum>
-  <w:abstractNum w:abstractNumId="13" w15:restartNumberingAfterBreak="0">
+  <w:abstractNum w:abstractNumId="17" w15:restartNumberingAfterBreak="0">
     <w:nsid w:val="43583EF4"/>
     <w:multiLevelType w:val="hybridMultilevel"/>
     <w:tmpl w:val="95A2DA2E"/>
@@ -13870,7 +15566,7 @@
       </w:rPr>
     </w:lvl>
   </w:abstractNum>
-  <w:abstractNum w:abstractNumId="14" w15:restartNumberingAfterBreak="0">
+  <w:abstractNum w:abstractNumId="18" w15:restartNumberingAfterBreak="0">
     <w:nsid w:val="456C7E3D"/>
     <w:multiLevelType w:val="hybridMultilevel"/>
     <w:tmpl w:val="768A0D00"/>
@@ -13983,7 +15679,7 @@
       </w:rPr>
     </w:lvl>
   </w:abstractNum>
-  <w:abstractNum w:abstractNumId="15" w15:restartNumberingAfterBreak="0">
+  <w:abstractNum w:abstractNumId="19" w15:restartNumberingAfterBreak="0">
     <w:nsid w:val="46A15B06"/>
     <w:multiLevelType w:val="hybridMultilevel"/>
     <w:tmpl w:val="7640F056"/>
@@ -14096,7 +15792,7 @@
       </w:rPr>
     </w:lvl>
   </w:abstractNum>
-  <w:abstractNum w:abstractNumId="16" w15:restartNumberingAfterBreak="0">
+  <w:abstractNum w:abstractNumId="20" w15:restartNumberingAfterBreak="0">
     <w:nsid w:val="533A1D17"/>
     <w:multiLevelType w:val="hybridMultilevel"/>
     <w:tmpl w:val="69A8B070"/>
@@ -14209,7 +15905,7 @@
       </w:rPr>
     </w:lvl>
   </w:abstractNum>
-  <w:abstractNum w:abstractNumId="17" w15:restartNumberingAfterBreak="0">
+  <w:abstractNum w:abstractNumId="21" w15:restartNumberingAfterBreak="0">
     <w:nsid w:val="56704272"/>
     <w:multiLevelType w:val="hybridMultilevel"/>
     <w:tmpl w:val="92CAD8E8"/>
@@ -14322,7 +16018,7 @@
       </w:rPr>
     </w:lvl>
   </w:abstractNum>
-  <w:abstractNum w:abstractNumId="18" w15:restartNumberingAfterBreak="0">
+  <w:abstractNum w:abstractNumId="22" w15:restartNumberingAfterBreak="0">
     <w:nsid w:val="57D83206"/>
     <w:multiLevelType w:val="hybridMultilevel"/>
     <w:tmpl w:val="98580C66"/>
@@ -14435,7 +16131,93 @@
       </w:rPr>
     </w:lvl>
   </w:abstractNum>
-  <w:abstractNum w:abstractNumId="19" w15:restartNumberingAfterBreak="0">
+  <w:abstractNum w:abstractNumId="23" w15:restartNumberingAfterBreak="0">
+    <w:nsid w:val="5F9A6F88"/>
+    <w:multiLevelType w:val="hybridMultilevel"/>
+    <w:tmpl w:val="771AA856"/>
+    <w:lvl w:ilvl="0" w:tplc="0809000F">
+      <w:start w:val="1"/>
+      <w:numFmt w:val="decimal"/>
+      <w:lvlText w:val="%1."/>
+      <w:lvlJc w:val="left"/>
+      <w:pPr>
+        <w:ind w:left="720" w:hanging="360"/>
+      </w:pPr>
+    </w:lvl>
+    <w:lvl w:ilvl="1" w:tplc="08090019" w:tentative="1">
+      <w:start w:val="1"/>
+      <w:numFmt w:val="lowerLetter"/>
+      <w:lvlText w:val="%2."/>
+      <w:lvlJc w:val="left"/>
+      <w:pPr>
+        <w:ind w:left="1440" w:hanging="360"/>
+      </w:pPr>
+    </w:lvl>
+    <w:lvl w:ilvl="2" w:tplc="0809001B" w:tentative="1">
+      <w:start w:val="1"/>
+      <w:numFmt w:val="lowerRoman"/>
+      <w:lvlText w:val="%3."/>
+      <w:lvlJc w:val="right"/>
+      <w:pPr>
+        <w:ind w:left="2160" w:hanging="180"/>
+      </w:pPr>
+    </w:lvl>
+    <w:lvl w:ilvl="3" w:tplc="0809000F" w:tentative="1">
+      <w:start w:val="1"/>
+      <w:numFmt w:val="decimal"/>
+      <w:lvlText w:val="%4."/>
+      <w:lvlJc w:val="left"/>
+      <w:pPr>
+        <w:ind w:left="2880" w:hanging="360"/>
+      </w:pPr>
+    </w:lvl>
+    <w:lvl w:ilvl="4" w:tplc="08090019" w:tentative="1">
+      <w:start w:val="1"/>
+      <w:numFmt w:val="lowerLetter"/>
+      <w:lvlText w:val="%5."/>
+      <w:lvlJc w:val="left"/>
+      <w:pPr>
+        <w:ind w:left="3600" w:hanging="360"/>
+      </w:pPr>
+    </w:lvl>
+    <w:lvl w:ilvl="5" w:tplc="0809001B" w:tentative="1">
+      <w:start w:val="1"/>
+      <w:numFmt w:val="lowerRoman"/>
+      <w:lvlText w:val="%6."/>
+      <w:lvlJc w:val="right"/>
+      <w:pPr>
+        <w:ind w:left="4320" w:hanging="180"/>
+      </w:pPr>
+    </w:lvl>
+    <w:lvl w:ilvl="6" w:tplc="0809000F" w:tentative="1">
+      <w:start w:val="1"/>
+      <w:numFmt w:val="decimal"/>
+      <w:lvlText w:val="%7."/>
+      <w:lvlJc w:val="left"/>
+      <w:pPr>
+        <w:ind w:left="5040" w:hanging="360"/>
+      </w:pPr>
+    </w:lvl>
+    <w:lvl w:ilvl="7" w:tplc="08090019" w:tentative="1">
+      <w:start w:val="1"/>
+      <w:numFmt w:val="lowerLetter"/>
+      <w:lvlText w:val="%8."/>
+      <w:lvlJc w:val="left"/>
+      <w:pPr>
+        <w:ind w:left="5760" w:hanging="360"/>
+      </w:pPr>
+    </w:lvl>
+    <w:lvl w:ilvl="8" w:tplc="0809001B" w:tentative="1">
+      <w:start w:val="1"/>
+      <w:numFmt w:val="lowerRoman"/>
+      <w:lvlText w:val="%9."/>
+      <w:lvlJc w:val="right"/>
+      <w:pPr>
+        <w:ind w:left="6480" w:hanging="180"/>
+      </w:pPr>
+    </w:lvl>
+  </w:abstractNum>
+  <w:abstractNum w:abstractNumId="24" w15:restartNumberingAfterBreak="0">
     <w:nsid w:val="61332B69"/>
     <w:multiLevelType w:val="hybridMultilevel"/>
     <w:tmpl w:val="97DC38AE"/>
@@ -14548,7 +16330,7 @@
       </w:rPr>
     </w:lvl>
   </w:abstractNum>
-  <w:abstractNum w:abstractNumId="20" w15:restartNumberingAfterBreak="0">
+  <w:abstractNum w:abstractNumId="25" w15:restartNumberingAfterBreak="0">
     <w:nsid w:val="62B758F9"/>
     <w:multiLevelType w:val="hybridMultilevel"/>
     <w:tmpl w:val="17348C82"/>
@@ -14661,7 +16443,7 @@
       </w:rPr>
     </w:lvl>
   </w:abstractNum>
-  <w:abstractNum w:abstractNumId="21" w15:restartNumberingAfterBreak="0">
+  <w:abstractNum w:abstractNumId="26" w15:restartNumberingAfterBreak="0">
     <w:nsid w:val="6FF13BAB"/>
     <w:multiLevelType w:val="hybridMultilevel"/>
     <w:tmpl w:val="7D3838D6"/>
@@ -14774,7 +16556,96 @@
       </w:rPr>
     </w:lvl>
   </w:abstractNum>
-  <w:abstractNum w:abstractNumId="22" w15:restartNumberingAfterBreak="0">
+  <w:abstractNum w:abstractNumId="27" w15:restartNumberingAfterBreak="0">
+    <w:nsid w:val="71E53E91"/>
+    <w:multiLevelType w:val="multilevel"/>
+    <w:tmpl w:val="C9EE239A"/>
+    <w:lvl w:ilvl="0">
+      <w:start w:val="1"/>
+      <w:numFmt w:val="decimal"/>
+      <w:lvlText w:val="%1)"/>
+      <w:lvlJc w:val="left"/>
+      <w:pPr>
+        <w:ind w:left="360" w:hanging="360"/>
+      </w:pPr>
+    </w:lvl>
+    <w:lvl w:ilvl="1">
+      <w:start w:val="1"/>
+      <w:numFmt w:val="lowerLetter"/>
+      <w:lvlText w:val="%2)"/>
+      <w:lvlJc w:val="left"/>
+      <w:pPr>
+        <w:ind w:left="720" w:hanging="360"/>
+      </w:pPr>
+    </w:lvl>
+    <w:lvl w:ilvl="2">
+      <w:start w:val="1"/>
+      <w:numFmt w:val="lowerRoman"/>
+      <w:lvlText w:val="%3)"/>
+      <w:lvlJc w:val="left"/>
+      <w:pPr>
+        <w:ind w:left="1080" w:hanging="360"/>
+      </w:pPr>
+    </w:lvl>
+    <w:lvl w:ilvl="3">
+      <w:start w:val="1"/>
+      <w:numFmt w:val="bullet"/>
+      <w:lvlText w:val=""/>
+      <w:lvlJc w:val="left"/>
+      <w:pPr>
+        <w:ind w:left="720" w:hanging="360"/>
+      </w:pPr>
+      <w:rPr>
+        <w:rFonts w:ascii="Symbol" w:hAnsi="Symbol" w:hint="default"/>
+      </w:rPr>
+    </w:lvl>
+    <w:lvl w:ilvl="4">
+      <w:start w:val="1"/>
+      <w:numFmt w:val="upperRoman"/>
+      <w:lvlText w:val="%5."/>
+      <w:lvlJc w:val="right"/>
+      <w:pPr>
+        <w:ind w:left="1800" w:hanging="360"/>
+      </w:pPr>
+    </w:lvl>
+    <w:lvl w:ilvl="5">
+      <w:start w:val="1"/>
+      <w:numFmt w:val="lowerRoman"/>
+      <w:lvlText w:val="(%6)"/>
+      <w:lvlJc w:val="left"/>
+      <w:pPr>
+        <w:ind w:left="2160" w:hanging="360"/>
+      </w:pPr>
+    </w:lvl>
+    <w:lvl w:ilvl="6">
+      <w:start w:val="1"/>
+      <w:numFmt w:val="decimal"/>
+      <w:lvlText w:val="%7."/>
+      <w:lvlJc w:val="left"/>
+      <w:pPr>
+        <w:ind w:left="2520" w:hanging="360"/>
+      </w:pPr>
+    </w:lvl>
+    <w:lvl w:ilvl="7">
+      <w:start w:val="1"/>
+      <w:numFmt w:val="lowerLetter"/>
+      <w:lvlText w:val="%8."/>
+      <w:lvlJc w:val="left"/>
+      <w:pPr>
+        <w:ind w:left="2880" w:hanging="360"/>
+      </w:pPr>
+    </w:lvl>
+    <w:lvl w:ilvl="8">
+      <w:start w:val="1"/>
+      <w:numFmt w:val="lowerRoman"/>
+      <w:lvlText w:val="%9."/>
+      <w:lvlJc w:val="left"/>
+      <w:pPr>
+        <w:ind w:left="3240" w:hanging="360"/>
+      </w:pPr>
+    </w:lvl>
+  </w:abstractNum>
+  <w:abstractNum w:abstractNumId="28" w15:restartNumberingAfterBreak="0">
     <w:nsid w:val="79421B7A"/>
     <w:multiLevelType w:val="hybridMultilevel"/>
     <w:tmpl w:val="83560E34"/>
@@ -14887,7 +16758,7 @@
       </w:rPr>
     </w:lvl>
   </w:abstractNum>
-  <w:abstractNum w:abstractNumId="23" w15:restartNumberingAfterBreak="0">
+  <w:abstractNum w:abstractNumId="29" w15:restartNumberingAfterBreak="0">
     <w:nsid w:val="7B066DDC"/>
     <w:multiLevelType w:val="hybridMultilevel"/>
     <w:tmpl w:val="A18C2538"/>
@@ -15001,76 +16872,94 @@
     </w:lvl>
   </w:abstractNum>
   <w:num w:numId="1" w16cid:durableId="2009090206">
+    <w:abstractNumId w:val="3"/>
+  </w:num>
+  <w:num w:numId="2" w16cid:durableId="986401461">
+    <w:abstractNumId w:val="21"/>
+  </w:num>
+  <w:num w:numId="3" w16cid:durableId="1674182800">
+    <w:abstractNumId w:val="16"/>
+  </w:num>
+  <w:num w:numId="4" w16cid:durableId="1806779105">
+    <w:abstractNumId w:val="29"/>
+  </w:num>
+  <w:num w:numId="5" w16cid:durableId="1907372466">
+    <w:abstractNumId w:val="19"/>
+  </w:num>
+  <w:num w:numId="6" w16cid:durableId="1811823580">
+    <w:abstractNumId w:val="12"/>
+  </w:num>
+  <w:num w:numId="7" w16cid:durableId="2018343735">
+    <w:abstractNumId w:val="15"/>
+  </w:num>
+  <w:num w:numId="8" w16cid:durableId="208343406">
+    <w:abstractNumId w:val="25"/>
+  </w:num>
+  <w:num w:numId="9" w16cid:durableId="117913636">
+    <w:abstractNumId w:val="26"/>
+  </w:num>
+  <w:num w:numId="10" w16cid:durableId="944847107">
+    <w:abstractNumId w:val="28"/>
+  </w:num>
+  <w:num w:numId="11" w16cid:durableId="1732848174">
+    <w:abstractNumId w:val="22"/>
+  </w:num>
+  <w:num w:numId="12" w16cid:durableId="1534229730">
+    <w:abstractNumId w:val="14"/>
+  </w:num>
+  <w:num w:numId="13" w16cid:durableId="357464549">
     <w:abstractNumId w:val="2"/>
   </w:num>
-  <w:num w:numId="2" w16cid:durableId="986401461">
-    <w:abstractNumId w:val="17"/>
+  <w:num w:numId="14" w16cid:durableId="837231395">
+    <w:abstractNumId w:val="7"/>
   </w:num>
-  <w:num w:numId="3" w16cid:durableId="1674182800">
-    <w:abstractNumId w:val="12"/>
+  <w:num w:numId="15" w16cid:durableId="512694551">
+    <w:abstractNumId w:val="10"/>
   </w:num>
-  <w:num w:numId="4" w16cid:durableId="1806779105">
-    <w:abstractNumId w:val="23"/>
-  </w:num>
-  <w:num w:numId="5" w16cid:durableId="1907372466">
-    <w:abstractNumId w:val="15"/>
-  </w:num>
-  <w:num w:numId="6" w16cid:durableId="1811823580">
-    <w:abstractNumId w:val="8"/>
-  </w:num>
-  <w:num w:numId="7" w16cid:durableId="2018343735">
+  <w:num w:numId="16" w16cid:durableId="428819571">
     <w:abstractNumId w:val="11"/>
   </w:num>
-  <w:num w:numId="8" w16cid:durableId="208343406">
+  <w:num w:numId="17" w16cid:durableId="1395592051">
+    <w:abstractNumId w:val="24"/>
+  </w:num>
+  <w:num w:numId="18" w16cid:durableId="401368806">
+    <w:abstractNumId w:val="18"/>
+  </w:num>
+  <w:num w:numId="19" w16cid:durableId="2089187200">
+    <w:abstractNumId w:val="9"/>
+  </w:num>
+  <w:num w:numId="20" w16cid:durableId="1173573912">
     <w:abstractNumId w:val="20"/>
   </w:num>
-  <w:num w:numId="9" w16cid:durableId="117913636">
-    <w:abstractNumId w:val="21"/>
-  </w:num>
-  <w:num w:numId="10" w16cid:durableId="944847107">
-    <w:abstractNumId w:val="22"/>
-  </w:num>
-  <w:num w:numId="11" w16cid:durableId="1732848174">
-    <w:abstractNumId w:val="18"/>
-  </w:num>
-  <w:num w:numId="12" w16cid:durableId="1534229730">
-    <w:abstractNumId w:val="10"/>
-  </w:num>
-  <w:num w:numId="13" w16cid:durableId="357464549">
-    <w:abstractNumId w:val="1"/>
-  </w:num>
-  <w:num w:numId="14" w16cid:durableId="837231395">
-    <w:abstractNumId w:val="4"/>
-  </w:num>
-  <w:num w:numId="15" w16cid:durableId="512694551">
-    <w:abstractNumId w:val="6"/>
-  </w:num>
-  <w:num w:numId="16" w16cid:durableId="428819571">
-    <w:abstractNumId w:val="7"/>
-  </w:num>
-  <w:num w:numId="17" w16cid:durableId="1395592051">
-    <w:abstractNumId w:val="19"/>
-  </w:num>
-  <w:num w:numId="18" w16cid:durableId="401368806">
-    <w:abstractNumId w:val="14"/>
-  </w:num>
-  <w:num w:numId="19" w16cid:durableId="2089187200">
-    <w:abstractNumId w:val="5"/>
-  </w:num>
-  <w:num w:numId="20" w16cid:durableId="1173573912">
-    <w:abstractNumId w:val="16"/>
-  </w:num>
   <w:num w:numId="21" w16cid:durableId="1408453329">
-    <w:abstractNumId w:val="9"/>
+    <w:abstractNumId w:val="13"/>
   </w:num>
   <w:num w:numId="22" w16cid:durableId="487795387">
     <w:abstractNumId w:val="0"/>
   </w:num>
   <w:num w:numId="23" w16cid:durableId="1382709978">
-    <w:abstractNumId w:val="13"/>
+    <w:abstractNumId w:val="17"/>
   </w:num>
   <w:num w:numId="24" w16cid:durableId="92634868">
-    <w:abstractNumId w:val="3"/>
+    <w:abstractNumId w:val="5"/>
+  </w:num>
+  <w:num w:numId="25" w16cid:durableId="2044397149">
+    <w:abstractNumId w:val="23"/>
+  </w:num>
+  <w:num w:numId="26" w16cid:durableId="1632200380">
+    <w:abstractNumId w:val="1"/>
+  </w:num>
+  <w:num w:numId="27" w16cid:durableId="1024403123">
+    <w:abstractNumId w:val="6"/>
+  </w:num>
+  <w:num w:numId="28" w16cid:durableId="468594795">
+    <w:abstractNumId w:val="4"/>
+  </w:num>
+  <w:num w:numId="29" w16cid:durableId="1936013047">
+    <w:abstractNumId w:val="27"/>
+  </w:num>
+  <w:num w:numId="30" w16cid:durableId="1430081383">
+    <w:abstractNumId w:val="8"/>
   </w:num>
 </w:numbering>
 </file>
@@ -15676,7 +17565,6 @@
   <w:style w:type="character" w:default="1" w:styleId="DefaultParagraphFont">
     <w:name w:val="Default Paragraph Font"/>
     <w:uiPriority w:val="1"/>
-    <w:semiHidden/>
     <w:unhideWhenUsed/>
   </w:style>
   <w:style w:type="table" w:default="1" w:styleId="TableNormal">

--- a/SWEP_CA_DOCUMENT.docx
+++ b/SWEP_CA_DOCUMENT.docx
@@ -4910,23 +4910,7 @@
                 <w:rFonts w:ascii="Times New Roman" w:hAnsi="Times New Roman" w:cs="Times New Roman"/>
                 <w:noProof/>
               </w:rPr>
-              <w:t>Feature</w:t>
-            </w:r>
-            <w:r>
-              <w:rPr>
-                <w:rStyle w:val="Hyperlink"/>
-                <w:rFonts w:ascii="Times New Roman" w:hAnsi="Times New Roman" w:cs="Times New Roman"/>
-                <w:noProof/>
-              </w:rPr>
-              <w:t xml:space="preserve"> </w:t>
-            </w:r>
-            <w:r>
-              <w:rPr>
-                <w:rStyle w:val="Hyperlink"/>
-                <w:rFonts w:ascii="Times New Roman" w:hAnsi="Times New Roman" w:cs="Times New Roman"/>
-                <w:noProof/>
-              </w:rPr>
-              <w:t>1 - User Authentication</w:t>
+              <w:t>Feature 1 - User Authentication</w:t>
             </w:r>
             <w:r>
               <w:rPr>
@@ -12563,13 +12547,7 @@
         <w:rPr>
           <w:rFonts w:ascii="Times New Roman" w:hAnsi="Times New Roman" w:cs="Times New Roman"/>
         </w:rPr>
-        <w:t>Can update the status of parking spaces</w:t>
-      </w:r>
-      <w:r>
-        <w:rPr>
-          <w:rFonts w:ascii="Times New Roman" w:hAnsi="Times New Roman" w:cs="Times New Roman"/>
-        </w:rPr>
-        <w:t>.</w:t>
+        <w:t>Can update the status of parking spaces.</w:t>
       </w:r>
     </w:p>
     <w:p>
@@ -12671,43 +12649,7 @@
         <w:rPr>
           <w:rFonts w:ascii="Times New Roman" w:hAnsi="Times New Roman" w:cs="Times New Roman"/>
         </w:rPr>
-        <w:t xml:space="preserve">The map </w:t>
-      </w:r>
-      <w:r>
-        <w:rPr>
-          <w:rFonts w:ascii="Times New Roman" w:hAnsi="Times New Roman" w:cs="Times New Roman"/>
-        </w:rPr>
-        <w:t>can</w:t>
-      </w:r>
-      <w:r>
-        <w:rPr>
-          <w:rFonts w:ascii="Times New Roman" w:hAnsi="Times New Roman" w:cs="Times New Roman"/>
-        </w:rPr>
-        <w:t xml:space="preserve"> filter</w:t>
-      </w:r>
-      <w:r>
-        <w:rPr>
-          <w:rFonts w:ascii="Times New Roman" w:hAnsi="Times New Roman" w:cs="Times New Roman"/>
-        </w:rPr>
-        <w:t xml:space="preserve"> spaces</w:t>
-      </w:r>
-      <w:r>
-        <w:rPr>
-          <w:rFonts w:ascii="Times New Roman" w:hAnsi="Times New Roman" w:cs="Times New Roman"/>
-        </w:rPr>
-        <w:t xml:space="preserve">, </w:t>
-      </w:r>
-      <w:r>
-        <w:rPr>
-          <w:rFonts w:ascii="Times New Roman" w:hAnsi="Times New Roman" w:cs="Times New Roman"/>
-        </w:rPr>
-        <w:t>showing</w:t>
-      </w:r>
-      <w:r>
-        <w:rPr>
-          <w:rFonts w:ascii="Times New Roman" w:hAnsi="Times New Roman" w:cs="Times New Roman"/>
-        </w:rPr>
-        <w:t xml:space="preserve"> users spaces based on booking status and identify reservations that are close to expiring.</w:t>
+        <w:t>The map can filter spaces, showing users spaces based on booking status and identify reservations that are close to expiring.</w:t>
       </w:r>
     </w:p>
     <w:p>
@@ -12889,19 +12831,7 @@
         <w:rPr>
           <w:rFonts w:ascii="Times New Roman" w:hAnsi="Times New Roman" w:cs="Times New Roman"/>
         </w:rPr>
-        <w:t xml:space="preserve">The user specifies a reservation </w:t>
-      </w:r>
-      <w:r>
-        <w:rPr>
-          <w:rFonts w:ascii="Times New Roman" w:hAnsi="Times New Roman" w:cs="Times New Roman"/>
-        </w:rPr>
-        <w:t>time</w:t>
-      </w:r>
-      <w:r>
-        <w:rPr>
-          <w:rFonts w:ascii="Times New Roman" w:hAnsi="Times New Roman" w:cs="Times New Roman"/>
-        </w:rPr>
-        <w:t xml:space="preserve"> (start and end time).</w:t>
+        <w:t>The user specifies a reservation time (start and end time).</w:t>
       </w:r>
     </w:p>
     <w:p>
@@ -13155,19 +13085,7 @@
         <w:rPr>
           <w:rFonts w:ascii="Times New Roman" w:hAnsi="Times New Roman" w:cs="Times New Roman"/>
         </w:rPr>
-        <w:t xml:space="preserve">This is then used to display the current capacity as a percentage </w:t>
-      </w:r>
-      <w:r>
-        <w:rPr>
-          <w:rFonts w:ascii="Times New Roman" w:hAnsi="Times New Roman" w:cs="Times New Roman"/>
-        </w:rPr>
-        <w:t>and visualisation (progress bar)</w:t>
-      </w:r>
-      <w:r>
-        <w:rPr>
-          <w:rFonts w:ascii="Times New Roman" w:hAnsi="Times New Roman" w:cs="Times New Roman"/>
-        </w:rPr>
-        <w:t>.</w:t>
+        <w:t>This is then used to display the current capacity as a percentage and visualisation (progress bar).</w:t>
       </w:r>
     </w:p>
     <w:p>
@@ -13216,15 +13134,7 @@
           <w:i/>
           <w:iCs/>
         </w:rPr>
-        <w:t>Progress bar</w:t>
-      </w:r>
-      <w:r>
-        <w:rPr>
-          <w:rFonts w:ascii="Times New Roman" w:hAnsi="Times New Roman" w:cs="Times New Roman"/>
-          <w:i/>
-          <w:iCs/>
-        </w:rPr>
-        <w:t xml:space="preserve"> example:</w:t>
+        <w:t>Progress bar example:</w:t>
       </w:r>
     </w:p>
     <w:p>
@@ -13238,6 +13148,7 @@
       <w:r>
         <w:rPr>
           <w:rFonts w:ascii="Times New Roman" w:hAnsi="Times New Roman" w:cs="Times New Roman"/>
+          <w:noProof/>
         </w:rPr>
         <w:drawing>
           <wp:inline distT="0" distB="0" distL="0" distR="0" wp14:anchorId="751716B4" wp14:editId="7F24D90A">
@@ -13352,19 +13263,7 @@
         <w:rPr>
           <w:rFonts w:ascii="Times New Roman" w:hAnsi="Times New Roman" w:cs="Times New Roman"/>
         </w:rPr>
-        <w:t>b</w:t>
-      </w:r>
-      <w:r>
-        <w:rPr>
-          <w:rFonts w:ascii="Times New Roman" w:hAnsi="Times New Roman" w:cs="Times New Roman"/>
-        </w:rPr>
-        <w:t>ar chart of peak usage times</w:t>
-      </w:r>
-      <w:r>
-        <w:rPr>
-          <w:rFonts w:ascii="Times New Roman" w:hAnsi="Times New Roman" w:cs="Times New Roman"/>
-        </w:rPr>
-        <w:t>:</w:t>
+        <w:t>bar chart of peak usage times:</w:t>
       </w:r>
     </w:p>
     <w:p>
@@ -13396,6 +13295,7 @@
       <w:r>
         <w:rPr>
           <w:rFonts w:ascii="Times New Roman" w:hAnsi="Times New Roman" w:cs="Times New Roman"/>
+          <w:noProof/>
         </w:rPr>
         <w:drawing>
           <wp:inline distT="0" distB="0" distL="0" distR="0" wp14:anchorId="1527F918" wp14:editId="0ADB3081">
@@ -13422,6 +13322,166 @@
                     <a:xfrm>
                       <a:off x="0" y="0"/>
                       <a:ext cx="5139448" cy="2210998"/>
+                    </a:xfrm>
+                    <a:prstGeom prst="rect">
+                      <a:avLst/>
+                    </a:prstGeom>
+                  </pic:spPr>
+                </pic:pic>
+              </a:graphicData>
+            </a:graphic>
+          </wp:inline>
+        </w:drawing>
+      </w:r>
+    </w:p>
+    <w:p>
+      <w:pPr>
+        <w:pStyle w:val="Heading1"/>
+        <w:rPr>
+          <w:rFonts w:ascii="Times New Roman" w:hAnsi="Times New Roman" w:cs="Times New Roman"/>
+        </w:rPr>
+      </w:pPr>
+      <w:r>
+        <w:rPr>
+          <w:rFonts w:ascii="Times New Roman" w:hAnsi="Times New Roman" w:cs="Times New Roman"/>
+        </w:rPr>
+        <w:lastRenderedPageBreak/>
+        <w:t>Use Case Diagram</w:t>
+      </w:r>
+    </w:p>
+    <w:p>
+      <w:pPr>
+        <w:rPr>
+          <w:rFonts w:ascii="Times New Roman" w:eastAsiaTheme="majorEastAsia" w:hAnsi="Times New Roman" w:cs="Times New Roman"/>
+          <w:color w:val="0F4761" w:themeColor="accent1" w:themeShade="BF"/>
+          <w:sz w:val="40"/>
+          <w:szCs w:val="40"/>
+        </w:rPr>
+      </w:pPr>
+      <w:r>
+        <w:rPr>
+          <w:rFonts w:ascii="Times New Roman" w:hAnsi="Times New Roman" w:cs="Times New Roman"/>
+        </w:rPr>
+        <w:br w:type="page"/>
+      </w:r>
+    </w:p>
+    <w:p>
+      <w:pPr>
+        <w:pStyle w:val="Heading1"/>
+        <w:rPr>
+          <w:rFonts w:ascii="Times New Roman" w:hAnsi="Times New Roman" w:cs="Times New Roman"/>
+        </w:rPr>
+      </w:pPr>
+      <w:r>
+        <w:rPr>
+          <w:rFonts w:ascii="Times New Roman" w:hAnsi="Times New Roman" w:cs="Times New Roman"/>
+        </w:rPr>
+        <w:lastRenderedPageBreak/>
+        <w:t xml:space="preserve">Activity </w:t>
+      </w:r>
+      <w:r>
+        <w:rPr>
+          <w:rFonts w:ascii="Times New Roman" w:hAnsi="Times New Roman" w:cs="Times New Roman"/>
+        </w:rPr>
+        <w:t>Diagram</w:t>
+      </w:r>
+    </w:p>
+    <w:p>
+      <w:pPr>
+        <w:rPr>
+          <w:rFonts w:ascii="Times New Roman" w:eastAsiaTheme="majorEastAsia" w:hAnsi="Times New Roman" w:cs="Times New Roman"/>
+          <w:color w:val="0F4761" w:themeColor="accent1" w:themeShade="BF"/>
+          <w:sz w:val="40"/>
+          <w:szCs w:val="40"/>
+        </w:rPr>
+      </w:pPr>
+      <w:r>
+        <w:rPr>
+          <w:rFonts w:ascii="Times New Roman" w:hAnsi="Times New Roman" w:cs="Times New Roman"/>
+        </w:rPr>
+        <w:br w:type="page"/>
+      </w:r>
+    </w:p>
+    <w:p>
+      <w:pPr>
+        <w:pStyle w:val="Heading1"/>
+        <w:rPr>
+          <w:rFonts w:ascii="Times New Roman" w:hAnsi="Times New Roman" w:cs="Times New Roman"/>
+        </w:rPr>
+      </w:pPr>
+      <w:r>
+        <w:rPr>
+          <w:rFonts w:ascii="Times New Roman" w:hAnsi="Times New Roman" w:cs="Times New Roman"/>
+        </w:rPr>
+        <w:lastRenderedPageBreak/>
+        <w:t xml:space="preserve">Class </w:t>
+      </w:r>
+      <w:r>
+        <w:rPr>
+          <w:rFonts w:ascii="Times New Roman" w:hAnsi="Times New Roman" w:cs="Times New Roman"/>
+        </w:rPr>
+        <w:t>Diagram</w:t>
+      </w:r>
+      <w:r>
+        <w:rPr>
+          <w:rFonts w:ascii="Times New Roman" w:hAnsi="Times New Roman" w:cs="Times New Roman"/>
+        </w:rPr>
+        <w:br w:type="page"/>
+      </w:r>
+    </w:p>
+    <w:p>
+      <w:pPr>
+        <w:pStyle w:val="Heading1"/>
+        <w:rPr>
+          <w:rFonts w:ascii="Times New Roman" w:hAnsi="Times New Roman" w:cs="Times New Roman"/>
+        </w:rPr>
+      </w:pPr>
+      <w:r>
+        <w:rPr>
+          <w:rFonts w:ascii="Times New Roman" w:hAnsi="Times New Roman" w:cs="Times New Roman"/>
+        </w:rPr>
+        <w:lastRenderedPageBreak/>
+        <w:t>SETU Park Prototype</w:t>
+      </w:r>
+    </w:p>
+    <w:p/>
+    <w:p>
+      <w:pPr>
+        <w:spacing w:after="120"/>
+        <w:ind w:left="360"/>
+        <w:rPr>
+          <w:rFonts w:ascii="Times New Roman" w:hAnsi="Times New Roman" w:cs="Times New Roman"/>
+        </w:rPr>
+      </w:pPr>
+      <w:r>
+        <w:rPr>
+          <w:rFonts w:ascii="Times New Roman" w:hAnsi="Times New Roman" w:cs="Times New Roman"/>
+        </w:rPr>
+        <w:drawing>
+          <wp:inline distT="0" distB="0" distL="0" distR="0" wp14:anchorId="5924CF67" wp14:editId="554D7FD6">
+            <wp:extent cx="5731510" cy="4644390"/>
+            <wp:effectExtent l="0" t="0" r="2540" b="3810"/>
+            <wp:docPr id="20431897" name="Picture 1"/>
+            <wp:cNvGraphicFramePr>
+              <a:graphicFrameLocks xmlns:a="http://schemas.openxmlformats.org/drawingml/2006/main" noChangeAspect="1"/>
+            </wp:cNvGraphicFramePr>
+            <a:graphic xmlns:a="http://schemas.openxmlformats.org/drawingml/2006/main">
+              <a:graphicData uri="http://schemas.openxmlformats.org/drawingml/2006/picture">
+                <pic:pic xmlns:pic="http://schemas.openxmlformats.org/drawingml/2006/picture">
+                  <pic:nvPicPr>
+                    <pic:cNvPr id="20431897" name=""/>
+                    <pic:cNvPicPr/>
+                  </pic:nvPicPr>
+                  <pic:blipFill>
+                    <a:blip r:embed="rId17"/>
+                    <a:stretch>
+                      <a:fillRect/>
+                    </a:stretch>
+                  </pic:blipFill>
+                  <pic:spPr>
+                    <a:xfrm>
+                      <a:off x="0" y="0"/>
+                      <a:ext cx="5731510" cy="4644390"/>
                     </a:xfrm>
                     <a:prstGeom prst="rect">
                       <a:avLst/>
@@ -17565,6 +17625,7 @@
   <w:style w:type="character" w:default="1" w:styleId="DefaultParagraphFont">
     <w:name w:val="Default Paragraph Font"/>
     <w:uiPriority w:val="1"/>
+    <w:semiHidden/>
     <w:unhideWhenUsed/>
   </w:style>
   <w:style w:type="table" w:default="1" w:styleId="TableNormal">

--- a/SWEP_CA_DOCUMENT.docx
+++ b/SWEP_CA_DOCUMENT.docx
@@ -4045,7 +4045,7 @@
             </w:rPr>
             <w:fldChar w:fldCharType="separate"/>
           </w:r>
-          <w:hyperlink w:anchor="_Toc227176348" w:history="1">
+          <w:hyperlink w:anchor="_Toc228457212" w:history="1">
             <w:r>
               <w:rPr>
                 <w:rStyle w:val="Hyperlink"/>
@@ -4076,7 +4076,7 @@
                 <w:noProof/>
                 <w:webHidden/>
               </w:rPr>
-              <w:instrText xml:space="preserve"> PAGEREF _Toc227176348 \h </w:instrText>
+              <w:instrText xml:space="preserve"> PAGEREF _Toc228457212 \h </w:instrText>
             </w:r>
             <w:r>
               <w:rPr>
@@ -4123,7 +4123,7 @@
               <w:lang w:eastAsia="en-GB"/>
             </w:rPr>
           </w:pPr>
-          <w:hyperlink w:anchor="_Toc227176349" w:history="1">
+          <w:hyperlink w:anchor="_Toc228457213" w:history="1">
             <w:r>
               <w:rPr>
                 <w:rStyle w:val="Hyperlink"/>
@@ -4154,7 +4154,7 @@
                 <w:noProof/>
                 <w:webHidden/>
               </w:rPr>
-              <w:instrText xml:space="preserve"> PAGEREF _Toc227176349 \h </w:instrText>
+              <w:instrText xml:space="preserve"> PAGEREF _Toc228457213 \h </w:instrText>
             </w:r>
             <w:r>
               <w:rPr>
@@ -4201,7 +4201,7 @@
               <w:lang w:eastAsia="en-GB"/>
             </w:rPr>
           </w:pPr>
-          <w:hyperlink w:anchor="_Toc227176350" w:history="1">
+          <w:hyperlink w:anchor="_Toc228457214" w:history="1">
             <w:r>
               <w:rPr>
                 <w:rStyle w:val="Hyperlink"/>
@@ -4232,7 +4232,7 @@
                 <w:noProof/>
                 <w:webHidden/>
               </w:rPr>
-              <w:instrText xml:space="preserve"> PAGEREF _Toc227176350 \h </w:instrText>
+              <w:instrText xml:space="preserve"> PAGEREF _Toc228457214 \h </w:instrText>
             </w:r>
             <w:r>
               <w:rPr>
@@ -4279,7 +4279,7 @@
               <w:lang w:eastAsia="en-GB"/>
             </w:rPr>
           </w:pPr>
-          <w:hyperlink w:anchor="_Toc227176351" w:history="1">
+          <w:hyperlink w:anchor="_Toc228457215" w:history="1">
             <w:r>
               <w:rPr>
                 <w:rStyle w:val="Hyperlink"/>
@@ -4310,7 +4310,7 @@
                 <w:noProof/>
                 <w:webHidden/>
               </w:rPr>
-              <w:instrText xml:space="preserve"> PAGEREF _Toc227176351 \h </w:instrText>
+              <w:instrText xml:space="preserve"> PAGEREF _Toc228457215 \h </w:instrText>
             </w:r>
             <w:r>
               <w:rPr>
@@ -4357,7 +4357,7 @@
               <w:lang w:eastAsia="en-GB"/>
             </w:rPr>
           </w:pPr>
-          <w:hyperlink w:anchor="_Toc227176352" w:history="1">
+          <w:hyperlink w:anchor="_Toc228457216" w:history="1">
             <w:r>
               <w:rPr>
                 <w:rStyle w:val="Hyperlink"/>
@@ -4388,7 +4388,7 @@
                 <w:noProof/>
                 <w:webHidden/>
               </w:rPr>
-              <w:instrText xml:space="preserve"> PAGEREF _Toc227176352 \h </w:instrText>
+              <w:instrText xml:space="preserve"> PAGEREF _Toc228457216 \h </w:instrText>
             </w:r>
             <w:r>
               <w:rPr>
@@ -4435,7 +4435,7 @@
               <w:lang w:eastAsia="en-GB"/>
             </w:rPr>
           </w:pPr>
-          <w:hyperlink w:anchor="_Toc227176353" w:history="1">
+          <w:hyperlink w:anchor="_Toc228457217" w:history="1">
             <w:r>
               <w:rPr>
                 <w:rStyle w:val="Hyperlink"/>
@@ -4466,7 +4466,7 @@
                 <w:noProof/>
                 <w:webHidden/>
               </w:rPr>
-              <w:instrText xml:space="preserve"> PAGEREF _Toc227176353 \h </w:instrText>
+              <w:instrText xml:space="preserve"> PAGEREF _Toc228457217 \h </w:instrText>
             </w:r>
             <w:r>
               <w:rPr>
@@ -4513,7 +4513,7 @@
               <w:lang w:eastAsia="en-GB"/>
             </w:rPr>
           </w:pPr>
-          <w:hyperlink w:anchor="_Toc227176354" w:history="1">
+          <w:hyperlink w:anchor="_Toc228457218" w:history="1">
             <w:r>
               <w:rPr>
                 <w:rStyle w:val="Hyperlink"/>
@@ -4544,7 +4544,7 @@
                 <w:noProof/>
                 <w:webHidden/>
               </w:rPr>
-              <w:instrText xml:space="preserve"> PAGEREF _Toc227176354 \h </w:instrText>
+              <w:instrText xml:space="preserve"> PAGEREF _Toc228457218 \h </w:instrText>
             </w:r>
             <w:r>
               <w:rPr>
@@ -4591,7 +4591,7 @@
               <w:lang w:eastAsia="en-GB"/>
             </w:rPr>
           </w:pPr>
-          <w:hyperlink w:anchor="_Toc227176355" w:history="1">
+          <w:hyperlink w:anchor="_Toc228457219" w:history="1">
             <w:r>
               <w:rPr>
                 <w:rStyle w:val="Hyperlink"/>
@@ -4622,7 +4622,7 @@
                 <w:noProof/>
                 <w:webHidden/>
               </w:rPr>
-              <w:instrText xml:space="preserve"> PAGEREF _Toc227176355 \h </w:instrText>
+              <w:instrText xml:space="preserve"> PAGEREF _Toc228457219 \h </w:instrText>
             </w:r>
             <w:r>
               <w:rPr>
@@ -4669,7 +4669,7 @@
               <w:lang w:eastAsia="en-GB"/>
             </w:rPr>
           </w:pPr>
-          <w:hyperlink w:anchor="_Toc227176356" w:history="1">
+          <w:hyperlink w:anchor="_Toc228457220" w:history="1">
             <w:r>
               <w:rPr>
                 <w:rStyle w:val="Hyperlink"/>
@@ -4700,7 +4700,7 @@
                 <w:noProof/>
                 <w:webHidden/>
               </w:rPr>
-              <w:instrText xml:space="preserve"> PAGEREF _Toc227176356 \h </w:instrText>
+              <w:instrText xml:space="preserve"> PAGEREF _Toc228457220 \h </w:instrText>
             </w:r>
             <w:r>
               <w:rPr>
@@ -4747,7 +4747,7 @@
               <w:lang w:eastAsia="en-GB"/>
             </w:rPr>
           </w:pPr>
-          <w:hyperlink w:anchor="_Toc227176357" w:history="1">
+          <w:hyperlink w:anchor="_Toc228457221" w:history="1">
             <w:r>
               <w:rPr>
                 <w:rStyle w:val="Hyperlink"/>
@@ -4778,7 +4778,7 @@
                 <w:noProof/>
                 <w:webHidden/>
               </w:rPr>
-              <w:instrText xml:space="preserve"> PAGEREF _Toc227176357 \h </w:instrText>
+              <w:instrText xml:space="preserve"> PAGEREF _Toc228457221 \h </w:instrText>
             </w:r>
             <w:r>
               <w:rPr>
@@ -4825,7 +4825,7 @@
               <w:lang w:eastAsia="en-GB"/>
             </w:rPr>
           </w:pPr>
-          <w:hyperlink w:anchor="_Toc227176358" w:history="1">
+          <w:hyperlink w:anchor="_Toc228457222" w:history="1">
             <w:r>
               <w:rPr>
                 <w:rStyle w:val="Hyperlink"/>
@@ -4856,7 +4856,7 @@
                 <w:noProof/>
                 <w:webHidden/>
               </w:rPr>
-              <w:instrText xml:space="preserve"> PAGEREF _Toc227176358 \h </w:instrText>
+              <w:instrText xml:space="preserve"> PAGEREF _Toc228457222 \h </w:instrText>
             </w:r>
             <w:r>
               <w:rPr>
@@ -4903,7 +4903,7 @@
               <w:lang w:eastAsia="en-GB"/>
             </w:rPr>
           </w:pPr>
-          <w:hyperlink w:anchor="_Toc227176359" w:history="1">
+          <w:hyperlink w:anchor="_Toc228457223" w:history="1">
             <w:r>
               <w:rPr>
                 <w:rStyle w:val="Hyperlink"/>
@@ -4934,7 +4934,7 @@
                 <w:noProof/>
                 <w:webHidden/>
               </w:rPr>
-              <w:instrText xml:space="preserve"> PAGEREF _Toc227176359 \h </w:instrText>
+              <w:instrText xml:space="preserve"> PAGEREF _Toc228457223 \h </w:instrText>
             </w:r>
             <w:r>
               <w:rPr>
@@ -4981,7 +4981,7 @@
               <w:lang w:eastAsia="en-GB"/>
             </w:rPr>
           </w:pPr>
-          <w:hyperlink w:anchor="_Toc227176360" w:history="1">
+          <w:hyperlink w:anchor="_Toc228457224" w:history="1">
             <w:r>
               <w:rPr>
                 <w:rStyle w:val="Hyperlink"/>
@@ -5012,7 +5012,7 @@
                 <w:noProof/>
                 <w:webHidden/>
               </w:rPr>
-              <w:instrText xml:space="preserve"> PAGEREF _Toc227176360 \h </w:instrText>
+              <w:instrText xml:space="preserve"> PAGEREF _Toc228457224 \h </w:instrText>
             </w:r>
             <w:r>
               <w:rPr>
@@ -5059,7 +5059,7 @@
               <w:lang w:eastAsia="en-GB"/>
             </w:rPr>
           </w:pPr>
-          <w:hyperlink w:anchor="_Toc227176361" w:history="1">
+          <w:hyperlink w:anchor="_Toc228457225" w:history="1">
             <w:r>
               <w:rPr>
                 <w:rStyle w:val="Hyperlink"/>
@@ -5090,7 +5090,7 @@
                 <w:noProof/>
                 <w:webHidden/>
               </w:rPr>
-              <w:instrText xml:space="preserve"> PAGEREF _Toc227176361 \h </w:instrText>
+              <w:instrText xml:space="preserve"> PAGEREF _Toc228457225 \h </w:instrText>
             </w:r>
             <w:r>
               <w:rPr>
@@ -5137,7 +5137,7 @@
               <w:lang w:eastAsia="en-GB"/>
             </w:rPr>
           </w:pPr>
-          <w:hyperlink w:anchor="_Toc227176362" w:history="1">
+          <w:hyperlink w:anchor="_Toc228457226" w:history="1">
             <w:r>
               <w:rPr>
                 <w:rStyle w:val="Hyperlink"/>
@@ -5168,7 +5168,7 @@
                 <w:noProof/>
                 <w:webHidden/>
               </w:rPr>
-              <w:instrText xml:space="preserve"> PAGEREF _Toc227176362 \h </w:instrText>
+              <w:instrText xml:space="preserve"> PAGEREF _Toc228457226 \h </w:instrText>
             </w:r>
             <w:r>
               <w:rPr>
@@ -5215,7 +5215,7 @@
               <w:lang w:eastAsia="en-GB"/>
             </w:rPr>
           </w:pPr>
-          <w:hyperlink w:anchor="_Toc227176363" w:history="1">
+          <w:hyperlink w:anchor="_Toc228457227" w:history="1">
             <w:r>
               <w:rPr>
                 <w:rStyle w:val="Hyperlink"/>
@@ -5246,7 +5246,7 @@
                 <w:noProof/>
                 <w:webHidden/>
               </w:rPr>
-              <w:instrText xml:space="preserve"> PAGEREF _Toc227176363 \h </w:instrText>
+              <w:instrText xml:space="preserve"> PAGEREF _Toc228457227 \h </w:instrText>
             </w:r>
             <w:r>
               <w:rPr>
@@ -5293,7 +5293,7 @@
               <w:lang w:eastAsia="en-GB"/>
             </w:rPr>
           </w:pPr>
-          <w:hyperlink w:anchor="_Toc227176364" w:history="1">
+          <w:hyperlink w:anchor="_Toc228457228" w:history="1">
             <w:r>
               <w:rPr>
                 <w:rStyle w:val="Hyperlink"/>
@@ -5324,7 +5324,7 @@
                 <w:noProof/>
                 <w:webHidden/>
               </w:rPr>
-              <w:instrText xml:space="preserve"> PAGEREF _Toc227176364 \h </w:instrText>
+              <w:instrText xml:space="preserve"> PAGEREF _Toc228457228 \h </w:instrText>
             </w:r>
             <w:r>
               <w:rPr>
@@ -5371,7 +5371,7 @@
               <w:lang w:eastAsia="en-GB"/>
             </w:rPr>
           </w:pPr>
-          <w:hyperlink w:anchor="_Toc227176365" w:history="1">
+          <w:hyperlink w:anchor="_Toc228457229" w:history="1">
             <w:r>
               <w:rPr>
                 <w:rStyle w:val="Hyperlink"/>
@@ -5402,7 +5402,7 @@
                 <w:noProof/>
                 <w:webHidden/>
               </w:rPr>
-              <w:instrText xml:space="preserve"> PAGEREF _Toc227176365 \h </w:instrText>
+              <w:instrText xml:space="preserve"> PAGEREF _Toc228457229 \h </w:instrText>
             </w:r>
             <w:r>
               <w:rPr>
@@ -5449,7 +5449,7 @@
               <w:lang w:eastAsia="en-GB"/>
             </w:rPr>
           </w:pPr>
-          <w:hyperlink w:anchor="_Toc227176366" w:history="1">
+          <w:hyperlink w:anchor="_Toc228457230" w:history="1">
             <w:r>
               <w:rPr>
                 <w:rStyle w:val="Hyperlink"/>
@@ -5480,7 +5480,7 @@
                 <w:noProof/>
                 <w:webHidden/>
               </w:rPr>
-              <w:instrText xml:space="preserve"> PAGEREF _Toc227176366 \h </w:instrText>
+              <w:instrText xml:space="preserve"> PAGEREF _Toc228457230 \h </w:instrText>
             </w:r>
             <w:r>
               <w:rPr>
@@ -5527,7 +5527,7 @@
               <w:lang w:eastAsia="en-GB"/>
             </w:rPr>
           </w:pPr>
-          <w:hyperlink w:anchor="_Toc227176367" w:history="1">
+          <w:hyperlink w:anchor="_Toc228457231" w:history="1">
             <w:r>
               <w:rPr>
                 <w:rStyle w:val="Hyperlink"/>
@@ -5558,7 +5558,7 @@
                 <w:noProof/>
                 <w:webHidden/>
               </w:rPr>
-              <w:instrText xml:space="preserve"> PAGEREF _Toc227176367 \h </w:instrText>
+              <w:instrText xml:space="preserve"> PAGEREF _Toc228457231 \h </w:instrText>
             </w:r>
             <w:r>
               <w:rPr>
@@ -5605,7 +5605,7 @@
               <w:lang w:eastAsia="en-GB"/>
             </w:rPr>
           </w:pPr>
-          <w:hyperlink w:anchor="_Toc227176368" w:history="1">
+          <w:hyperlink w:anchor="_Toc228457232" w:history="1">
             <w:r>
               <w:rPr>
                 <w:rStyle w:val="Hyperlink"/>
@@ -5636,7 +5636,7 @@
                 <w:noProof/>
                 <w:webHidden/>
               </w:rPr>
-              <w:instrText xml:space="preserve"> PAGEREF _Toc227176368 \h </w:instrText>
+              <w:instrText xml:space="preserve"> PAGEREF _Toc228457232 \h </w:instrText>
             </w:r>
             <w:r>
               <w:rPr>
@@ -5683,7 +5683,7 @@
               <w:lang w:eastAsia="en-GB"/>
             </w:rPr>
           </w:pPr>
-          <w:hyperlink w:anchor="_Toc227176369" w:history="1">
+          <w:hyperlink w:anchor="_Toc228457233" w:history="1">
             <w:r>
               <w:rPr>
                 <w:rStyle w:val="Hyperlink"/>
@@ -5714,7 +5714,7 @@
                 <w:noProof/>
                 <w:webHidden/>
               </w:rPr>
-              <w:instrText xml:space="preserve"> PAGEREF _Toc227176369 \h </w:instrText>
+              <w:instrText xml:space="preserve"> PAGEREF _Toc228457233 \h </w:instrText>
             </w:r>
             <w:r>
               <w:rPr>
@@ -5761,7 +5761,7 @@
               <w:lang w:eastAsia="en-GB"/>
             </w:rPr>
           </w:pPr>
-          <w:hyperlink w:anchor="_Toc227176370" w:history="1">
+          <w:hyperlink w:anchor="_Toc228457234" w:history="1">
             <w:r>
               <w:rPr>
                 <w:rStyle w:val="Hyperlink"/>
@@ -5792,7 +5792,7 @@
                 <w:noProof/>
                 <w:webHidden/>
               </w:rPr>
-              <w:instrText xml:space="preserve"> PAGEREF _Toc227176370 \h </w:instrText>
+              <w:instrText xml:space="preserve"> PAGEREF _Toc228457234 \h </w:instrText>
             </w:r>
             <w:r>
               <w:rPr>
@@ -5839,7 +5839,7 @@
               <w:lang w:eastAsia="en-GB"/>
             </w:rPr>
           </w:pPr>
-          <w:hyperlink w:anchor="_Toc227176371" w:history="1">
+          <w:hyperlink w:anchor="_Toc228457235" w:history="1">
             <w:r>
               <w:rPr>
                 <w:rStyle w:val="Hyperlink"/>
@@ -5870,7 +5870,7 @@
                 <w:noProof/>
                 <w:webHidden/>
               </w:rPr>
-              <w:instrText xml:space="preserve"> PAGEREF _Toc227176371 \h </w:instrText>
+              <w:instrText xml:space="preserve"> PAGEREF _Toc228457235 \h </w:instrText>
             </w:r>
             <w:r>
               <w:rPr>
@@ -5917,7 +5917,7 @@
               <w:lang w:eastAsia="en-GB"/>
             </w:rPr>
           </w:pPr>
-          <w:hyperlink w:anchor="_Toc227176372" w:history="1">
+          <w:hyperlink w:anchor="_Toc228457236" w:history="1">
             <w:r>
               <w:rPr>
                 <w:rStyle w:val="Hyperlink"/>
@@ -5948,7 +5948,7 @@
                 <w:noProof/>
                 <w:webHidden/>
               </w:rPr>
-              <w:instrText xml:space="preserve"> PAGEREF _Toc227176372 \h </w:instrText>
+              <w:instrText xml:space="preserve"> PAGEREF _Toc228457236 \h </w:instrText>
             </w:r>
             <w:r>
               <w:rPr>
@@ -5995,7 +5995,7 @@
               <w:lang w:eastAsia="en-GB"/>
             </w:rPr>
           </w:pPr>
-          <w:hyperlink w:anchor="_Toc227176373" w:history="1">
+          <w:hyperlink w:anchor="_Toc228457237" w:history="1">
             <w:r>
               <w:rPr>
                 <w:rStyle w:val="Hyperlink"/>
@@ -6026,7 +6026,7 @@
                 <w:noProof/>
                 <w:webHidden/>
               </w:rPr>
-              <w:instrText xml:space="preserve"> PAGEREF _Toc227176373 \h </w:instrText>
+              <w:instrText xml:space="preserve"> PAGEREF _Toc228457237 \h </w:instrText>
             </w:r>
             <w:r>
               <w:rPr>
@@ -6073,7 +6073,7 @@
               <w:lang w:eastAsia="en-GB"/>
             </w:rPr>
           </w:pPr>
-          <w:hyperlink w:anchor="_Toc227176374" w:history="1">
+          <w:hyperlink w:anchor="_Toc228457238" w:history="1">
             <w:r>
               <w:rPr>
                 <w:rStyle w:val="Hyperlink"/>
@@ -6104,7 +6104,7 @@
                 <w:noProof/>
                 <w:webHidden/>
               </w:rPr>
-              <w:instrText xml:space="preserve"> PAGEREF _Toc227176374 \h </w:instrText>
+              <w:instrText xml:space="preserve"> PAGEREF _Toc228457238 \h </w:instrText>
             </w:r>
             <w:r>
               <w:rPr>
@@ -6151,7 +6151,7 @@
               <w:lang w:eastAsia="en-GB"/>
             </w:rPr>
           </w:pPr>
-          <w:hyperlink w:anchor="_Toc227176375" w:history="1">
+          <w:hyperlink w:anchor="_Toc228457239" w:history="1">
             <w:r>
               <w:rPr>
                 <w:rStyle w:val="Hyperlink"/>
@@ -6182,7 +6182,7 @@
                 <w:noProof/>
                 <w:webHidden/>
               </w:rPr>
-              <w:instrText xml:space="preserve"> PAGEREF _Toc227176375 \h </w:instrText>
+              <w:instrText xml:space="preserve"> PAGEREF _Toc228457239 \h </w:instrText>
             </w:r>
             <w:r>
               <w:rPr>
@@ -6229,7 +6229,7 @@
               <w:lang w:eastAsia="en-GB"/>
             </w:rPr>
           </w:pPr>
-          <w:hyperlink w:anchor="_Toc227176376" w:history="1">
+          <w:hyperlink w:anchor="_Toc228457240" w:history="1">
             <w:r>
               <w:rPr>
                 <w:rStyle w:val="Hyperlink"/>
@@ -6260,7 +6260,7 @@
                 <w:noProof/>
                 <w:webHidden/>
               </w:rPr>
-              <w:instrText xml:space="preserve"> PAGEREF _Toc227176376 \h </w:instrText>
+              <w:instrText xml:space="preserve"> PAGEREF _Toc228457240 \h </w:instrText>
             </w:r>
             <w:r>
               <w:rPr>
@@ -6307,7 +6307,7 @@
               <w:lang w:eastAsia="en-GB"/>
             </w:rPr>
           </w:pPr>
-          <w:hyperlink w:anchor="_Toc227176377" w:history="1">
+          <w:hyperlink w:anchor="_Toc228457241" w:history="1">
             <w:r>
               <w:rPr>
                 <w:rStyle w:val="Hyperlink"/>
@@ -6338,7 +6338,7 @@
                 <w:noProof/>
                 <w:webHidden/>
               </w:rPr>
-              <w:instrText xml:space="preserve"> PAGEREF _Toc227176377 \h </w:instrText>
+              <w:instrText xml:space="preserve"> PAGEREF _Toc228457241 \h </w:instrText>
             </w:r>
             <w:r>
               <w:rPr>
@@ -6385,7 +6385,7 @@
               <w:lang w:eastAsia="en-GB"/>
             </w:rPr>
           </w:pPr>
-          <w:hyperlink w:anchor="_Toc227176378" w:history="1">
+          <w:hyperlink w:anchor="_Toc228457242" w:history="1">
             <w:r>
               <w:rPr>
                 <w:rStyle w:val="Hyperlink"/>
@@ -6416,7 +6416,7 @@
                 <w:noProof/>
                 <w:webHidden/>
               </w:rPr>
-              <w:instrText xml:space="preserve"> PAGEREF _Toc227176378 \h </w:instrText>
+              <w:instrText xml:space="preserve"> PAGEREF _Toc228457242 \h </w:instrText>
             </w:r>
             <w:r>
               <w:rPr>
@@ -6463,7 +6463,7 @@
               <w:lang w:eastAsia="en-GB"/>
             </w:rPr>
           </w:pPr>
-          <w:hyperlink w:anchor="_Toc227176379" w:history="1">
+          <w:hyperlink w:anchor="_Toc228457243" w:history="1">
             <w:r>
               <w:rPr>
                 <w:rStyle w:val="Hyperlink"/>
@@ -6494,7 +6494,7 @@
                 <w:noProof/>
                 <w:webHidden/>
               </w:rPr>
-              <w:instrText xml:space="preserve"> PAGEREF _Toc227176379 \h </w:instrText>
+              <w:instrText xml:space="preserve"> PAGEREF _Toc228457243 \h </w:instrText>
             </w:r>
             <w:r>
               <w:rPr>
@@ -6518,6 +6518,864 @@
                 <w:webHidden/>
               </w:rPr>
               <w:t>13</w:t>
+            </w:r>
+            <w:r>
+              <w:rPr>
+                <w:rFonts w:ascii="Times New Roman" w:hAnsi="Times New Roman" w:cs="Times New Roman"/>
+                <w:noProof/>
+                <w:webHidden/>
+              </w:rPr>
+              <w:fldChar w:fldCharType="end"/>
+            </w:r>
+          </w:hyperlink>
+        </w:p>
+        <w:p>
+          <w:pPr>
+            <w:pStyle w:val="TOC3"/>
+            <w:tabs>
+              <w:tab w:val="right" w:leader="dot" w:pos="9016"/>
+            </w:tabs>
+            <w:rPr>
+              <w:rFonts w:ascii="Times New Roman" w:eastAsiaTheme="minorEastAsia" w:hAnsi="Times New Roman" w:cs="Times New Roman"/>
+              <w:noProof/>
+              <w:lang w:eastAsia="en-GB"/>
+            </w:rPr>
+          </w:pPr>
+          <w:hyperlink w:anchor="_Toc228457244" w:history="1">
+            <w:r>
+              <w:rPr>
+                <w:rStyle w:val="Hyperlink"/>
+                <w:rFonts w:ascii="Times New Roman" w:hAnsi="Times New Roman" w:cs="Times New Roman"/>
+                <w:noProof/>
+              </w:rPr>
+              <w:t>Feature 1 - User Authentication</w:t>
+            </w:r>
+            <w:r>
+              <w:rPr>
+                <w:rFonts w:ascii="Times New Roman" w:hAnsi="Times New Roman" w:cs="Times New Roman"/>
+                <w:noProof/>
+                <w:webHidden/>
+              </w:rPr>
+              <w:tab/>
+            </w:r>
+            <w:r>
+              <w:rPr>
+                <w:rFonts w:ascii="Times New Roman" w:hAnsi="Times New Roman" w:cs="Times New Roman"/>
+                <w:noProof/>
+                <w:webHidden/>
+              </w:rPr>
+              <w:fldChar w:fldCharType="begin"/>
+            </w:r>
+            <w:r>
+              <w:rPr>
+                <w:rFonts w:ascii="Times New Roman" w:hAnsi="Times New Roman" w:cs="Times New Roman"/>
+                <w:noProof/>
+                <w:webHidden/>
+              </w:rPr>
+              <w:instrText xml:space="preserve"> PAGEREF _Toc228457244 \h </w:instrText>
+            </w:r>
+            <w:r>
+              <w:rPr>
+                <w:rFonts w:ascii="Times New Roman" w:hAnsi="Times New Roman" w:cs="Times New Roman"/>
+                <w:noProof/>
+                <w:webHidden/>
+              </w:rPr>
+            </w:r>
+            <w:r>
+              <w:rPr>
+                <w:rFonts w:ascii="Times New Roman" w:hAnsi="Times New Roman" w:cs="Times New Roman"/>
+                <w:noProof/>
+                <w:webHidden/>
+              </w:rPr>
+              <w:fldChar w:fldCharType="separate"/>
+            </w:r>
+            <w:r>
+              <w:rPr>
+                <w:rFonts w:ascii="Times New Roman" w:hAnsi="Times New Roman" w:cs="Times New Roman"/>
+                <w:noProof/>
+                <w:webHidden/>
+              </w:rPr>
+              <w:t>13</w:t>
+            </w:r>
+            <w:r>
+              <w:rPr>
+                <w:rFonts w:ascii="Times New Roman" w:hAnsi="Times New Roman" w:cs="Times New Roman"/>
+                <w:noProof/>
+                <w:webHidden/>
+              </w:rPr>
+              <w:fldChar w:fldCharType="end"/>
+            </w:r>
+          </w:hyperlink>
+        </w:p>
+        <w:p>
+          <w:pPr>
+            <w:pStyle w:val="TOC3"/>
+            <w:tabs>
+              <w:tab w:val="right" w:leader="dot" w:pos="9016"/>
+            </w:tabs>
+            <w:rPr>
+              <w:rFonts w:ascii="Times New Roman" w:eastAsiaTheme="minorEastAsia" w:hAnsi="Times New Roman" w:cs="Times New Roman"/>
+              <w:noProof/>
+              <w:lang w:eastAsia="en-GB"/>
+            </w:rPr>
+          </w:pPr>
+          <w:hyperlink w:anchor="_Toc228457245" w:history="1">
+            <w:r>
+              <w:rPr>
+                <w:rStyle w:val="Hyperlink"/>
+                <w:rFonts w:ascii="Times New Roman" w:hAnsi="Times New Roman" w:cs="Times New Roman"/>
+                <w:noProof/>
+              </w:rPr>
+              <w:t>Feature 2 - Live Parking Map</w:t>
+            </w:r>
+            <w:r>
+              <w:rPr>
+                <w:rFonts w:ascii="Times New Roman" w:hAnsi="Times New Roman" w:cs="Times New Roman"/>
+                <w:noProof/>
+                <w:webHidden/>
+              </w:rPr>
+              <w:tab/>
+            </w:r>
+            <w:r>
+              <w:rPr>
+                <w:rFonts w:ascii="Times New Roman" w:hAnsi="Times New Roman" w:cs="Times New Roman"/>
+                <w:noProof/>
+                <w:webHidden/>
+              </w:rPr>
+              <w:fldChar w:fldCharType="begin"/>
+            </w:r>
+            <w:r>
+              <w:rPr>
+                <w:rFonts w:ascii="Times New Roman" w:hAnsi="Times New Roman" w:cs="Times New Roman"/>
+                <w:noProof/>
+                <w:webHidden/>
+              </w:rPr>
+              <w:instrText xml:space="preserve"> PAGEREF _Toc228457245 \h </w:instrText>
+            </w:r>
+            <w:r>
+              <w:rPr>
+                <w:rFonts w:ascii="Times New Roman" w:hAnsi="Times New Roman" w:cs="Times New Roman"/>
+                <w:noProof/>
+                <w:webHidden/>
+              </w:rPr>
+            </w:r>
+            <w:r>
+              <w:rPr>
+                <w:rFonts w:ascii="Times New Roman" w:hAnsi="Times New Roman" w:cs="Times New Roman"/>
+                <w:noProof/>
+                <w:webHidden/>
+              </w:rPr>
+              <w:fldChar w:fldCharType="separate"/>
+            </w:r>
+            <w:r>
+              <w:rPr>
+                <w:rFonts w:ascii="Times New Roman" w:hAnsi="Times New Roman" w:cs="Times New Roman"/>
+                <w:noProof/>
+                <w:webHidden/>
+              </w:rPr>
+              <w:t>13</w:t>
+            </w:r>
+            <w:r>
+              <w:rPr>
+                <w:rFonts w:ascii="Times New Roman" w:hAnsi="Times New Roman" w:cs="Times New Roman"/>
+                <w:noProof/>
+                <w:webHidden/>
+              </w:rPr>
+              <w:fldChar w:fldCharType="end"/>
+            </w:r>
+          </w:hyperlink>
+        </w:p>
+        <w:p>
+          <w:pPr>
+            <w:pStyle w:val="TOC3"/>
+            <w:tabs>
+              <w:tab w:val="right" w:leader="dot" w:pos="9016"/>
+            </w:tabs>
+            <w:rPr>
+              <w:rFonts w:ascii="Times New Roman" w:eastAsiaTheme="minorEastAsia" w:hAnsi="Times New Roman" w:cs="Times New Roman"/>
+              <w:noProof/>
+              <w:lang w:eastAsia="en-GB"/>
+            </w:rPr>
+          </w:pPr>
+          <w:hyperlink w:anchor="_Toc228457246" w:history="1">
+            <w:r>
+              <w:rPr>
+                <w:rStyle w:val="Hyperlink"/>
+                <w:rFonts w:ascii="Times New Roman" w:hAnsi="Times New Roman" w:cs="Times New Roman"/>
+                <w:noProof/>
+              </w:rPr>
+              <w:t>Feature 3 - Digital Reservation</w:t>
+            </w:r>
+            <w:r>
+              <w:rPr>
+                <w:rFonts w:ascii="Times New Roman" w:hAnsi="Times New Roman" w:cs="Times New Roman"/>
+                <w:noProof/>
+                <w:webHidden/>
+              </w:rPr>
+              <w:tab/>
+            </w:r>
+            <w:r>
+              <w:rPr>
+                <w:rFonts w:ascii="Times New Roman" w:hAnsi="Times New Roman" w:cs="Times New Roman"/>
+                <w:noProof/>
+                <w:webHidden/>
+              </w:rPr>
+              <w:fldChar w:fldCharType="begin"/>
+            </w:r>
+            <w:r>
+              <w:rPr>
+                <w:rFonts w:ascii="Times New Roman" w:hAnsi="Times New Roman" w:cs="Times New Roman"/>
+                <w:noProof/>
+                <w:webHidden/>
+              </w:rPr>
+              <w:instrText xml:space="preserve"> PAGEREF _Toc228457246 \h </w:instrText>
+            </w:r>
+            <w:r>
+              <w:rPr>
+                <w:rFonts w:ascii="Times New Roman" w:hAnsi="Times New Roman" w:cs="Times New Roman"/>
+                <w:noProof/>
+                <w:webHidden/>
+              </w:rPr>
+            </w:r>
+            <w:r>
+              <w:rPr>
+                <w:rFonts w:ascii="Times New Roman" w:hAnsi="Times New Roman" w:cs="Times New Roman"/>
+                <w:noProof/>
+                <w:webHidden/>
+              </w:rPr>
+              <w:fldChar w:fldCharType="separate"/>
+            </w:r>
+            <w:r>
+              <w:rPr>
+                <w:rFonts w:ascii="Times New Roman" w:hAnsi="Times New Roman" w:cs="Times New Roman"/>
+                <w:noProof/>
+                <w:webHidden/>
+              </w:rPr>
+              <w:t>14</w:t>
+            </w:r>
+            <w:r>
+              <w:rPr>
+                <w:rFonts w:ascii="Times New Roman" w:hAnsi="Times New Roman" w:cs="Times New Roman"/>
+                <w:noProof/>
+                <w:webHidden/>
+              </w:rPr>
+              <w:fldChar w:fldCharType="end"/>
+            </w:r>
+          </w:hyperlink>
+        </w:p>
+        <w:p>
+          <w:pPr>
+            <w:pStyle w:val="TOC3"/>
+            <w:tabs>
+              <w:tab w:val="right" w:leader="dot" w:pos="9016"/>
+            </w:tabs>
+            <w:rPr>
+              <w:rFonts w:ascii="Times New Roman" w:eastAsiaTheme="minorEastAsia" w:hAnsi="Times New Roman" w:cs="Times New Roman"/>
+              <w:noProof/>
+              <w:lang w:eastAsia="en-GB"/>
+            </w:rPr>
+          </w:pPr>
+          <w:hyperlink w:anchor="_Toc228457247" w:history="1">
+            <w:r>
+              <w:rPr>
+                <w:rStyle w:val="Hyperlink"/>
+                <w:rFonts w:ascii="Times New Roman" w:hAnsi="Times New Roman" w:cs="Times New Roman"/>
+                <w:noProof/>
+              </w:rPr>
+              <w:t>Feature 4 - Capacity and Peak Time Analytics</w:t>
+            </w:r>
+            <w:r>
+              <w:rPr>
+                <w:rFonts w:ascii="Times New Roman" w:hAnsi="Times New Roman" w:cs="Times New Roman"/>
+                <w:noProof/>
+                <w:webHidden/>
+              </w:rPr>
+              <w:tab/>
+            </w:r>
+            <w:r>
+              <w:rPr>
+                <w:rFonts w:ascii="Times New Roman" w:hAnsi="Times New Roman" w:cs="Times New Roman"/>
+                <w:noProof/>
+                <w:webHidden/>
+              </w:rPr>
+              <w:fldChar w:fldCharType="begin"/>
+            </w:r>
+            <w:r>
+              <w:rPr>
+                <w:rFonts w:ascii="Times New Roman" w:hAnsi="Times New Roman" w:cs="Times New Roman"/>
+                <w:noProof/>
+                <w:webHidden/>
+              </w:rPr>
+              <w:instrText xml:space="preserve"> PAGEREF _Toc228457247 \h </w:instrText>
+            </w:r>
+            <w:r>
+              <w:rPr>
+                <w:rFonts w:ascii="Times New Roman" w:hAnsi="Times New Roman" w:cs="Times New Roman"/>
+                <w:noProof/>
+                <w:webHidden/>
+              </w:rPr>
+            </w:r>
+            <w:r>
+              <w:rPr>
+                <w:rFonts w:ascii="Times New Roman" w:hAnsi="Times New Roman" w:cs="Times New Roman"/>
+                <w:noProof/>
+                <w:webHidden/>
+              </w:rPr>
+              <w:fldChar w:fldCharType="separate"/>
+            </w:r>
+            <w:r>
+              <w:rPr>
+                <w:rFonts w:ascii="Times New Roman" w:hAnsi="Times New Roman" w:cs="Times New Roman"/>
+                <w:noProof/>
+                <w:webHidden/>
+              </w:rPr>
+              <w:t>15</w:t>
+            </w:r>
+            <w:r>
+              <w:rPr>
+                <w:rFonts w:ascii="Times New Roman" w:hAnsi="Times New Roman" w:cs="Times New Roman"/>
+                <w:noProof/>
+                <w:webHidden/>
+              </w:rPr>
+              <w:fldChar w:fldCharType="end"/>
+            </w:r>
+          </w:hyperlink>
+        </w:p>
+        <w:p>
+          <w:pPr>
+            <w:pStyle w:val="TOC1"/>
+            <w:tabs>
+              <w:tab w:val="right" w:leader="dot" w:pos="9016"/>
+            </w:tabs>
+            <w:rPr>
+              <w:rFonts w:ascii="Times New Roman" w:eastAsiaTheme="minorEastAsia" w:hAnsi="Times New Roman" w:cs="Times New Roman"/>
+              <w:noProof/>
+              <w:lang w:eastAsia="en-GB"/>
+            </w:rPr>
+          </w:pPr>
+          <w:hyperlink w:anchor="_Toc228457248" w:history="1">
+            <w:r>
+              <w:rPr>
+                <w:rStyle w:val="Hyperlink"/>
+                <w:rFonts w:ascii="Times New Roman" w:hAnsi="Times New Roman" w:cs="Times New Roman"/>
+                <w:noProof/>
+              </w:rPr>
+              <w:t>Use Case Diagram</w:t>
+            </w:r>
+            <w:r>
+              <w:rPr>
+                <w:rFonts w:ascii="Times New Roman" w:hAnsi="Times New Roman" w:cs="Times New Roman"/>
+                <w:noProof/>
+                <w:webHidden/>
+              </w:rPr>
+              <w:tab/>
+            </w:r>
+            <w:r>
+              <w:rPr>
+                <w:rFonts w:ascii="Times New Roman" w:hAnsi="Times New Roman" w:cs="Times New Roman"/>
+                <w:noProof/>
+                <w:webHidden/>
+              </w:rPr>
+              <w:fldChar w:fldCharType="begin"/>
+            </w:r>
+            <w:r>
+              <w:rPr>
+                <w:rFonts w:ascii="Times New Roman" w:hAnsi="Times New Roman" w:cs="Times New Roman"/>
+                <w:noProof/>
+                <w:webHidden/>
+              </w:rPr>
+              <w:instrText xml:space="preserve"> PAGEREF _Toc228457248 \h </w:instrText>
+            </w:r>
+            <w:r>
+              <w:rPr>
+                <w:rFonts w:ascii="Times New Roman" w:hAnsi="Times New Roman" w:cs="Times New Roman"/>
+                <w:noProof/>
+                <w:webHidden/>
+              </w:rPr>
+            </w:r>
+            <w:r>
+              <w:rPr>
+                <w:rFonts w:ascii="Times New Roman" w:hAnsi="Times New Roman" w:cs="Times New Roman"/>
+                <w:noProof/>
+                <w:webHidden/>
+              </w:rPr>
+              <w:fldChar w:fldCharType="separate"/>
+            </w:r>
+            <w:r>
+              <w:rPr>
+                <w:rFonts w:ascii="Times New Roman" w:hAnsi="Times New Roman" w:cs="Times New Roman"/>
+                <w:noProof/>
+                <w:webHidden/>
+              </w:rPr>
+              <w:t>16</w:t>
+            </w:r>
+            <w:r>
+              <w:rPr>
+                <w:rFonts w:ascii="Times New Roman" w:hAnsi="Times New Roman" w:cs="Times New Roman"/>
+                <w:noProof/>
+                <w:webHidden/>
+              </w:rPr>
+              <w:fldChar w:fldCharType="end"/>
+            </w:r>
+          </w:hyperlink>
+        </w:p>
+        <w:p>
+          <w:pPr>
+            <w:pStyle w:val="TOC1"/>
+            <w:tabs>
+              <w:tab w:val="right" w:leader="dot" w:pos="9016"/>
+            </w:tabs>
+            <w:rPr>
+              <w:rFonts w:ascii="Times New Roman" w:eastAsiaTheme="minorEastAsia" w:hAnsi="Times New Roman" w:cs="Times New Roman"/>
+              <w:noProof/>
+              <w:lang w:eastAsia="en-GB"/>
+            </w:rPr>
+          </w:pPr>
+          <w:hyperlink w:anchor="_Toc228457249" w:history="1">
+            <w:r>
+              <w:rPr>
+                <w:rStyle w:val="Hyperlink"/>
+                <w:rFonts w:ascii="Times New Roman" w:hAnsi="Times New Roman" w:cs="Times New Roman"/>
+                <w:noProof/>
+              </w:rPr>
+              <w:t>Activity Diagram</w:t>
+            </w:r>
+            <w:r>
+              <w:rPr>
+                <w:rFonts w:ascii="Times New Roman" w:hAnsi="Times New Roman" w:cs="Times New Roman"/>
+                <w:noProof/>
+                <w:webHidden/>
+              </w:rPr>
+              <w:tab/>
+            </w:r>
+            <w:r>
+              <w:rPr>
+                <w:rFonts w:ascii="Times New Roman" w:hAnsi="Times New Roman" w:cs="Times New Roman"/>
+                <w:noProof/>
+                <w:webHidden/>
+              </w:rPr>
+              <w:fldChar w:fldCharType="begin"/>
+            </w:r>
+            <w:r>
+              <w:rPr>
+                <w:rFonts w:ascii="Times New Roman" w:hAnsi="Times New Roman" w:cs="Times New Roman"/>
+                <w:noProof/>
+                <w:webHidden/>
+              </w:rPr>
+              <w:instrText xml:space="preserve"> PAGEREF _Toc228457249 \h </w:instrText>
+            </w:r>
+            <w:r>
+              <w:rPr>
+                <w:rFonts w:ascii="Times New Roman" w:hAnsi="Times New Roman" w:cs="Times New Roman"/>
+                <w:noProof/>
+                <w:webHidden/>
+              </w:rPr>
+            </w:r>
+            <w:r>
+              <w:rPr>
+                <w:rFonts w:ascii="Times New Roman" w:hAnsi="Times New Roman" w:cs="Times New Roman"/>
+                <w:noProof/>
+                <w:webHidden/>
+              </w:rPr>
+              <w:fldChar w:fldCharType="separate"/>
+            </w:r>
+            <w:r>
+              <w:rPr>
+                <w:rFonts w:ascii="Times New Roman" w:hAnsi="Times New Roman" w:cs="Times New Roman"/>
+                <w:noProof/>
+                <w:webHidden/>
+              </w:rPr>
+              <w:t>17</w:t>
+            </w:r>
+            <w:r>
+              <w:rPr>
+                <w:rFonts w:ascii="Times New Roman" w:hAnsi="Times New Roman" w:cs="Times New Roman"/>
+                <w:noProof/>
+                <w:webHidden/>
+              </w:rPr>
+              <w:fldChar w:fldCharType="end"/>
+            </w:r>
+          </w:hyperlink>
+        </w:p>
+        <w:p>
+          <w:pPr>
+            <w:pStyle w:val="TOC1"/>
+            <w:tabs>
+              <w:tab w:val="right" w:leader="dot" w:pos="9016"/>
+            </w:tabs>
+            <w:rPr>
+              <w:rFonts w:ascii="Times New Roman" w:eastAsiaTheme="minorEastAsia" w:hAnsi="Times New Roman" w:cs="Times New Roman"/>
+              <w:noProof/>
+              <w:lang w:eastAsia="en-GB"/>
+            </w:rPr>
+          </w:pPr>
+          <w:hyperlink w:anchor="_Toc228457250" w:history="1">
+            <w:r>
+              <w:rPr>
+                <w:rStyle w:val="Hyperlink"/>
+                <w:rFonts w:ascii="Times New Roman" w:hAnsi="Times New Roman" w:cs="Times New Roman"/>
+                <w:noProof/>
+              </w:rPr>
+              <w:t>Class Diagram</w:t>
+            </w:r>
+            <w:r>
+              <w:rPr>
+                <w:rFonts w:ascii="Times New Roman" w:hAnsi="Times New Roman" w:cs="Times New Roman"/>
+                <w:noProof/>
+                <w:webHidden/>
+              </w:rPr>
+              <w:tab/>
+            </w:r>
+            <w:r>
+              <w:rPr>
+                <w:rFonts w:ascii="Times New Roman" w:hAnsi="Times New Roman" w:cs="Times New Roman"/>
+                <w:noProof/>
+                <w:webHidden/>
+              </w:rPr>
+              <w:fldChar w:fldCharType="begin"/>
+            </w:r>
+            <w:r>
+              <w:rPr>
+                <w:rFonts w:ascii="Times New Roman" w:hAnsi="Times New Roman" w:cs="Times New Roman"/>
+                <w:noProof/>
+                <w:webHidden/>
+              </w:rPr>
+              <w:instrText xml:space="preserve"> PAGEREF _Toc228457250 \h </w:instrText>
+            </w:r>
+            <w:r>
+              <w:rPr>
+                <w:rFonts w:ascii="Times New Roman" w:hAnsi="Times New Roman" w:cs="Times New Roman"/>
+                <w:noProof/>
+                <w:webHidden/>
+              </w:rPr>
+            </w:r>
+            <w:r>
+              <w:rPr>
+                <w:rFonts w:ascii="Times New Roman" w:hAnsi="Times New Roman" w:cs="Times New Roman"/>
+                <w:noProof/>
+                <w:webHidden/>
+              </w:rPr>
+              <w:fldChar w:fldCharType="separate"/>
+            </w:r>
+            <w:r>
+              <w:rPr>
+                <w:rFonts w:ascii="Times New Roman" w:hAnsi="Times New Roman" w:cs="Times New Roman"/>
+                <w:noProof/>
+                <w:webHidden/>
+              </w:rPr>
+              <w:t>18</w:t>
+            </w:r>
+            <w:r>
+              <w:rPr>
+                <w:rFonts w:ascii="Times New Roman" w:hAnsi="Times New Roman" w:cs="Times New Roman"/>
+                <w:noProof/>
+                <w:webHidden/>
+              </w:rPr>
+              <w:fldChar w:fldCharType="end"/>
+            </w:r>
+          </w:hyperlink>
+        </w:p>
+        <w:p>
+          <w:pPr>
+            <w:pStyle w:val="TOC1"/>
+            <w:tabs>
+              <w:tab w:val="right" w:leader="dot" w:pos="9016"/>
+            </w:tabs>
+            <w:rPr>
+              <w:rFonts w:ascii="Times New Roman" w:eastAsiaTheme="minorEastAsia" w:hAnsi="Times New Roman" w:cs="Times New Roman"/>
+              <w:noProof/>
+              <w:lang w:eastAsia="en-GB"/>
+            </w:rPr>
+          </w:pPr>
+          <w:hyperlink w:anchor="_Toc228457251" w:history="1">
+            <w:r>
+              <w:rPr>
+                <w:rStyle w:val="Hyperlink"/>
+                <w:rFonts w:ascii="Times New Roman" w:hAnsi="Times New Roman" w:cs="Times New Roman"/>
+                <w:noProof/>
+              </w:rPr>
+              <w:t>SETU Park Prototype</w:t>
+            </w:r>
+            <w:r>
+              <w:rPr>
+                <w:rFonts w:ascii="Times New Roman" w:hAnsi="Times New Roman" w:cs="Times New Roman"/>
+                <w:noProof/>
+                <w:webHidden/>
+              </w:rPr>
+              <w:tab/>
+            </w:r>
+            <w:r>
+              <w:rPr>
+                <w:rFonts w:ascii="Times New Roman" w:hAnsi="Times New Roman" w:cs="Times New Roman"/>
+                <w:noProof/>
+                <w:webHidden/>
+              </w:rPr>
+              <w:fldChar w:fldCharType="begin"/>
+            </w:r>
+            <w:r>
+              <w:rPr>
+                <w:rFonts w:ascii="Times New Roman" w:hAnsi="Times New Roman" w:cs="Times New Roman"/>
+                <w:noProof/>
+                <w:webHidden/>
+              </w:rPr>
+              <w:instrText xml:space="preserve"> PAGEREF _Toc228457251 \h </w:instrText>
+            </w:r>
+            <w:r>
+              <w:rPr>
+                <w:rFonts w:ascii="Times New Roman" w:hAnsi="Times New Roman" w:cs="Times New Roman"/>
+                <w:noProof/>
+                <w:webHidden/>
+              </w:rPr>
+            </w:r>
+            <w:r>
+              <w:rPr>
+                <w:rFonts w:ascii="Times New Roman" w:hAnsi="Times New Roman" w:cs="Times New Roman"/>
+                <w:noProof/>
+                <w:webHidden/>
+              </w:rPr>
+              <w:fldChar w:fldCharType="separate"/>
+            </w:r>
+            <w:r>
+              <w:rPr>
+                <w:rFonts w:ascii="Times New Roman" w:hAnsi="Times New Roman" w:cs="Times New Roman"/>
+                <w:noProof/>
+                <w:webHidden/>
+              </w:rPr>
+              <w:t>19</w:t>
+            </w:r>
+            <w:r>
+              <w:rPr>
+                <w:rFonts w:ascii="Times New Roman" w:hAnsi="Times New Roman" w:cs="Times New Roman"/>
+                <w:noProof/>
+                <w:webHidden/>
+              </w:rPr>
+              <w:fldChar w:fldCharType="end"/>
+            </w:r>
+          </w:hyperlink>
+        </w:p>
+        <w:p>
+          <w:pPr>
+            <w:pStyle w:val="TOC3"/>
+            <w:tabs>
+              <w:tab w:val="right" w:leader="dot" w:pos="9016"/>
+            </w:tabs>
+            <w:rPr>
+              <w:rFonts w:ascii="Times New Roman" w:eastAsiaTheme="minorEastAsia" w:hAnsi="Times New Roman" w:cs="Times New Roman"/>
+              <w:noProof/>
+              <w:lang w:eastAsia="en-GB"/>
+            </w:rPr>
+          </w:pPr>
+          <w:hyperlink w:anchor="_Toc228457252" w:history="1">
+            <w:r>
+              <w:rPr>
+                <w:rStyle w:val="Hyperlink"/>
+                <w:rFonts w:ascii="Times New Roman" w:hAnsi="Times New Roman" w:cs="Times New Roman"/>
+                <w:noProof/>
+              </w:rPr>
+              <w:t>What is a prototype?</w:t>
+            </w:r>
+            <w:r>
+              <w:rPr>
+                <w:rFonts w:ascii="Times New Roman" w:hAnsi="Times New Roman" w:cs="Times New Roman"/>
+                <w:noProof/>
+                <w:webHidden/>
+              </w:rPr>
+              <w:tab/>
+            </w:r>
+            <w:r>
+              <w:rPr>
+                <w:rFonts w:ascii="Times New Roman" w:hAnsi="Times New Roman" w:cs="Times New Roman"/>
+                <w:noProof/>
+                <w:webHidden/>
+              </w:rPr>
+              <w:fldChar w:fldCharType="begin"/>
+            </w:r>
+            <w:r>
+              <w:rPr>
+                <w:rFonts w:ascii="Times New Roman" w:hAnsi="Times New Roman" w:cs="Times New Roman"/>
+                <w:noProof/>
+                <w:webHidden/>
+              </w:rPr>
+              <w:instrText xml:space="preserve"> PAGEREF _Toc228457252 \h </w:instrText>
+            </w:r>
+            <w:r>
+              <w:rPr>
+                <w:rFonts w:ascii="Times New Roman" w:hAnsi="Times New Roman" w:cs="Times New Roman"/>
+                <w:noProof/>
+                <w:webHidden/>
+              </w:rPr>
+            </w:r>
+            <w:r>
+              <w:rPr>
+                <w:rFonts w:ascii="Times New Roman" w:hAnsi="Times New Roman" w:cs="Times New Roman"/>
+                <w:noProof/>
+                <w:webHidden/>
+              </w:rPr>
+              <w:fldChar w:fldCharType="separate"/>
+            </w:r>
+            <w:r>
+              <w:rPr>
+                <w:rFonts w:ascii="Times New Roman" w:hAnsi="Times New Roman" w:cs="Times New Roman"/>
+                <w:noProof/>
+                <w:webHidden/>
+              </w:rPr>
+              <w:t>19</w:t>
+            </w:r>
+            <w:r>
+              <w:rPr>
+                <w:rFonts w:ascii="Times New Roman" w:hAnsi="Times New Roman" w:cs="Times New Roman"/>
+                <w:noProof/>
+                <w:webHidden/>
+              </w:rPr>
+              <w:fldChar w:fldCharType="end"/>
+            </w:r>
+          </w:hyperlink>
+        </w:p>
+        <w:p>
+          <w:pPr>
+            <w:pStyle w:val="TOC3"/>
+            <w:tabs>
+              <w:tab w:val="right" w:leader="dot" w:pos="9016"/>
+            </w:tabs>
+            <w:rPr>
+              <w:rFonts w:ascii="Times New Roman" w:eastAsiaTheme="minorEastAsia" w:hAnsi="Times New Roman" w:cs="Times New Roman"/>
+              <w:noProof/>
+              <w:lang w:eastAsia="en-GB"/>
+            </w:rPr>
+          </w:pPr>
+          <w:hyperlink w:anchor="_Toc228457253" w:history="1">
+            <w:r>
+              <w:rPr>
+                <w:rStyle w:val="Hyperlink"/>
+                <w:rFonts w:ascii="Times New Roman" w:hAnsi="Times New Roman" w:cs="Times New Roman"/>
+                <w:noProof/>
+              </w:rPr>
+              <w:t>Tool used to make prototype?</w:t>
+            </w:r>
+            <w:r>
+              <w:rPr>
+                <w:rFonts w:ascii="Times New Roman" w:hAnsi="Times New Roman" w:cs="Times New Roman"/>
+                <w:noProof/>
+                <w:webHidden/>
+              </w:rPr>
+              <w:tab/>
+            </w:r>
+            <w:r>
+              <w:rPr>
+                <w:rFonts w:ascii="Times New Roman" w:hAnsi="Times New Roman" w:cs="Times New Roman"/>
+                <w:noProof/>
+                <w:webHidden/>
+              </w:rPr>
+              <w:fldChar w:fldCharType="begin"/>
+            </w:r>
+            <w:r>
+              <w:rPr>
+                <w:rFonts w:ascii="Times New Roman" w:hAnsi="Times New Roman" w:cs="Times New Roman"/>
+                <w:noProof/>
+                <w:webHidden/>
+              </w:rPr>
+              <w:instrText xml:space="preserve"> PAGEREF _Toc228457253 \h </w:instrText>
+            </w:r>
+            <w:r>
+              <w:rPr>
+                <w:rFonts w:ascii="Times New Roman" w:hAnsi="Times New Roman" w:cs="Times New Roman"/>
+                <w:noProof/>
+                <w:webHidden/>
+              </w:rPr>
+            </w:r>
+            <w:r>
+              <w:rPr>
+                <w:rFonts w:ascii="Times New Roman" w:hAnsi="Times New Roman" w:cs="Times New Roman"/>
+                <w:noProof/>
+                <w:webHidden/>
+              </w:rPr>
+              <w:fldChar w:fldCharType="separate"/>
+            </w:r>
+            <w:r>
+              <w:rPr>
+                <w:rFonts w:ascii="Times New Roman" w:hAnsi="Times New Roman" w:cs="Times New Roman"/>
+                <w:noProof/>
+                <w:webHidden/>
+              </w:rPr>
+              <w:t>19</w:t>
+            </w:r>
+            <w:r>
+              <w:rPr>
+                <w:rFonts w:ascii="Times New Roman" w:hAnsi="Times New Roman" w:cs="Times New Roman"/>
+                <w:noProof/>
+                <w:webHidden/>
+              </w:rPr>
+              <w:fldChar w:fldCharType="end"/>
+            </w:r>
+          </w:hyperlink>
+        </w:p>
+        <w:p>
+          <w:pPr>
+            <w:pStyle w:val="TOC3"/>
+            <w:tabs>
+              <w:tab w:val="right" w:leader="dot" w:pos="9016"/>
+            </w:tabs>
+            <w:rPr>
+              <w:rFonts w:ascii="Times New Roman" w:eastAsiaTheme="minorEastAsia" w:hAnsi="Times New Roman" w:cs="Times New Roman"/>
+              <w:noProof/>
+              <w:lang w:eastAsia="en-GB"/>
+            </w:rPr>
+          </w:pPr>
+          <w:hyperlink w:anchor="_Toc228457254" w:history="1">
+            <w:r>
+              <w:rPr>
+                <w:rStyle w:val="Hyperlink"/>
+                <w:rFonts w:ascii="Times New Roman" w:hAnsi="Times New Roman" w:cs="Times New Roman"/>
+                <w:noProof/>
+              </w:rPr>
+              <w:t>Screenshot of app:</w:t>
+            </w:r>
+            <w:r>
+              <w:rPr>
+                <w:rFonts w:ascii="Times New Roman" w:hAnsi="Times New Roman" w:cs="Times New Roman"/>
+                <w:noProof/>
+                <w:webHidden/>
+              </w:rPr>
+              <w:tab/>
+            </w:r>
+            <w:r>
+              <w:rPr>
+                <w:rFonts w:ascii="Times New Roman" w:hAnsi="Times New Roman" w:cs="Times New Roman"/>
+                <w:noProof/>
+                <w:webHidden/>
+              </w:rPr>
+              <w:fldChar w:fldCharType="begin"/>
+            </w:r>
+            <w:r>
+              <w:rPr>
+                <w:rFonts w:ascii="Times New Roman" w:hAnsi="Times New Roman" w:cs="Times New Roman"/>
+                <w:noProof/>
+                <w:webHidden/>
+              </w:rPr>
+              <w:instrText xml:space="preserve"> PAGEREF _Toc228457254 \h </w:instrText>
+            </w:r>
+            <w:r>
+              <w:rPr>
+                <w:rFonts w:ascii="Times New Roman" w:hAnsi="Times New Roman" w:cs="Times New Roman"/>
+                <w:noProof/>
+                <w:webHidden/>
+              </w:rPr>
+            </w:r>
+            <w:r>
+              <w:rPr>
+                <w:rFonts w:ascii="Times New Roman" w:hAnsi="Times New Roman" w:cs="Times New Roman"/>
+                <w:noProof/>
+                <w:webHidden/>
+              </w:rPr>
+              <w:fldChar w:fldCharType="separate"/>
+            </w:r>
+            <w:r>
+              <w:rPr>
+                <w:rFonts w:ascii="Times New Roman" w:hAnsi="Times New Roman" w:cs="Times New Roman"/>
+                <w:noProof/>
+                <w:webHidden/>
+              </w:rPr>
+              <w:t>19</w:t>
             </w:r>
             <w:r>
               <w:rPr>
@@ -6564,7 +7422,7 @@
           <w:rFonts w:ascii="Times New Roman" w:hAnsi="Times New Roman" w:cs="Times New Roman"/>
         </w:rPr>
       </w:pPr>
-      <w:bookmarkStart w:id="0" w:name="_Toc227176348"/>
+      <w:bookmarkStart w:id="0" w:name="_Toc228457212"/>
       <w:r>
         <w:rPr>
           <w:rFonts w:ascii="Times New Roman" w:hAnsi="Times New Roman" w:cs="Times New Roman"/>
@@ -6581,7 +7439,7 @@
           <w:rFonts w:ascii="Times New Roman" w:hAnsi="Times New Roman" w:cs="Times New Roman"/>
         </w:rPr>
       </w:pPr>
-      <w:bookmarkStart w:id="1" w:name="_Toc227176349"/>
+      <w:bookmarkStart w:id="1" w:name="_Toc228457213"/>
       <w:r>
         <w:rPr>
           <w:rFonts w:ascii="Times New Roman" w:hAnsi="Times New Roman" w:cs="Times New Roman"/>
@@ -6610,7 +7468,7 @@
           <w:rFonts w:ascii="Times New Roman" w:hAnsi="Times New Roman" w:cs="Times New Roman"/>
         </w:rPr>
       </w:pPr>
-      <w:bookmarkStart w:id="2" w:name="_Toc227176350"/>
+      <w:bookmarkStart w:id="2" w:name="_Toc228457214"/>
       <w:r>
         <w:rPr>
           <w:rFonts w:ascii="Times New Roman" w:hAnsi="Times New Roman" w:cs="Times New Roman"/>
@@ -6639,7 +7497,7 @@
           <w:rFonts w:ascii="Times New Roman" w:hAnsi="Times New Roman" w:cs="Times New Roman"/>
         </w:rPr>
       </w:pPr>
-      <w:bookmarkStart w:id="3" w:name="_Toc227176351"/>
+      <w:bookmarkStart w:id="3" w:name="_Toc228457215"/>
       <w:r>
         <w:rPr>
           <w:rFonts w:ascii="Times New Roman" w:hAnsi="Times New Roman" w:cs="Times New Roman"/>
@@ -6668,7 +7526,7 @@
           <w:rFonts w:ascii="Times New Roman" w:hAnsi="Times New Roman" w:cs="Times New Roman"/>
         </w:rPr>
       </w:pPr>
-      <w:bookmarkStart w:id="4" w:name="_Toc227176352"/>
+      <w:bookmarkStart w:id="4" w:name="_Toc228457216"/>
       <w:r>
         <w:rPr>
           <w:rFonts w:ascii="Times New Roman" w:hAnsi="Times New Roman" w:cs="Times New Roman"/>
@@ -6697,7 +7555,7 @@
           <w:rFonts w:ascii="Times New Roman" w:hAnsi="Times New Roman" w:cs="Times New Roman"/>
         </w:rPr>
       </w:pPr>
-      <w:bookmarkStart w:id="5" w:name="_Toc227176353"/>
+      <w:bookmarkStart w:id="5" w:name="_Toc228457217"/>
       <w:r>
         <w:rPr>
           <w:rFonts w:ascii="Times New Roman" w:hAnsi="Times New Roman" w:cs="Times New Roman"/>
@@ -6726,7 +7584,7 @@
           <w:rFonts w:ascii="Times New Roman" w:hAnsi="Times New Roman" w:cs="Times New Roman"/>
         </w:rPr>
       </w:pPr>
-      <w:bookmarkStart w:id="6" w:name="_Toc227176354"/>
+      <w:bookmarkStart w:id="6" w:name="_Toc228457218"/>
       <w:r>
         <w:rPr>
           <w:rFonts w:ascii="Times New Roman" w:hAnsi="Times New Roman" w:cs="Times New Roman"/>
@@ -6761,7 +7619,7 @@
           <w:rFonts w:ascii="Times New Roman" w:hAnsi="Times New Roman" w:cs="Times New Roman"/>
         </w:rPr>
       </w:pPr>
-      <w:bookmarkStart w:id="7" w:name="_Toc227176355"/>
+      <w:bookmarkStart w:id="7" w:name="_Toc228457219"/>
       <w:r>
         <w:rPr>
           <w:rFonts w:ascii="Times New Roman" w:hAnsi="Times New Roman" w:cs="Times New Roman"/>
@@ -6780,7 +7638,7 @@
           <w:color w:val="156082" w:themeColor="accent1"/>
         </w:rPr>
       </w:pPr>
-      <w:bookmarkStart w:id="8" w:name="_Toc227176356"/>
+      <w:bookmarkStart w:id="8" w:name="_Toc228457220"/>
       <w:r>
         <w:rPr>
           <w:rFonts w:ascii="Times New Roman" w:hAnsi="Times New Roman" w:cs="Times New Roman"/>
@@ -7296,7 +8154,7 @@
           <w:rFonts w:ascii="Times New Roman" w:hAnsi="Times New Roman" w:cs="Times New Roman"/>
         </w:rPr>
       </w:pPr>
-      <w:bookmarkStart w:id="9" w:name="_Toc227176357"/>
+      <w:bookmarkStart w:id="9" w:name="_Toc228457221"/>
       <w:r>
         <w:rPr>
           <w:rFonts w:ascii="Times New Roman" w:hAnsi="Times New Roman" w:cs="Times New Roman"/>
@@ -7618,7 +8476,7 @@
           <w:rFonts w:ascii="Times New Roman" w:hAnsi="Times New Roman" w:cs="Times New Roman"/>
         </w:rPr>
       </w:pPr>
-      <w:bookmarkStart w:id="10" w:name="_Toc227176358"/>
+      <w:bookmarkStart w:id="10" w:name="_Toc228457222"/>
       <w:r>
         <w:rPr>
           <w:rFonts w:ascii="Times New Roman" w:hAnsi="Times New Roman" w:cs="Times New Roman"/>
@@ -7636,7 +8494,7 @@
           <w:rFonts w:ascii="Times New Roman" w:hAnsi="Times New Roman" w:cs="Times New Roman"/>
         </w:rPr>
       </w:pPr>
-      <w:bookmarkStart w:id="11" w:name="_Toc227176359"/>
+      <w:bookmarkStart w:id="11" w:name="_Toc228457223"/>
       <w:r>
         <w:rPr>
           <w:rFonts w:ascii="Times New Roman" w:hAnsi="Times New Roman" w:cs="Times New Roman"/>
@@ -7869,7 +8727,7 @@
           <w:rFonts w:ascii="Times New Roman" w:hAnsi="Times New Roman" w:cs="Times New Roman"/>
         </w:rPr>
       </w:pPr>
-      <w:bookmarkStart w:id="12" w:name="_Toc227176360"/>
+      <w:bookmarkStart w:id="12" w:name="_Toc228457224"/>
       <w:r>
         <w:rPr>
           <w:rFonts w:ascii="Times New Roman" w:hAnsi="Times New Roman" w:cs="Times New Roman"/>
@@ -8085,7 +8943,7 @@
           <w:rFonts w:ascii="Times New Roman" w:hAnsi="Times New Roman" w:cs="Times New Roman"/>
         </w:rPr>
       </w:pPr>
-      <w:bookmarkStart w:id="13" w:name="_Toc227176361"/>
+      <w:bookmarkStart w:id="13" w:name="_Toc228457225"/>
       <w:r>
         <w:rPr>
           <w:rFonts w:ascii="Times New Roman" w:hAnsi="Times New Roman" w:cs="Times New Roman"/>
@@ -8417,7 +9275,7 @@
           <w:rFonts w:ascii="Times New Roman" w:hAnsi="Times New Roman" w:cs="Times New Roman"/>
         </w:rPr>
       </w:pPr>
-      <w:bookmarkStart w:id="14" w:name="_Toc227176362"/>
+      <w:bookmarkStart w:id="14" w:name="_Toc228457226"/>
       <w:r>
         <w:rPr>
           <w:rFonts w:ascii="Times New Roman" w:hAnsi="Times New Roman" w:cs="Times New Roman"/>
@@ -8684,7 +9542,7 @@
           <w:rFonts w:ascii="Times New Roman" w:hAnsi="Times New Roman" w:cs="Times New Roman"/>
         </w:rPr>
       </w:pPr>
-      <w:bookmarkStart w:id="15" w:name="_Toc227176363"/>
+      <w:bookmarkStart w:id="15" w:name="_Toc228457227"/>
       <w:r>
         <w:rPr>
           <w:rFonts w:ascii="Times New Roman" w:hAnsi="Times New Roman" w:cs="Times New Roman"/>
@@ -8701,7 +9559,7 @@
           <w:rFonts w:ascii="Times New Roman" w:hAnsi="Times New Roman" w:cs="Times New Roman"/>
         </w:rPr>
       </w:pPr>
-      <w:bookmarkStart w:id="16" w:name="_Toc227176364"/>
+      <w:bookmarkStart w:id="16" w:name="_Toc228457228"/>
       <w:r>
         <w:rPr>
           <w:rFonts w:ascii="Times New Roman" w:hAnsi="Times New Roman" w:cs="Times New Roman"/>
@@ -9266,7 +10124,7 @@
           <w:rFonts w:ascii="Times New Roman" w:hAnsi="Times New Roman" w:cs="Times New Roman"/>
         </w:rPr>
       </w:pPr>
-      <w:bookmarkStart w:id="17" w:name="_Toc227176365"/>
+      <w:bookmarkStart w:id="17" w:name="_Toc228457229"/>
       <w:r>
         <w:rPr>
           <w:rFonts w:ascii="Times New Roman" w:hAnsi="Times New Roman" w:cs="Times New Roman"/>
@@ -9820,7 +10678,7 @@
           <w:rFonts w:ascii="Times New Roman" w:hAnsi="Times New Roman" w:cs="Times New Roman"/>
         </w:rPr>
       </w:pPr>
-      <w:bookmarkStart w:id="18" w:name="_Toc227176366"/>
+      <w:bookmarkStart w:id="18" w:name="_Toc228457230"/>
       <w:r>
         <w:rPr>
           <w:rFonts w:ascii="Times New Roman" w:hAnsi="Times New Roman" w:cs="Times New Roman"/>
@@ -10339,7 +11197,7 @@
           <w:rFonts w:ascii="Times New Roman" w:hAnsi="Times New Roman" w:cs="Times New Roman"/>
         </w:rPr>
       </w:pPr>
-      <w:bookmarkStart w:id="19" w:name="_Toc227176367"/>
+      <w:bookmarkStart w:id="19" w:name="_Toc228457231"/>
       <w:r>
         <w:rPr>
           <w:rFonts w:ascii="Times New Roman" w:hAnsi="Times New Roman" w:cs="Times New Roman"/>
@@ -10939,7 +11797,7 @@
         </w:rPr>
         <w:br w:type="page"/>
       </w:r>
-      <w:bookmarkStart w:id="20" w:name="_Toc227176368"/>
+      <w:bookmarkStart w:id="20" w:name="_Toc228457232"/>
       <w:r>
         <w:rPr>
           <w:rFonts w:ascii="Times New Roman" w:hAnsi="Times New Roman" w:cs="Times New Roman"/>
@@ -11453,7 +12311,7 @@
           <w:rFonts w:ascii="Times New Roman" w:hAnsi="Times New Roman" w:cs="Times New Roman"/>
         </w:rPr>
       </w:pPr>
-      <w:bookmarkStart w:id="21" w:name="_Toc227176369"/>
+      <w:bookmarkStart w:id="21" w:name="_Toc228457233"/>
       <w:r>
         <w:rPr>
           <w:rFonts w:ascii="Times New Roman" w:hAnsi="Times New Roman" w:cs="Times New Roman"/>
@@ -11470,7 +12328,7 @@
           <w:rFonts w:ascii="Times New Roman" w:hAnsi="Times New Roman" w:cs="Times New Roman"/>
         </w:rPr>
       </w:pPr>
-      <w:bookmarkStart w:id="22" w:name="_Toc227176370"/>
+      <w:bookmarkStart w:id="22" w:name="_Toc228457234"/>
       <w:r>
         <w:rPr>
           <w:rFonts w:ascii="Times New Roman" w:hAnsi="Times New Roman" w:cs="Times New Roman"/>
@@ -11558,7 +12416,7 @@
           <w:rFonts w:ascii="Times New Roman" w:hAnsi="Times New Roman" w:cs="Times New Roman"/>
         </w:rPr>
       </w:pPr>
-      <w:bookmarkStart w:id="23" w:name="_Toc227176371"/>
+      <w:bookmarkStart w:id="23" w:name="_Toc228457235"/>
       <w:r>
         <w:rPr>
           <w:rFonts w:ascii="Times New Roman" w:hAnsi="Times New Roman" w:cs="Times New Roman"/>
@@ -11694,7 +12552,7 @@
           <w:rFonts w:ascii="Times New Roman" w:hAnsi="Times New Roman" w:cs="Times New Roman"/>
         </w:rPr>
       </w:pPr>
-      <w:bookmarkStart w:id="24" w:name="_Toc227176372"/>
+      <w:bookmarkStart w:id="24" w:name="_Toc228457236"/>
       <w:r>
         <w:rPr>
           <w:rFonts w:ascii="Times New Roman" w:hAnsi="Times New Roman" w:cs="Times New Roman"/>
@@ -11825,7 +12683,7 @@
           <w:rFonts w:ascii="Times New Roman" w:hAnsi="Times New Roman" w:cs="Times New Roman"/>
         </w:rPr>
       </w:pPr>
-      <w:bookmarkStart w:id="25" w:name="_Toc227176373"/>
+      <w:bookmarkStart w:id="25" w:name="_Toc228457237"/>
       <w:r>
         <w:rPr>
           <w:rFonts w:ascii="Times New Roman" w:hAnsi="Times New Roman" w:cs="Times New Roman"/>
@@ -11908,7 +12766,7 @@
           <w:rFonts w:ascii="Times New Roman" w:hAnsi="Times New Roman" w:cs="Times New Roman"/>
         </w:rPr>
       </w:pPr>
-      <w:bookmarkStart w:id="26" w:name="_Toc227176374"/>
+      <w:bookmarkStart w:id="26" w:name="_Toc228457238"/>
       <w:r>
         <w:rPr>
           <w:rFonts w:ascii="Times New Roman" w:hAnsi="Times New Roman" w:cs="Times New Roman"/>
@@ -11990,7 +12848,7 @@
           <w:rFonts w:ascii="Times New Roman" w:hAnsi="Times New Roman" w:cs="Times New Roman"/>
         </w:rPr>
       </w:pPr>
-      <w:bookmarkStart w:id="27" w:name="_Toc227176375"/>
+      <w:bookmarkStart w:id="27" w:name="_Toc228457239"/>
       <w:r>
         <w:rPr>
           <w:rFonts w:ascii="Times New Roman" w:hAnsi="Times New Roman" w:cs="Times New Roman"/>
@@ -12007,7 +12865,7 @@
           <w:rFonts w:ascii="Times New Roman" w:hAnsi="Times New Roman" w:cs="Times New Roman"/>
         </w:rPr>
       </w:pPr>
-      <w:bookmarkStart w:id="28" w:name="_Toc227176376"/>
+      <w:bookmarkStart w:id="28" w:name="_Toc228457240"/>
       <w:r>
         <w:rPr>
           <w:rFonts w:ascii="Times New Roman" w:hAnsi="Times New Roman" w:cs="Times New Roman"/>
@@ -12100,7 +12958,7 @@
           <w:rFonts w:ascii="Times New Roman" w:hAnsi="Times New Roman" w:cs="Times New Roman"/>
         </w:rPr>
       </w:pPr>
-      <w:bookmarkStart w:id="29" w:name="_Toc227176377"/>
+      <w:bookmarkStart w:id="29" w:name="_Toc228457241"/>
       <w:r>
         <w:rPr>
           <w:rFonts w:ascii="Times New Roman" w:hAnsi="Times New Roman" w:cs="Times New Roman"/>
@@ -12189,7 +13047,7 @@
           <w:rFonts w:ascii="Times New Roman" w:hAnsi="Times New Roman" w:cs="Times New Roman"/>
         </w:rPr>
       </w:pPr>
-      <w:bookmarkStart w:id="30" w:name="_Toc227176378"/>
+      <w:bookmarkStart w:id="30" w:name="_Toc228457242"/>
       <w:r>
         <w:rPr>
           <w:rFonts w:ascii="Times New Roman" w:hAnsi="Times New Roman" w:cs="Times New Roman"/>
@@ -12265,7 +13123,7 @@
         </w:rPr>
         <w:br w:type="page"/>
       </w:r>
-      <w:bookmarkStart w:id="31" w:name="_Toc227176379"/>
+      <w:bookmarkStart w:id="31" w:name="_Toc228457243"/>
       <w:r>
         <w:rPr>
           <w:rFonts w:ascii="Times New Roman" w:hAnsi="Times New Roman" w:cs="Times New Roman"/>
@@ -12321,12 +13179,14 @@
           <w:rFonts w:ascii="Times New Roman" w:hAnsi="Times New Roman" w:cs="Times New Roman"/>
         </w:rPr>
       </w:pPr>
+      <w:bookmarkStart w:id="32" w:name="_Toc228457244"/>
       <w:r>
         <w:rPr>
           <w:rFonts w:ascii="Times New Roman" w:hAnsi="Times New Roman" w:cs="Times New Roman"/>
         </w:rPr>
         <w:t>Feature 1 - User Authentication</w:t>
       </w:r>
+      <w:bookmarkEnd w:id="32"/>
     </w:p>
     <w:p>
       <w:pPr>
@@ -12600,12 +13460,14 @@
           <w:rFonts w:ascii="Times New Roman" w:hAnsi="Times New Roman" w:cs="Times New Roman"/>
         </w:rPr>
       </w:pPr>
+      <w:bookmarkStart w:id="33" w:name="_Toc228457245"/>
       <w:r>
         <w:rPr>
           <w:rFonts w:ascii="Times New Roman" w:hAnsi="Times New Roman" w:cs="Times New Roman"/>
         </w:rPr>
         <w:t>Feature 2 - Live Parking Map</w:t>
       </w:r>
+      <w:bookmarkEnd w:id="33"/>
     </w:p>
     <w:p>
       <w:pPr>
@@ -12775,12 +13637,14 @@
           <w:rFonts w:ascii="Times New Roman" w:hAnsi="Times New Roman" w:cs="Times New Roman"/>
         </w:rPr>
       </w:pPr>
+      <w:bookmarkStart w:id="34" w:name="_Toc228457246"/>
       <w:r>
         <w:rPr>
           <w:rFonts w:ascii="Times New Roman" w:hAnsi="Times New Roman" w:cs="Times New Roman"/>
         </w:rPr>
         <w:t>Feature 3 - Digital Reservation</w:t>
       </w:r>
+      <w:bookmarkEnd w:id="34"/>
     </w:p>
     <w:p>
       <w:pPr>
@@ -13027,12 +13891,14 @@
           <w:rFonts w:ascii="Times New Roman" w:hAnsi="Times New Roman" w:cs="Times New Roman"/>
         </w:rPr>
       </w:pPr>
+      <w:bookmarkStart w:id="35" w:name="_Toc228457247"/>
       <w:r>
         <w:rPr>
           <w:rFonts w:ascii="Times New Roman" w:hAnsi="Times New Roman" w:cs="Times New Roman"/>
         </w:rPr>
         <w:t>Feature 4 - Capacity and Peak Time Analytics</w:t>
       </w:r>
+      <w:bookmarkEnd w:id="35"/>
     </w:p>
     <w:p>
       <w:pPr>
@@ -13341,6 +14207,7 @@
           <w:rFonts w:ascii="Times New Roman" w:hAnsi="Times New Roman" w:cs="Times New Roman"/>
         </w:rPr>
       </w:pPr>
+      <w:bookmarkStart w:id="36" w:name="_Toc228457248"/>
       <w:r>
         <w:rPr>
           <w:rFonts w:ascii="Times New Roman" w:hAnsi="Times New Roman" w:cs="Times New Roman"/>
@@ -13348,6 +14215,7 @@
         <w:lastRenderedPageBreak/>
         <w:t>Use Case Diagram</w:t>
       </w:r>
+      <w:bookmarkEnd w:id="36"/>
     </w:p>
     <w:p>
       <w:pPr>
@@ -13372,19 +14240,15 @@
           <w:rFonts w:ascii="Times New Roman" w:hAnsi="Times New Roman" w:cs="Times New Roman"/>
         </w:rPr>
       </w:pPr>
+      <w:bookmarkStart w:id="37" w:name="_Toc228457249"/>
       <w:r>
         <w:rPr>
           <w:rFonts w:ascii="Times New Roman" w:hAnsi="Times New Roman" w:cs="Times New Roman"/>
         </w:rPr>
         <w:lastRenderedPageBreak/>
-        <w:t xml:space="preserve">Activity </w:t>
-      </w:r>
-      <w:r>
-        <w:rPr>
-          <w:rFonts w:ascii="Times New Roman" w:hAnsi="Times New Roman" w:cs="Times New Roman"/>
-        </w:rPr>
-        <w:t>Diagram</w:t>
-      </w:r>
+        <w:t>Activity Diagram</w:t>
+      </w:r>
+      <w:bookmarkEnd w:id="37"/>
     </w:p>
     <w:p>
       <w:pPr>
@@ -13409,19 +14273,15 @@
           <w:rFonts w:ascii="Times New Roman" w:hAnsi="Times New Roman" w:cs="Times New Roman"/>
         </w:rPr>
       </w:pPr>
+      <w:bookmarkStart w:id="38" w:name="_Toc228457250"/>
       <w:r>
         <w:rPr>
           <w:rFonts w:ascii="Times New Roman" w:hAnsi="Times New Roman" w:cs="Times New Roman"/>
         </w:rPr>
         <w:lastRenderedPageBreak/>
-        <w:t xml:space="preserve">Class </w:t>
-      </w:r>
-      <w:r>
-        <w:rPr>
-          <w:rFonts w:ascii="Times New Roman" w:hAnsi="Times New Roman" w:cs="Times New Roman"/>
-        </w:rPr>
-        <w:t>Diagram</w:t>
-      </w:r>
+        <w:t>Class Diagram</w:t>
+      </w:r>
+      <w:bookmarkEnd w:id="38"/>
       <w:r>
         <w:rPr>
           <w:rFonts w:ascii="Times New Roman" w:hAnsi="Times New Roman" w:cs="Times New Roman"/>
@@ -13436,6 +14296,7 @@
           <w:rFonts w:ascii="Times New Roman" w:hAnsi="Times New Roman" w:cs="Times New Roman"/>
         </w:rPr>
       </w:pPr>
+      <w:bookmarkStart w:id="39" w:name="_Toc228457251"/>
       <w:r>
         <w:rPr>
           <w:rFonts w:ascii="Times New Roman" w:hAnsi="Times New Roman" w:cs="Times New Roman"/>
@@ -13443,8 +14304,128 @@
         <w:lastRenderedPageBreak/>
         <w:t>SETU Park Prototype</w:t>
       </w:r>
-    </w:p>
-    <w:p/>
+      <w:bookmarkEnd w:id="39"/>
+    </w:p>
+    <w:p>
+      <w:pPr>
+        <w:pStyle w:val="Heading3"/>
+        <w:rPr>
+          <w:rFonts w:ascii="Times New Roman" w:hAnsi="Times New Roman" w:cs="Times New Roman"/>
+        </w:rPr>
+      </w:pPr>
+      <w:bookmarkStart w:id="40" w:name="_Toc228457252"/>
+      <w:r>
+        <w:rPr>
+          <w:rFonts w:ascii="Times New Roman" w:hAnsi="Times New Roman" w:cs="Times New Roman"/>
+        </w:rPr>
+        <w:t>What is a prototype?</w:t>
+      </w:r>
+      <w:bookmarkEnd w:id="40"/>
+    </w:p>
+    <w:p>
+      <w:pPr>
+        <w:rPr>
+          <w:rFonts w:ascii="Times New Roman" w:hAnsi="Times New Roman" w:cs="Times New Roman"/>
+        </w:rPr>
+      </w:pPr>
+      <w:r>
+        <w:rPr>
+          <w:rFonts w:ascii="Times New Roman" w:hAnsi="Times New Roman" w:cs="Times New Roman"/>
+        </w:rPr>
+        <w:t>A prototype of an app is a</w:t>
+      </w:r>
+      <w:r>
+        <w:rPr>
+          <w:rFonts w:ascii="Times New Roman" w:hAnsi="Times New Roman" w:cs="Times New Roman"/>
+        </w:rPr>
+        <w:t xml:space="preserve"> </w:t>
+      </w:r>
+      <w:r>
+        <w:rPr>
+          <w:rFonts w:ascii="Times New Roman" w:hAnsi="Times New Roman" w:cs="Times New Roman"/>
+        </w:rPr>
+        <w:t>simplified version of the application used to demonstrate how it will look and work before full development begins.</w:t>
+      </w:r>
+    </w:p>
+    <w:p>
+      <w:pPr>
+        <w:pStyle w:val="Heading3"/>
+        <w:rPr>
+          <w:rFonts w:ascii="Times New Roman" w:hAnsi="Times New Roman" w:cs="Times New Roman"/>
+        </w:rPr>
+      </w:pPr>
+    </w:p>
+    <w:p>
+      <w:pPr>
+        <w:pStyle w:val="Heading3"/>
+        <w:rPr>
+          <w:rFonts w:ascii="Times New Roman" w:hAnsi="Times New Roman" w:cs="Times New Roman"/>
+        </w:rPr>
+      </w:pPr>
+      <w:bookmarkStart w:id="41" w:name="_Toc228457253"/>
+      <w:r>
+        <w:rPr>
+          <w:rFonts w:ascii="Times New Roman" w:hAnsi="Times New Roman" w:cs="Times New Roman"/>
+        </w:rPr>
+        <w:t>Tool used to make prototype?</w:t>
+      </w:r>
+      <w:bookmarkEnd w:id="41"/>
+    </w:p>
+    <w:p>
+      <w:pPr>
+        <w:rPr>
+          <w:rFonts w:ascii="Times New Roman" w:hAnsi="Times New Roman" w:cs="Times New Roman"/>
+        </w:rPr>
+      </w:pPr>
+      <w:r>
+        <w:rPr>
+          <w:rFonts w:ascii="Times New Roman" w:hAnsi="Times New Roman" w:cs="Times New Roman"/>
+        </w:rPr>
+        <w:t>The prototype was created by manually writing FXML code using IntelliJ IDEA as the development environment.</w:t>
+      </w:r>
+    </w:p>
+    <w:p>
+      <w:pPr>
+        <w:rPr>
+          <w:rFonts w:ascii="Times New Roman" w:hAnsi="Times New Roman" w:cs="Times New Roman"/>
+        </w:rPr>
+      </w:pPr>
+      <w:r>
+        <w:rPr>
+          <w:rFonts w:ascii="Times New Roman" w:hAnsi="Times New Roman" w:cs="Times New Roman"/>
+        </w:rPr>
+        <w:t>This approach was relatively straightforward, as I am already familiar with FXML and JavaFX. However, compared to drag-and-drop prototyping tools, it required more manual effort to design and structure the interface.</w:t>
+      </w:r>
+    </w:p>
+    <w:p>
+      <w:pPr>
+        <w:rPr>
+          <w:rFonts w:ascii="Times New Roman" w:hAnsi="Times New Roman" w:cs="Times New Roman"/>
+        </w:rPr>
+      </w:pPr>
+    </w:p>
+    <w:p>
+      <w:pPr>
+        <w:pStyle w:val="Heading3"/>
+        <w:rPr>
+          <w:rFonts w:ascii="Times New Roman" w:hAnsi="Times New Roman" w:cs="Times New Roman"/>
+        </w:rPr>
+      </w:pPr>
+      <w:bookmarkStart w:id="42" w:name="_Toc228457254"/>
+      <w:r>
+        <w:rPr>
+          <w:rFonts w:ascii="Times New Roman" w:hAnsi="Times New Roman" w:cs="Times New Roman"/>
+        </w:rPr>
+        <w:t xml:space="preserve">Screenshot of </w:t>
+      </w:r>
+      <w:r>
+        <w:rPr>
+          <w:rFonts w:ascii="Times New Roman" w:hAnsi="Times New Roman" w:cs="Times New Roman"/>
+        </w:rPr>
+        <w:t>app:</w:t>
+      </w:r>
+      <w:bookmarkEnd w:id="42"/>
+    </w:p>
     <w:p>
       <w:pPr>
         <w:spacing w:after="120"/>
@@ -13456,6 +14437,7 @@
       <w:r>
         <w:rPr>
           <w:rFonts w:ascii="Times New Roman" w:hAnsi="Times New Roman" w:cs="Times New Roman"/>
+          <w:noProof/>
         </w:rPr>
         <w:drawing>
           <wp:inline distT="0" distB="0" distL="0" distR="0" wp14:anchorId="5924CF67" wp14:editId="554D7FD6">
@@ -13494,6 +14476,160 @@
         </w:drawing>
       </w:r>
     </w:p>
+    <w:p>
+      <w:pPr>
+        <w:rPr>
+          <w:rFonts w:ascii="Times New Roman" w:hAnsi="Times New Roman" w:cs="Times New Roman"/>
+        </w:rPr>
+      </w:pPr>
+      <w:r>
+        <w:rPr>
+          <w:rFonts w:ascii="Times New Roman" w:hAnsi="Times New Roman" w:cs="Times New Roman"/>
+        </w:rPr>
+        <w:br w:type="page"/>
+      </w:r>
+    </w:p>
+    <w:p>
+      <w:pPr>
+        <w:pStyle w:val="Heading1"/>
+        <w:rPr>
+          <w:rFonts w:ascii="Times New Roman" w:hAnsi="Times New Roman" w:cs="Times New Roman"/>
+        </w:rPr>
+      </w:pPr>
+      <w:r>
+        <w:rPr>
+          <w:rFonts w:ascii="Times New Roman" w:hAnsi="Times New Roman" w:cs="Times New Roman"/>
+        </w:rPr>
+        <w:lastRenderedPageBreak/>
+        <w:t>Individual Re</w:t>
+      </w:r>
+      <w:r>
+        <w:rPr>
+          <w:rFonts w:ascii="Times New Roman" w:hAnsi="Times New Roman" w:cs="Times New Roman"/>
+        </w:rPr>
+        <w:t>flection</w:t>
+      </w:r>
+      <w:r>
+        <w:rPr>
+          <w:rFonts w:ascii="Times New Roman" w:hAnsi="Times New Roman" w:cs="Times New Roman"/>
+        </w:rPr>
+        <w:t xml:space="preserve"> - Lorcan</w:t>
+      </w:r>
+    </w:p>
+    <w:p>
+      <w:pPr>
+        <w:pStyle w:val="Heading3"/>
+      </w:pPr>
+      <w:r>
+        <w:t>What was your primary role and most significant contribution to the project?</w:t>
+      </w:r>
+    </w:p>
+    <w:p/>
+    <w:p>
+      <w:pPr>
+        <w:pStyle w:val="Heading3"/>
+      </w:pPr>
+      <w:r>
+        <w:t>Describe one challenge your team faced and explain how it was addressed.</w:t>
+      </w:r>
+    </w:p>
+    <w:p/>
+    <w:p>
+      <w:pPr>
+        <w:pStyle w:val="Heading3"/>
+      </w:pPr>
+      <w:r>
+        <w:t>Identify one technical or process decision that affected the project outcome.</w:t>
+      </w:r>
+    </w:p>
+    <w:p/>
+    <w:p>
+      <w:pPr>
+        <w:pStyle w:val="Heading3"/>
+      </w:pPr>
+      <w:r>
+        <w:t>What is one thing you would do differently in a future team software project, and why?</w:t>
+      </w:r>
+    </w:p>
+    <w:p>
+      <w:pPr>
+        <w:rPr>
+          <w:rFonts w:ascii="Times New Roman" w:eastAsiaTheme="majorEastAsia" w:hAnsi="Times New Roman" w:cs="Times New Roman"/>
+          <w:color w:val="0F4761" w:themeColor="accent1" w:themeShade="BF"/>
+          <w:sz w:val="40"/>
+          <w:szCs w:val="40"/>
+        </w:rPr>
+      </w:pPr>
+      <w:r>
+        <w:rPr>
+          <w:rFonts w:ascii="Times New Roman" w:hAnsi="Times New Roman" w:cs="Times New Roman"/>
+        </w:rPr>
+        <w:br w:type="page"/>
+      </w:r>
+    </w:p>
+    <w:p>
+      <w:pPr>
+        <w:pStyle w:val="Heading1"/>
+        <w:rPr>
+          <w:rFonts w:ascii="Times New Roman" w:hAnsi="Times New Roman" w:cs="Times New Roman"/>
+        </w:rPr>
+      </w:pPr>
+      <w:r>
+        <w:rPr>
+          <w:rFonts w:ascii="Times New Roman" w:hAnsi="Times New Roman" w:cs="Times New Roman"/>
+        </w:rPr>
+        <w:lastRenderedPageBreak/>
+        <w:t>Individual Reflection</w:t>
+      </w:r>
+      <w:r>
+        <w:rPr>
+          <w:rFonts w:ascii="Times New Roman" w:hAnsi="Times New Roman" w:cs="Times New Roman"/>
+        </w:rPr>
+        <w:t xml:space="preserve"> - </w:t>
+      </w:r>
+      <w:r>
+        <w:rPr>
+          <w:rFonts w:ascii="Times New Roman" w:hAnsi="Times New Roman" w:cs="Times New Roman"/>
+        </w:rPr>
+        <w:t>Karl</w:t>
+      </w:r>
+    </w:p>
+    <w:p>
+      <w:pPr>
+        <w:pStyle w:val="Heading3"/>
+      </w:pPr>
+      <w:r>
+        <w:t>What was your primary role and most significant contribution to the project?</w:t>
+      </w:r>
+    </w:p>
+    <w:p/>
+    <w:p>
+      <w:pPr>
+        <w:pStyle w:val="Heading3"/>
+      </w:pPr>
+      <w:r>
+        <w:t>Describe one challenge your team faced and explain how it was addressed.</w:t>
+      </w:r>
+    </w:p>
+    <w:p/>
+    <w:p>
+      <w:pPr>
+        <w:pStyle w:val="Heading3"/>
+      </w:pPr>
+      <w:r>
+        <w:t>Identify one technical or process decision that affected the project outcome.</w:t>
+      </w:r>
+    </w:p>
+    <w:p/>
+    <w:p>
+      <w:pPr>
+        <w:pStyle w:val="Heading3"/>
+      </w:pPr>
+      <w:r>
+        <w:t>What is one thing you would do differently in a future team software project, and why?</w:t>
+      </w:r>
+    </w:p>
+    <w:p/>
     <w:sectPr>
       <w:pgSz w:w="11906" w:h="16838"/>
       <w:pgMar w:top="1440" w:right="1440" w:bottom="1440" w:left="1440" w:header="708" w:footer="708" w:gutter="0"/>
@@ -17625,7 +18761,6 @@
   <w:style w:type="character" w:default="1" w:styleId="DefaultParagraphFont">
     <w:name w:val="Default Paragraph Font"/>
     <w:uiPriority w:val="1"/>
-    <w:semiHidden/>
     <w:unhideWhenUsed/>
   </w:style>
   <w:style w:type="table" w:default="1" w:styleId="TableNormal">
